--- a/docs/huong_dan_huan_luyen.docx
+++ b/docs/huong_dan_huan_luyen.docx
@@ -128,6 +128,32 @@
           <w:color w:val="000000"/>
           <w:sz w:val="22"/>
         </w:rPr>
+        <w:t xml:space="preserve">Nơi chạy: </w:t>
+      </w:r>
+      <w:r>
+        <w:rPr>
+          <w:rFonts w:ascii="Calibri" w:hAnsi="Calibri" w:cs="Calibri" w:eastAsia="Calibri"/>
+          <w:b w:val="0"/>
+          <w:i w:val="0"/>
+          <w:color w:val="000000"/>
+          <w:sz w:val="22"/>
+        </w:rPr>
+        <w:t>Máy ảo capstone · Google Colab · laptop cá nhân</w:t>
+      </w:r>
+    </w:p>
+    <w:p>
+      <w:pPr>
+        <w:spacing w:after="60"/>
+        <w:jc w:val="center"/>
+      </w:pPr>
+      <w:r>
+        <w:rPr>
+          <w:rFonts w:ascii="Calibri" w:hAnsi="Calibri" w:cs="Calibri" w:eastAsia="Calibri"/>
+          <w:b/>
+          <w:i w:val="0"/>
+          <w:color w:val="000000"/>
+          <w:sz w:val="22"/>
+        </w:rPr>
         <w:t xml:space="preserve">Ngày: </w:t>
       </w:r>
       <w:r>
@@ -228,7 +254,7 @@
           <w:color w:val="000000"/>
           <w:sz w:val="22"/>
         </w:rPr>
-        <w:t xml:space="preserve">   Trước khi bắt đầu: môi trường và RAM</w:t>
+        <w:t xml:space="preserve">   Chọn nơi huấn luyện: máy ảo, Colab hay laptop</w:t>
       </w:r>
     </w:p>
     <w:p>
@@ -306,7 +332,7 @@
           <w:color w:val="000000"/>
           <w:sz w:val="22"/>
         </w:rPr>
-        <w:t xml:space="preserve">   Bước 2 — Chạy prepare.py</w:t>
+        <w:t xml:space="preserve">   Bước 2 — Chạy prepare.py (luôn trên máy ảo)</w:t>
       </w:r>
     </w:p>
     <w:p>
@@ -332,7 +358,7 @@
           <w:color w:val="000000"/>
           <w:sz w:val="22"/>
         </w:rPr>
-        <w:t xml:space="preserve">   Bước 3 — Chạy train.py</w:t>
+        <w:t xml:space="preserve">   Đường A — Huấn luyện trên máy ảo capstone</w:t>
       </w:r>
     </w:p>
     <w:p>
@@ -358,7 +384,7 @@
           <w:color w:val="000000"/>
           <w:sz w:val="22"/>
         </w:rPr>
-        <w:t xml:space="preserve">   Bước 4 — Làm sao biết mô hình chạy đúng</w:t>
+        <w:t xml:space="preserve">   Đường B — Huấn luyện trên Google Colab</w:t>
       </w:r>
     </w:p>
     <w:p>
@@ -384,7 +410,7 @@
           <w:color w:val="000000"/>
           <w:sz w:val="22"/>
         </w:rPr>
-        <w:t xml:space="preserve">   Bước 5 — Ghi lại kết quả</w:t>
+        <w:t xml:space="preserve">   Đường C — Huấn luyện trên laptop cấu hình thấp</w:t>
       </w:r>
     </w:p>
     <w:p>
@@ -410,7 +436,7 @@
           <w:color w:val="000000"/>
           <w:sz w:val="22"/>
         </w:rPr>
-        <w:t xml:space="preserve">   Những gì sẽ lệch sau khi huấn luyện lại</w:t>
+        <w:t xml:space="preserve">   Bước 4 — Làm sao biết mô hình chạy đúng</w:t>
       </w:r>
     </w:p>
     <w:p>
@@ -436,7 +462,7 @@
           <w:color w:val="000000"/>
           <w:sz w:val="22"/>
         </w:rPr>
-        <w:t xml:space="preserve">   Xử lý sự cố</w:t>
+        <w:t xml:space="preserve">   Bước 5 — Ghi lại kết quả</w:t>
       </w:r>
     </w:p>
     <w:p>
@@ -453,6 +479,58 @@
           <w:sz w:val="22"/>
         </w:rPr>
         <w:t>11.</w:t>
+      </w:r>
+      <w:r>
+        <w:rPr>
+          <w:rFonts w:ascii="Calibri" w:hAnsi="Calibri" w:cs="Calibri" w:eastAsia="Calibri"/>
+          <w:b w:val="0"/>
+          <w:i w:val="0"/>
+          <w:color w:val="000000"/>
+          <w:sz w:val="22"/>
+        </w:rPr>
+        <w:t xml:space="preserve">   Những gì sẽ lệch sau khi huấn luyện lại</w:t>
+      </w:r>
+    </w:p>
+    <w:p>
+      <w:pPr>
+        <w:spacing w:after="20"/>
+        <w:ind w:left="340"/>
+      </w:pPr>
+      <w:r>
+        <w:rPr>
+          <w:rFonts w:ascii="Calibri" w:hAnsi="Calibri" w:cs="Calibri" w:eastAsia="Calibri"/>
+          <w:b/>
+          <w:i w:val="0"/>
+          <w:color w:val="000000"/>
+          <w:sz w:val="22"/>
+        </w:rPr>
+        <w:t>12.</w:t>
+      </w:r>
+      <w:r>
+        <w:rPr>
+          <w:rFonts w:ascii="Calibri" w:hAnsi="Calibri" w:cs="Calibri" w:eastAsia="Calibri"/>
+          <w:b w:val="0"/>
+          <w:i w:val="0"/>
+          <w:color w:val="000000"/>
+          <w:sz w:val="22"/>
+        </w:rPr>
+        <w:t xml:space="preserve">   Xử lý sự cố</w:t>
+      </w:r>
+    </w:p>
+    <w:p>
+      <w:pPr>
+        <w:spacing w:after="20"/>
+        <w:ind w:left="340"/>
+      </w:pPr>
+      <w:r>
+        <w:rPr>
+          <w:rFonts w:ascii="Calibri" w:hAnsi="Calibri" w:cs="Calibri" w:eastAsia="Calibri"/>
+          <w:b/>
+          <w:i w:val="0"/>
+          <w:color w:val="000000"/>
+          <w:sz w:val="22"/>
+        </w:rPr>
+        <w:t>13.</w:t>
       </w:r>
       <w:r>
         <w:rPr>
@@ -477,7 +555,7 @@
           <w:color w:val="000000"/>
           <w:sz w:val="19"/>
         </w:rPr>
-        <w:t>Tài liệu này gồm 11 mục; mục 3–7 là các bước thực hiện, mục 7 là phần kiểm chứng mô hình.</w:t>
+        <w:t>Tài liệu gồm 13 mục. Mục 3–5 làm chung một lần cho cả ba nơi chạy; mục 6, 7, 8 là ba nơi chạy — chọn MỘT; từ mục 9 trở đi lại dùng chung.</w:t>
       </w:r>
     </w:p>
     <w:p>
@@ -580,7 +658,7 @@
           <w:color w:val="000000"/>
           <w:sz w:val="21"/>
         </w:rPr>
-        <w:t>Cách kiểm chứng mô hình sau khi huấn luyện CHẠY ĐÚNG</w:t>
+        <w:t>Ba nơi có thể chạy, và nên chọn nơi nào (Mục 2)</w:t>
       </w:r>
     </w:p>
     <w:p>
@@ -606,7 +684,33 @@
           <w:color w:val="000000"/>
           <w:sz w:val="21"/>
         </w:rPr>
-        <w:t>Cảnh báo những tài liệu/số liệu sẽ lệch sau khi huấn luyện lại (Mục 9)</w:t>
+        <w:t>Cách kiểm chứng mô hình sau khi huấn luyện CHẠY ĐÚNG (Mục 9)</w:t>
+      </w:r>
+    </w:p>
+    <w:p>
+      <w:pPr>
+        <w:spacing w:after="40"/>
+        <w:ind w:left="425" w:hanging="198"/>
+      </w:pPr>
+      <w:r>
+        <w:rPr>
+          <w:rFonts w:ascii="Calibri" w:hAnsi="Calibri" w:cs="Calibri" w:eastAsia="Calibri"/>
+          <w:b w:val="0"/>
+          <w:i w:val="0"/>
+          <w:color w:val="000000"/>
+          <w:sz w:val="21"/>
+        </w:rPr>
+        <w:t xml:space="preserve">•  </w:t>
+      </w:r>
+      <w:r>
+        <w:rPr>
+          <w:rFonts w:ascii="Calibri" w:hAnsi="Calibri" w:cs="Calibri" w:eastAsia="Calibri"/>
+          <w:b w:val="0"/>
+          <w:i w:val="0"/>
+          <w:color w:val="000000"/>
+          <w:sz w:val="21"/>
+        </w:rPr>
+        <w:t>Cảnh báo những tài liệu/số liệu sẽ lệch sau khi huấn luyện lại (Mục 11)</w:t>
       </w:r>
     </w:p>
     <w:p>
@@ -742,7 +846,7 @@
           <w:color w:val="1F3864"/>
           <w:sz w:val="30"/>
         </w:rPr>
-        <w:t>2. Trước khi bắt đầu: môi trường và RAM</w:t>
+        <w:t>2. Chọn nơi huấn luyện: máy ảo, Colab hay laptop</w:t>
       </w:r>
     </w:p>
     <w:p>
@@ -757,7 +861,663 @@
           <w:color w:val="000000"/>
           <w:sz w:val="21"/>
         </w:rPr>
-        <w:t>Đây là rủi ro số một. Máy ảo chỉ có 7.208 MB RAM, và bộ nhớ đệm của Spark cho riêng tập train đã KHÔNG VỪA ở mức 20% — log Task 7 ghi rõ:</w:t>
+        <w:t>Việc huấn luyện chạy được ở ba nơi. Ba nơi KHÔNG mạnh như nhau và không thay thế nhau được một cách đơn giản, nên mục này nói thẳng đánh đổi trước khi bạn chọn.</w:t>
+      </w:r>
+    </w:p>
+    <w:tbl>
+      <w:tblPr>
+        <w:tblStyle w:val="TableGrid"/>
+        <w:tblW w:type="auto" w:w="0"/>
+        <w:jc w:val="center"/>
+        <w:tblLook w:firstColumn="1" w:firstRow="1" w:lastColumn="0" w:lastRow="0" w:noHBand="0" w:noVBand="1" w:val="04A0"/>
+      </w:tblPr>
+      <w:tblGrid>
+        <w:gridCol w:w="2409"/>
+        <w:gridCol w:w="2409"/>
+        <w:gridCol w:w="2409"/>
+        <w:gridCol w:w="2409"/>
+      </w:tblGrid>
+      <w:tr>
+        <w:trPr>
+          <w:tblHeader/>
+        </w:trPr>
+        <w:tc>
+          <w:tcPr>
+            <w:tcW w:type="dxa" w:w="1871"/>
+            <w:shd w:val="clear" w:color="auto" w:fill="D9D9D9"/>
+          </w:tcPr>
+          <w:p>
+            <w:pPr>
+              <w:spacing w:after="20"/>
+            </w:pPr>
+            <w:r>
+              <w:rPr>
+                <w:rFonts w:ascii="Calibri" w:hAnsi="Calibri" w:cs="Calibri" w:eastAsia="Calibri"/>
+                <w:b/>
+                <w:i w:val="0"/>
+                <w:color w:val="000000"/>
+                <w:sz w:val="19"/>
+              </w:rPr>
+            </w:r>
+          </w:p>
+        </w:tc>
+        <w:tc>
+          <w:tcPr>
+            <w:tcW w:type="dxa" w:w="2268"/>
+            <w:shd w:val="clear" w:color="auto" w:fill="D9D9D9"/>
+          </w:tcPr>
+          <w:p>
+            <w:pPr>
+              <w:spacing w:after="20"/>
+            </w:pPr>
+            <w:r>
+              <w:rPr>
+                <w:rFonts w:ascii="Calibri" w:hAnsi="Calibri" w:cs="Calibri" w:eastAsia="Calibri"/>
+                <w:b/>
+                <w:i w:val="0"/>
+                <w:color w:val="000000"/>
+                <w:sz w:val="19"/>
+              </w:rPr>
+              <w:t>Máy ảo capstone</w:t>
+            </w:r>
+          </w:p>
+        </w:tc>
+        <w:tc>
+          <w:tcPr>
+            <w:tcW w:type="dxa" w:w="3175"/>
+            <w:shd w:val="clear" w:color="auto" w:fill="D9D9D9"/>
+          </w:tcPr>
+          <w:p>
+            <w:pPr>
+              <w:spacing w:after="20"/>
+            </w:pPr>
+            <w:r>
+              <w:rPr>
+                <w:rFonts w:ascii="Calibri" w:hAnsi="Calibri" w:cs="Calibri" w:eastAsia="Calibri"/>
+                <w:b/>
+                <w:i w:val="0"/>
+                <w:color w:val="000000"/>
+                <w:sz w:val="19"/>
+              </w:rPr>
+              <w:t>Google Colab (bản miễn phí)</w:t>
+            </w:r>
+          </w:p>
+        </w:tc>
+        <w:tc>
+          <w:tcPr>
+            <w:tcW w:type="dxa" w:w="2324"/>
+            <w:shd w:val="clear" w:color="auto" w:fill="D9D9D9"/>
+          </w:tcPr>
+          <w:p>
+            <w:pPr>
+              <w:spacing w:after="20"/>
+            </w:pPr>
+            <w:r>
+              <w:rPr>
+                <w:rFonts w:ascii="Calibri" w:hAnsi="Calibri" w:cs="Calibri" w:eastAsia="Calibri"/>
+                <w:b/>
+                <w:i w:val="0"/>
+                <w:color w:val="000000"/>
+                <w:sz w:val="19"/>
+              </w:rPr>
+              <w:t>Laptop của bạn</w:t>
+            </w:r>
+          </w:p>
+        </w:tc>
+      </w:tr>
+      <w:tr>
+        <w:tc>
+          <w:tcPr>
+            <w:tcW w:type="dxa" w:w="1871"/>
+          </w:tcPr>
+          <w:p>
+            <w:pPr>
+              <w:spacing w:after="20"/>
+            </w:pPr>
+            <w:r>
+              <w:rPr>
+                <w:rFonts w:ascii="Calibri" w:hAnsi="Calibri" w:cs="Calibri" w:eastAsia="Calibri"/>
+                <w:b w:val="0"/>
+                <w:i w:val="0"/>
+                <w:color w:val="000000"/>
+                <w:sz w:val="19"/>
+              </w:rPr>
+              <w:t>RAM</w:t>
+            </w:r>
+          </w:p>
+        </w:tc>
+        <w:tc>
+          <w:tcPr>
+            <w:tcW w:type="dxa" w:w="2268"/>
+          </w:tcPr>
+          <w:p>
+            <w:pPr>
+              <w:spacing w:after="20"/>
+            </w:pPr>
+            <w:r>
+              <w:rPr>
+                <w:rFonts w:ascii="Calibri" w:hAnsi="Calibri" w:cs="Calibri" w:eastAsia="Calibri"/>
+                <w:b w:val="0"/>
+                <w:i w:val="0"/>
+                <w:color w:val="000000"/>
+                <w:sz w:val="19"/>
+              </w:rPr>
+              <w:t>7.208 MB (đo trên máy)</w:t>
+            </w:r>
+          </w:p>
+        </w:tc>
+        <w:tc>
+          <w:tcPr>
+            <w:tcW w:type="dxa" w:w="3175"/>
+          </w:tcPr>
+          <w:p>
+            <w:pPr>
+              <w:spacing w:after="20"/>
+            </w:pPr>
+            <w:r>
+              <w:rPr>
+                <w:rFonts w:ascii="Calibri" w:hAnsi="Calibri" w:cs="Calibri" w:eastAsia="Calibri"/>
+                <w:b w:val="0"/>
+                <w:i w:val="0"/>
+                <w:color w:val="000000"/>
+                <w:sz w:val="19"/>
+              </w:rPr>
+              <w:t>~12 GB (cộng đồng đo, Google không công bố)</w:t>
+            </w:r>
+          </w:p>
+        </w:tc>
+        <w:tc>
+          <w:tcPr>
+            <w:tcW w:type="dxa" w:w="2324"/>
+          </w:tcPr>
+          <w:p>
+            <w:pPr>
+              <w:spacing w:after="20"/>
+            </w:pPr>
+            <w:r>
+              <w:rPr>
+                <w:rFonts w:ascii="Calibri" w:hAnsi="Calibri" w:cs="Calibri" w:eastAsia="Calibri"/>
+                <w:b w:val="0"/>
+                <w:i w:val="0"/>
+                <w:color w:val="000000"/>
+                <w:sz w:val="19"/>
+              </w:rPr>
+              <w:t>8–16 GB tuỳ máy</w:t>
+            </w:r>
+          </w:p>
+        </w:tc>
+      </w:tr>
+      <w:tr>
+        <w:tc>
+          <w:tcPr>
+            <w:tcW w:type="dxa" w:w="1871"/>
+          </w:tcPr>
+          <w:p>
+            <w:pPr>
+              <w:spacing w:after="20"/>
+            </w:pPr>
+            <w:r>
+              <w:rPr>
+                <w:rFonts w:ascii="Calibri" w:hAnsi="Calibri" w:cs="Calibri" w:eastAsia="Calibri"/>
+                <w:b w:val="0"/>
+                <w:i w:val="0"/>
+                <w:color w:val="000000"/>
+                <w:sz w:val="19"/>
+              </w:rPr>
+              <w:t>Nhân CPU</w:t>
+            </w:r>
+          </w:p>
+        </w:tc>
+        <w:tc>
+          <w:tcPr>
+            <w:tcW w:type="dxa" w:w="2268"/>
+          </w:tcPr>
+          <w:p>
+            <w:pPr>
+              <w:spacing w:after="20"/>
+            </w:pPr>
+            <w:r>
+              <w:rPr>
+                <w:rFonts w:ascii="Calibri" w:hAnsi="Calibri" w:cs="Calibri" w:eastAsia="Calibri"/>
+                <w:b w:val="0"/>
+                <w:i w:val="0"/>
+                <w:color w:val="000000"/>
+                <w:sz w:val="19"/>
+              </w:rPr>
+              <w:t>4</w:t>
+            </w:r>
+          </w:p>
+        </w:tc>
+        <w:tc>
+          <w:tcPr>
+            <w:tcW w:type="dxa" w:w="3175"/>
+          </w:tcPr>
+          <w:p>
+            <w:pPr>
+              <w:spacing w:after="20"/>
+            </w:pPr>
+            <w:r>
+              <w:rPr>
+                <w:rFonts w:ascii="Calibri" w:hAnsi="Calibri" w:cs="Calibri" w:eastAsia="Calibri"/>
+                <w:b w:val="0"/>
+                <w:i w:val="0"/>
+                <w:color w:val="000000"/>
+                <w:sz w:val="19"/>
+              </w:rPr>
+              <w:t>2 — ít hơn một nửa</w:t>
+            </w:r>
+          </w:p>
+        </w:tc>
+        <w:tc>
+          <w:tcPr>
+            <w:tcW w:type="dxa" w:w="2324"/>
+          </w:tcPr>
+          <w:p>
+            <w:pPr>
+              <w:spacing w:after="20"/>
+            </w:pPr>
+            <w:r>
+              <w:rPr>
+                <w:rFonts w:ascii="Calibri" w:hAnsi="Calibri" w:cs="Calibri" w:eastAsia="Calibri"/>
+                <w:b w:val="0"/>
+                <w:i w:val="0"/>
+                <w:color w:val="000000"/>
+                <w:sz w:val="19"/>
+              </w:rPr>
+              <w:t>4–8 tuỳ máy</w:t>
+            </w:r>
+          </w:p>
+        </w:tc>
+      </w:tr>
+      <w:tr>
+        <w:tc>
+          <w:tcPr>
+            <w:tcW w:type="dxa" w:w="1871"/>
+          </w:tcPr>
+          <w:p>
+            <w:pPr>
+              <w:spacing w:after="20"/>
+            </w:pPr>
+            <w:r>
+              <w:rPr>
+                <w:rFonts w:ascii="Calibri" w:hAnsi="Calibri" w:cs="Calibri" w:eastAsia="Calibri"/>
+                <w:b w:val="0"/>
+                <w:i w:val="0"/>
+                <w:color w:val="000000"/>
+                <w:sz w:val="19"/>
+              </w:rPr>
+              <w:t>Dữ liệu thô 1,1 GB</w:t>
+            </w:r>
+          </w:p>
+        </w:tc>
+        <w:tc>
+          <w:tcPr>
+            <w:tcW w:type="dxa" w:w="2268"/>
+          </w:tcPr>
+          <w:p>
+            <w:pPr>
+              <w:spacing w:after="20"/>
+            </w:pPr>
+            <w:r>
+              <w:rPr>
+                <w:rFonts w:ascii="Calibri" w:hAnsi="Calibri" w:cs="Calibri" w:eastAsia="Calibri"/>
+                <w:b w:val="0"/>
+                <w:i w:val="0"/>
+                <w:color w:val="000000"/>
+                <w:sz w:val="19"/>
+              </w:rPr>
+              <w:t>có sẵn trên đĩa</w:t>
+            </w:r>
+          </w:p>
+        </w:tc>
+        <w:tc>
+          <w:tcPr>
+            <w:tcW w:type="dxa" w:w="3175"/>
+          </w:tcPr>
+          <w:p>
+            <w:pPr>
+              <w:spacing w:after="20"/>
+            </w:pPr>
+            <w:r>
+              <w:rPr>
+                <w:rFonts w:ascii="Calibri" w:hAnsi="Calibri" w:cs="Calibri" w:eastAsia="Calibri"/>
+                <w:b w:val="0"/>
+                <w:i w:val="0"/>
+                <w:color w:val="000000"/>
+                <w:sz w:val="19"/>
+              </w:rPr>
+              <w:t>phải mang sang</w:t>
+            </w:r>
+          </w:p>
+        </w:tc>
+        <w:tc>
+          <w:tcPr>
+            <w:tcW w:type="dxa" w:w="2324"/>
+          </w:tcPr>
+          <w:p>
+            <w:pPr>
+              <w:spacing w:after="20"/>
+            </w:pPr>
+            <w:r>
+              <w:rPr>
+                <w:rFonts w:ascii="Calibri" w:hAnsi="Calibri" w:cs="Calibri" w:eastAsia="Calibri"/>
+                <w:b w:val="0"/>
+                <w:i w:val="0"/>
+                <w:color w:val="000000"/>
+                <w:sz w:val="19"/>
+              </w:rPr>
+              <w:t>phải copy sang</w:t>
+            </w:r>
+          </w:p>
+        </w:tc>
+      </w:tr>
+      <w:tr>
+        <w:tc>
+          <w:tcPr>
+            <w:tcW w:type="dxa" w:w="1871"/>
+          </w:tcPr>
+          <w:p>
+            <w:pPr>
+              <w:spacing w:after="20"/>
+            </w:pPr>
+            <w:r>
+              <w:rPr>
+                <w:rFonts w:ascii="Calibri" w:hAnsi="Calibri" w:cs="Calibri" w:eastAsia="Calibri"/>
+                <w:b w:val="0"/>
+                <w:i w:val="0"/>
+                <w:color w:val="000000"/>
+                <w:sz w:val="19"/>
+              </w:rPr>
+              <w:t>Giới hạn phiên</w:t>
+            </w:r>
+          </w:p>
+        </w:tc>
+        <w:tc>
+          <w:tcPr>
+            <w:tcW w:type="dxa" w:w="2268"/>
+          </w:tcPr>
+          <w:p>
+            <w:pPr>
+              <w:spacing w:after="20"/>
+            </w:pPr>
+            <w:r>
+              <w:rPr>
+                <w:rFonts w:ascii="Calibri" w:hAnsi="Calibri" w:cs="Calibri" w:eastAsia="Calibri"/>
+                <w:b w:val="0"/>
+                <w:i w:val="0"/>
+                <w:color w:val="000000"/>
+                <w:sz w:val="19"/>
+              </w:rPr>
+              <w:t>không</w:t>
+            </w:r>
+          </w:p>
+        </w:tc>
+        <w:tc>
+          <w:tcPr>
+            <w:tcW w:type="dxa" w:w="3175"/>
+          </w:tcPr>
+          <w:p>
+            <w:pPr>
+              <w:spacing w:after="20"/>
+            </w:pPr>
+            <w:r>
+              <w:rPr>
+                <w:rFonts w:ascii="Calibri" w:hAnsi="Calibri" w:cs="Calibri" w:eastAsia="Calibri"/>
+                <w:b w:val="0"/>
+                <w:i w:val="0"/>
+                <w:color w:val="000000"/>
+                <w:sz w:val="19"/>
+              </w:rPr>
+              <w:t>~12 giờ, tự ngắt sau ~90 phút không thao tác</w:t>
+            </w:r>
+          </w:p>
+        </w:tc>
+        <w:tc>
+          <w:tcPr>
+            <w:tcW w:type="dxa" w:w="2324"/>
+          </w:tcPr>
+          <w:p>
+            <w:pPr>
+              <w:spacing w:after="20"/>
+            </w:pPr>
+            <w:r>
+              <w:rPr>
+                <w:rFonts w:ascii="Calibri" w:hAnsi="Calibri" w:cs="Calibri" w:eastAsia="Calibri"/>
+                <w:b w:val="0"/>
+                <w:i w:val="0"/>
+                <w:color w:val="000000"/>
+                <w:sz w:val="19"/>
+              </w:rPr>
+              <w:t>không</w:t>
+            </w:r>
+          </w:p>
+        </w:tc>
+      </w:tr>
+      <w:tr>
+        <w:tc>
+          <w:tcPr>
+            <w:tcW w:type="dxa" w:w="1871"/>
+          </w:tcPr>
+          <w:p>
+            <w:pPr>
+              <w:spacing w:after="20"/>
+            </w:pPr>
+            <w:r>
+              <w:rPr>
+                <w:rFonts w:ascii="Calibri" w:hAnsi="Calibri" w:cs="Calibri" w:eastAsia="Calibri"/>
+                <w:b w:val="0"/>
+                <w:i w:val="0"/>
+                <w:color w:val="000000"/>
+                <w:sz w:val="19"/>
+              </w:rPr>
+              <w:t>Chạy nền (đóng tab vẫn chạy)</w:t>
+            </w:r>
+          </w:p>
+        </w:tc>
+        <w:tc>
+          <w:tcPr>
+            <w:tcW w:type="dxa" w:w="2268"/>
+          </w:tcPr>
+          <w:p>
+            <w:pPr>
+              <w:spacing w:after="20"/>
+            </w:pPr>
+            <w:r>
+              <w:rPr>
+                <w:rFonts w:ascii="Calibri" w:hAnsi="Calibri" w:cs="Calibri" w:eastAsia="Calibri"/>
+                <w:b w:val="0"/>
+                <w:i w:val="0"/>
+                <w:color w:val="000000"/>
+                <w:sz w:val="19"/>
+              </w:rPr>
+              <w:t>có</w:t>
+            </w:r>
+          </w:p>
+        </w:tc>
+        <w:tc>
+          <w:tcPr>
+            <w:tcW w:type="dxa" w:w="3175"/>
+          </w:tcPr>
+          <w:p>
+            <w:pPr>
+              <w:spacing w:after="20"/>
+            </w:pPr>
+            <w:r>
+              <w:rPr>
+                <w:rFonts w:ascii="Calibri" w:hAnsi="Calibri" w:cs="Calibri" w:eastAsia="Calibri"/>
+                <w:b w:val="0"/>
+                <w:i w:val="0"/>
+                <w:color w:val="000000"/>
+                <w:sz w:val="19"/>
+              </w:rPr>
+              <w:t>KHÔNG — đóng tab là mất máy</w:t>
+            </w:r>
+          </w:p>
+        </w:tc>
+        <w:tc>
+          <w:tcPr>
+            <w:tcW w:type="dxa" w:w="2324"/>
+          </w:tcPr>
+          <w:p>
+            <w:pPr>
+              <w:spacing w:after="20"/>
+            </w:pPr>
+            <w:r>
+              <w:rPr>
+                <w:rFonts w:ascii="Calibri" w:hAnsi="Calibri" w:cs="Calibri" w:eastAsia="Calibri"/>
+                <w:b w:val="0"/>
+                <w:i w:val="0"/>
+                <w:color w:val="000000"/>
+                <w:sz w:val="19"/>
+              </w:rPr>
+              <w:t>có</w:t>
+            </w:r>
+          </w:p>
+        </w:tc>
+      </w:tr>
+      <w:tr>
+        <w:tc>
+          <w:tcPr>
+            <w:tcW w:type="dxa" w:w="1871"/>
+          </w:tcPr>
+          <w:p>
+            <w:pPr>
+              <w:spacing w:after="20"/>
+            </w:pPr>
+            <w:r>
+              <w:rPr>
+                <w:rFonts w:ascii="Calibri" w:hAnsi="Calibri" w:cs="Calibri" w:eastAsia="Calibri"/>
+                <w:b w:val="0"/>
+                <w:i w:val="0"/>
+                <w:color w:val="000000"/>
+                <w:sz w:val="19"/>
+              </w:rPr>
+              <w:t>Thời gian ở mức 64%</w:t>
+            </w:r>
+          </w:p>
+        </w:tc>
+        <w:tc>
+          <w:tcPr>
+            <w:tcW w:type="dxa" w:w="2268"/>
+          </w:tcPr>
+          <w:p>
+            <w:pPr>
+              <w:spacing w:after="20"/>
+            </w:pPr>
+            <w:r>
+              <w:rPr>
+                <w:rFonts w:ascii="Calibri" w:hAnsi="Calibri" w:cs="Calibri" w:eastAsia="Calibri"/>
+                <w:b w:val="0"/>
+                <w:i w:val="0"/>
+                <w:color w:val="000000"/>
+                <w:sz w:val="19"/>
+              </w:rPr>
+              <w:t>45–60 phút (ngoại suy)</w:t>
+            </w:r>
+          </w:p>
+        </w:tc>
+        <w:tc>
+          <w:tcPr>
+            <w:tcW w:type="dxa" w:w="3175"/>
+          </w:tcPr>
+          <w:p>
+            <w:pPr>
+              <w:spacing w:after="20"/>
+            </w:pPr>
+            <w:r>
+              <w:rPr>
+                <w:rFonts w:ascii="Calibri" w:hAnsi="Calibri" w:cs="Calibri" w:eastAsia="Calibri"/>
+                <w:b w:val="0"/>
+                <w:i w:val="0"/>
+                <w:color w:val="000000"/>
+                <w:sz w:val="19"/>
+              </w:rPr>
+              <w:t>chậm hơn 1,5–2 lần (ước tính, chưa đo)</w:t>
+            </w:r>
+          </w:p>
+        </w:tc>
+        <w:tc>
+          <w:tcPr>
+            <w:tcW w:type="dxa" w:w="2324"/>
+          </w:tcPr>
+          <w:p>
+            <w:pPr>
+              <w:spacing w:after="20"/>
+            </w:pPr>
+            <w:r>
+              <w:rPr>
+                <w:rFonts w:ascii="Calibri" w:hAnsi="Calibri" w:cs="Calibri" w:eastAsia="Calibri"/>
+                <w:b w:val="0"/>
+                <w:i w:val="0"/>
+                <w:color w:val="000000"/>
+                <w:sz w:val="19"/>
+              </w:rPr>
+              <w:t>tuỳ máy</w:t>
+            </w:r>
+          </w:p>
+        </w:tc>
+      </w:tr>
+    </w:tbl>
+    <w:p>
+      <w:pPr>
+        <w:spacing w:before="0" w:after="40"/>
+      </w:pPr>
+    </w:p>
+    <w:p>
+      <w:pPr>
+        <w:spacing w:before="120" w:after="160"/>
+        <w:ind w:left="170" w:right="113"/>
+        <w:shd w:val="clear" w:color="auto" w:fill="FCE4E4"/>
+      </w:pPr>
+      <w:r>
+        <w:rPr>
+          <w:rFonts w:ascii="Calibri" w:hAnsi="Calibri" w:cs="Calibri" w:eastAsia="Calibri"/>
+          <w:b/>
+          <w:i w:val="0"/>
+          <w:color w:val="000000"/>
+          <w:sz w:val="20"/>
+        </w:rPr>
+        <w:t xml:space="preserve">QUAN TRỌNG: </w:t>
+      </w:r>
+      <w:r>
+        <w:rPr>
+          <w:rFonts w:ascii="Calibri" w:hAnsi="Calibri" w:cs="Calibri" w:eastAsia="Calibri"/>
+          <w:b w:val="0"/>
+          <w:i w:val="0"/>
+          <w:color w:val="000000"/>
+          <w:sz w:val="20"/>
+        </w:rPr>
+        <w:t>GPU miễn phí của Colab KHÔNG dùng được cho việc này. Spark MLlib chạy trên CPU, không có backend GPU — chọn Colab vì GPU là chọn sai lý do. Thứ đáng giá ở Colab là RAM, không phải GPU.</w:t>
+      </w:r>
+    </w:p>
+    <w:p>
+      <w:pPr>
+        <w:spacing w:before="160" w:after="40"/>
+      </w:pPr>
+      <w:r>
+        <w:rPr>
+          <w:rFonts w:ascii="Calibri" w:hAnsi="Calibri" w:cs="Calibri" w:eastAsia="Calibri"/>
+          <w:b/>
+          <w:i w:val="0"/>
+          <w:color w:val="000000"/>
+          <w:sz w:val="21"/>
+        </w:rPr>
+        <w:t>Vì sao RAM là thứ đáng quan tâm nhất</w:t>
+      </w:r>
+    </w:p>
+    <w:p>
+      <w:pPr>
+        <w:spacing w:before="0" w:after="80"/>
+      </w:pPr>
+      <w:r>
+        <w:rPr>
+          <w:rFonts w:ascii="Calibri" w:hAnsi="Calibri" w:cs="Calibri" w:eastAsia="Calibri"/>
+          <w:b w:val="0"/>
+          <w:i w:val="0"/>
+          <w:color w:val="000000"/>
+          <w:sz w:val="21"/>
+        </w:rPr>
+        <w:t>Bộ nhớ đệm của Spark cho riêng tập train đã KHÔNG VỪA ở mức 20% (129.701 dòng). Log Task 7 ghi rõ:</w:t>
       </w:r>
     </w:p>
     <w:p>
@@ -870,7 +1630,7 @@
           <w:color w:val="000000"/>
           <w:sz w:val="21"/>
         </w:rPr>
-        <w:t>Ở 64% lượng dữ liệu gấp ~3,2 lần, nên chắc chắn sẽ tràn nhiều hơn. Spark vẫn chạy được (đẩy ra đĩa tại /home/hadoop/spark-tmp, còn 212 GB), nhưng CHẬM hơn đáng kể.</w:t>
+        <w:t>Ở 64% lượng dữ liệu gấp ~3,2 lần, nên chắc chắn sẽ tràn nhiều hơn. Spark vẫn chạy được (đẩy ra đĩa tại /home/hadoop/spark-tmp, còn 212 GB), nhưng CHẬM hơn đáng kể. Đây chính là lý do Colab hấp dẫn: nhiều RAM hơn thì ít tràn ra đĩa hơn.</w:t>
       </w:r>
     </w:p>
     <w:p>
@@ -885,7 +1645,248 @@
           <w:color w:val="000000"/>
           <w:sz w:val="21"/>
         </w:rPr>
-        <w:t>Kiểm tra trước khi chạy</w:t>
+        <w:t>Khuyến nghị</w:t>
+      </w:r>
+    </w:p>
+    <w:p>
+      <w:pPr>
+        <w:spacing w:after="40"/>
+        <w:ind w:left="425" w:hanging="198"/>
+      </w:pPr>
+      <w:r>
+        <w:rPr>
+          <w:rFonts w:ascii="Calibri" w:hAnsi="Calibri" w:cs="Calibri" w:eastAsia="Calibri"/>
+          <w:b w:val="0"/>
+          <w:i w:val="0"/>
+          <w:color w:val="000000"/>
+          <w:sz w:val="21"/>
+        </w:rPr>
+        <w:t xml:space="preserve">•  </w:t>
+      </w:r>
+      <w:r>
+        <w:rPr>
+          <w:rFonts w:ascii="Calibri" w:hAnsi="Calibri" w:cs="Calibri" w:eastAsia="Calibri"/>
+          <w:b/>
+          <w:i w:val="0"/>
+          <w:color w:val="000000"/>
+          <w:sz w:val="21"/>
+        </w:rPr>
+        <w:t xml:space="preserve">Lần chạy ĐẦY ĐỦ ở mức 64%: dùng máy ảo (Đường A). </w:t>
+      </w:r>
+      <w:r>
+        <w:rPr>
+          <w:rFonts w:ascii="Calibri" w:hAnsi="Calibri" w:cs="Calibri" w:eastAsia="Calibri"/>
+          <w:b w:val="0"/>
+          <w:i w:val="0"/>
+          <w:color w:val="000000"/>
+          <w:sz w:val="21"/>
+        </w:rPr>
+        <w:t>Đây vẫn là máy tốt nhất cho việc này — 4 nhân, dữ liệu nằm sẵn, không bị ngắt giữa chừng. Chỉ cần nâng --driver-memory lên 4g là đủ.</w:t>
+      </w:r>
+    </w:p>
+    <w:p>
+      <w:pPr>
+        <w:spacing w:after="40"/>
+        <w:ind w:left="425" w:hanging="198"/>
+      </w:pPr>
+      <w:r>
+        <w:rPr>
+          <w:rFonts w:ascii="Calibri" w:hAnsi="Calibri" w:cs="Calibri" w:eastAsia="Calibri"/>
+          <w:b w:val="0"/>
+          <w:i w:val="0"/>
+          <w:color w:val="000000"/>
+          <w:sz w:val="21"/>
+        </w:rPr>
+        <w:t xml:space="preserve">•  </w:t>
+      </w:r>
+      <w:r>
+        <w:rPr>
+          <w:rFonts w:ascii="Calibri" w:hAnsi="Calibri" w:cs="Calibri" w:eastAsia="Calibri"/>
+          <w:b/>
+          <w:i w:val="0"/>
+          <w:color w:val="000000"/>
+          <w:sz w:val="21"/>
+        </w:rPr>
+        <w:t xml:space="preserve">Google Colab (Đường B): dùng khi không còn máy ảo, hoặc muốn chạy thử. </w:t>
+      </w:r>
+      <w:r>
+        <w:rPr>
+          <w:rFonts w:ascii="Calibri" w:hAnsi="Calibri" w:cs="Calibri" w:eastAsia="Calibri"/>
+          <w:b w:val="0"/>
+          <w:i w:val="0"/>
+          <w:color w:val="000000"/>
+          <w:sz w:val="21"/>
+        </w:rPr>
+        <w:t>Colab có gấp ~1,7 lần RAM nhưng chỉ bằng một nửa số nhân, nên job sẽ chạy lâu hơn — mà chạy lâu hơn trên một phiên có thể bị ngắt là một rủi ro thật, vì train.py không có cơ chế chạy tiếp. Nếu chạy Colab ở mức 64%, hãy giữ tab mở suốt và đừng làm việc khác trên trình duyệt đó.</w:t>
+      </w:r>
+    </w:p>
+    <w:p>
+      <w:pPr>
+        <w:spacing w:after="40"/>
+        <w:ind w:left="425" w:hanging="198"/>
+      </w:pPr>
+      <w:r>
+        <w:rPr>
+          <w:rFonts w:ascii="Calibri" w:hAnsi="Calibri" w:cs="Calibri" w:eastAsia="Calibri"/>
+          <w:b w:val="0"/>
+          <w:i w:val="0"/>
+          <w:color w:val="000000"/>
+          <w:sz w:val="21"/>
+        </w:rPr>
+        <w:t xml:space="preserve">•  </w:t>
+      </w:r>
+      <w:r>
+        <w:rPr>
+          <w:rFonts w:ascii="Calibri" w:hAnsi="Calibri" w:cs="Calibri" w:eastAsia="Calibri"/>
+          <w:b/>
+          <w:i w:val="0"/>
+          <w:color w:val="000000"/>
+          <w:sz w:val="21"/>
+        </w:rPr>
+        <w:t xml:space="preserve">Laptop (Đường C): chỉ nên nếu máy có từ 8 GB RAM trở lên. </w:t>
+      </w:r>
+      <w:r>
+        <w:rPr>
+          <w:rFonts w:ascii="Calibri" w:hAnsi="Calibri" w:cs="Calibri" w:eastAsia="Calibri"/>
+          <w:b w:val="0"/>
+          <w:i w:val="0"/>
+          <w:color w:val="000000"/>
+          <w:sz w:val="21"/>
+        </w:rPr>
+        <w:t>Mục 8 có bảng quyết định theo cấu hình máy bạn.</w:t>
+      </w:r>
+    </w:p>
+    <w:p>
+      <w:pPr>
+        <w:pStyle w:val="Heading1"/>
+        <w:spacing w:before="280" w:after="120"/>
+      </w:pPr>
+      <w:r>
+        <w:rPr>
+          <w:rFonts w:ascii="Calibri" w:hAnsi="Calibri" w:cs="Calibri" w:eastAsia="Calibri"/>
+          <w:b/>
+          <w:i w:val="0"/>
+          <w:color w:val="1F3864"/>
+          <w:sz w:val="30"/>
+        </w:rPr>
+        <w:t>3. Bước 0 — Sao lưu dữ liệu đang có (BẮT BUỘC)</w:t>
+      </w:r>
+    </w:p>
+    <w:p>
+      <w:pPr>
+        <w:spacing w:before="0" w:after="80"/>
+      </w:pPr>
+      <w:r>
+        <w:rPr>
+          <w:rFonts w:ascii="Calibri" w:hAnsi="Calibri" w:cs="Calibri" w:eastAsia="Calibri"/>
+          <w:b w:val="0"/>
+          <w:i w:val="0"/>
+          <w:color w:val="000000"/>
+          <w:sz w:val="21"/>
+        </w:rPr>
+        <w:t>Mục này giống nhau ở cả ba đường. Làm TRƯỚC khi chạy bất cứ thứ gì.</w:t>
+      </w:r>
+    </w:p>
+    <w:p>
+      <w:pPr>
+        <w:spacing w:before="0" w:after="80"/>
+      </w:pPr>
+      <w:r>
+        <w:rPr>
+          <w:rFonts w:ascii="Calibri" w:hAnsi="Calibri" w:cs="Calibri" w:eastAsia="Calibri"/>
+          <w:b w:val="0"/>
+          <w:i w:val="0"/>
+          <w:color w:val="000000"/>
+          <w:sz w:val="21"/>
+        </w:rPr>
+        <w:t>Có HAI lý do độc lập, mỗi lý do một mình đã đủ để bắt buộc sao lưu:</w:t>
+      </w:r>
+    </w:p>
+    <w:p>
+      <w:pPr>
+        <w:spacing w:after="40"/>
+        <w:ind w:left="425" w:hanging="198"/>
+      </w:pPr>
+      <w:r>
+        <w:rPr>
+          <w:rFonts w:ascii="Calibri" w:hAnsi="Calibri" w:cs="Calibri" w:eastAsia="Calibri"/>
+          <w:b w:val="0"/>
+          <w:i w:val="0"/>
+          <w:color w:val="000000"/>
+          <w:sz w:val="21"/>
+        </w:rPr>
+        <w:t xml:space="preserve">•  </w:t>
+      </w:r>
+      <w:r>
+        <w:rPr>
+          <w:rFonts w:ascii="Calibri" w:hAnsi="Calibri" w:cs="Calibri" w:eastAsia="Calibri"/>
+          <w:b/>
+          <w:i w:val="0"/>
+          <w:color w:val="000000"/>
+          <w:sz w:val="21"/>
+        </w:rPr>
+        <w:t xml:space="preserve">Mọi lần chạy prepare.py đều GHI ĐÈ data/processed/. </w:t>
+      </w:r>
+      <w:r>
+        <w:rPr>
+          <w:rFonts w:ascii="Calibri" w:hAnsi="Calibri" w:cs="Calibri" w:eastAsia="Calibri"/>
+          <w:b w:val="0"/>
+          <w:i w:val="0"/>
+          <w:color w:val="000000"/>
+          <w:sz w:val="21"/>
+        </w:rPr>
+        <w:t>Kể cả lần chạy thử. Thư mục này không nằm trong git (.gitignore dòng 6), nên không có cách nào lấy lại bằng git.</w:t>
+      </w:r>
+    </w:p>
+    <w:p>
+      <w:pPr>
+        <w:spacing w:after="40"/>
+        <w:ind w:left="425" w:hanging="198"/>
+      </w:pPr>
+      <w:r>
+        <w:rPr>
+          <w:rFonts w:ascii="Calibri" w:hAnsi="Calibri" w:cs="Calibri" w:eastAsia="Calibri"/>
+          <w:b w:val="0"/>
+          <w:i w:val="0"/>
+          <w:color w:val="000000"/>
+          <w:sz w:val="21"/>
+        </w:rPr>
+        <w:t xml:space="preserve">•  </w:t>
+      </w:r>
+      <w:r>
+        <w:rPr>
+          <w:rFonts w:ascii="Calibri" w:hAnsi="Calibri" w:cs="Calibri" w:eastAsia="Calibri"/>
+          <w:b/>
+          <w:i w:val="0"/>
+          <w:color w:val="000000"/>
+          <w:sz w:val="21"/>
+        </w:rPr>
+        <w:t xml:space="preserve">Tập 20% cũ sẽ KHÔNG tái lập được bằng code mới. </w:t>
+      </w:r>
+      <w:r>
+        <w:rPr>
+          <w:rFonts w:ascii="Calibri" w:hAnsi="Calibri" w:cs="Calibri" w:eastAsia="Calibri"/>
+          <w:b w:val="0"/>
+          <w:i w:val="0"/>
+          <w:color w:val="000000"/>
+          <w:sz w:val="21"/>
+        </w:rPr>
+        <w:t>Luật cũ giữ các id có crc32 % 5 == 0 (một cấp số cộng các số dư); luật mới giữ một dải tiền tố crc32 % 1000 &lt; 640. Hai tập cùng cỡ nhưng KHÁC NHAU. Tập cũ chỉ dựng lại được bằng code cũ (còn trong git history).</w:t>
+      </w:r>
+    </w:p>
+    <w:p>
+      <w:pPr>
+        <w:spacing w:before="120" w:after="40"/>
+      </w:pPr>
+      <w:r>
+        <w:rPr>
+          <w:rFonts w:ascii="Calibri" w:hAnsi="Calibri" w:cs="Calibri" w:eastAsia="Calibri"/>
+          <w:b w:val="0"/>
+          <w:i/>
+          <w:color w:val="000000"/>
+          <w:sz w:val="19"/>
+        </w:rPr>
+        <w:t>Đường dẫn `_backup_20pct` khớp mẫu `data/processed/*` trong .gitignore nên KHÔNG lọt vào commit.</w:t>
       </w:r>
     </w:p>
     <w:p>
@@ -919,7 +1920,7 @@
           <w:color w:val="000000"/>
           <w:sz w:val="17"/>
         </w:rPr>
-        <w:t>source scripts/env.sh          # Java 8 + Spark 3.5.9 + Python 3.11 cho PySpark</w:t>
+        <w:t>mkdir -p data/processed/_backup_20pct</w:t>
       </w:r>
     </w:p>
     <w:p>
@@ -936,7 +1937,58 @@
           <w:color w:val="000000"/>
           <w:sz w:val="17"/>
         </w:rPr>
-        <w:t>free -m                        # cần 'available' &gt;= ~4000 MB</w:t>
+        <w:t>cp -a data/processed/train.parquet data/processed/val.parquet \</w:t>
+      </w:r>
+    </w:p>
+    <w:p>
+      <w:pPr>
+        <w:spacing w:before="0" w:after="0" w:line="240" w:lineRule="auto"/>
+        <w:ind w:left="170" w:right="113"/>
+        <w:shd w:val="clear" w:color="auto" w:fill="F2F2F2"/>
+      </w:pPr>
+      <w:r>
+        <w:rPr>
+          <w:rFonts w:ascii="Courier New" w:hAnsi="Courier New" w:cs="Courier New" w:eastAsia="Courier New"/>
+          <w:b w:val="0"/>
+          <w:i w:val="0"/>
+          <w:color w:val="000000"/>
+          <w:sz w:val="17"/>
+        </w:rPr>
+        <w:t xml:space="preserve">      data/processed/test.parquet data/processed/eval_labels.parquet \</w:t>
+      </w:r>
+    </w:p>
+    <w:p>
+      <w:pPr>
+        <w:spacing w:before="0" w:after="0" w:line="240" w:lineRule="auto"/>
+        <w:ind w:left="170" w:right="113"/>
+        <w:shd w:val="clear" w:color="auto" w:fill="F2F2F2"/>
+      </w:pPr>
+      <w:r>
+        <w:rPr>
+          <w:rFonts w:ascii="Courier New" w:hAnsi="Courier New" w:cs="Courier New" w:eastAsia="Courier New"/>
+          <w:b w:val="0"/>
+          <w:i w:val="0"/>
+          <w:color w:val="000000"/>
+          <w:sz w:val="17"/>
+        </w:rPr>
+        <w:t xml:space="preserve">      data/processed/imdb_jsonl data/processed/_backup_20pct/</w:t>
+      </w:r>
+    </w:p>
+    <w:p>
+      <w:pPr>
+        <w:spacing w:before="0" w:after="0" w:line="240" w:lineRule="auto"/>
+        <w:ind w:left="170" w:right="113"/>
+        <w:shd w:val="clear" w:color="auto" w:fill="F2F2F2"/>
+      </w:pPr>
+      <w:r>
+        <w:rPr>
+          <w:rFonts w:ascii="Courier New" w:hAnsi="Courier New" w:cs="Courier New" w:eastAsia="Courier New"/>
+          <w:b w:val="0"/>
+          <w:i w:val="0"/>
+          <w:color w:val="000000"/>
+          <w:sz w:val="17"/>
+        </w:rPr>
+        <w:t>du -sh data/processed/_backup_20pct        # phải ra ~287 MB</w:t>
       </w:r>
     </w:p>
     <w:p>
@@ -953,302 +2005,6 @@
           <w:color w:val="000000"/>
           <w:sz w:val="17"/>
         </w:rPr>
-        <w:t>df -h /home                    # cần &gt;= ~10 GB trống</w:t>
-      </w:r>
-    </w:p>
-    <w:p>
-      <w:pPr>
-        <w:spacing w:before="120" w:after="160"/>
-        <w:ind w:left="170" w:right="113"/>
-        <w:shd w:val="clear" w:color="auto" w:fill="FCE4E4"/>
-      </w:pPr>
-      <w:r>
-        <w:rPr>
-          <w:rFonts w:ascii="Calibri" w:hAnsi="Calibri" w:cs="Calibri" w:eastAsia="Calibri"/>
-          <w:b/>
-          <w:i w:val="0"/>
-          <w:color w:val="000000"/>
-          <w:sz w:val="20"/>
-        </w:rPr>
-        <w:t xml:space="preserve">CẢNH BÁO: </w:t>
-      </w:r>
-      <w:r>
-        <w:rPr>
-          <w:rFonts w:ascii="Calibri" w:hAnsi="Calibri" w:cs="Calibri" w:eastAsia="Calibri"/>
-          <w:b w:val="0"/>
-          <w:i w:val="0"/>
-          <w:color w:val="000000"/>
-          <w:sz w:val="20"/>
-        </w:rPr>
-        <w:t>PHẢI TẮT DEMO TRƯỚC. Đo lúc demo Task 10 đang chạy (15/10/2026 12:40), nó chiếm ~2,8 GB: Spark driver 1.875 MB + Streamlit 778 MB + job streaming + producer; khi đó chỉ còn 1.300 MB trống và swap đã dùng 2.814/3.090 MB. Sau khi tắt, máy còn 5.124 MB trống. Dừng bằng:</w:t>
-      </w:r>
-    </w:p>
-    <w:p>
-      <w:pPr>
-        <w:spacing w:before="80" w:after="80" w:line="240" w:lineRule="auto"/>
-        <w:ind w:left="170" w:right="113"/>
-        <w:shd w:val="clear" w:color="auto" w:fill="F2F2F2"/>
-      </w:pPr>
-      <w:r>
-        <w:rPr>
-          <w:rFonts w:ascii="Courier New" w:hAnsi="Courier New" w:cs="Courier New" w:eastAsia="Courier New"/>
-          <w:b w:val="0"/>
-          <w:i w:val="0"/>
-          <w:color w:val="000000"/>
-          <w:sz w:val="17"/>
-        </w:rPr>
-        <w:t>bash scripts/run_demo.sh --stop        # dừng sạch, giữ nguyên checkpoint</w:t>
-      </w:r>
-    </w:p>
-    <w:p>
-      <w:pPr>
-        <w:spacing w:before="0" w:after="80"/>
-      </w:pPr>
-      <w:r>
-        <w:rPr>
-          <w:rFonts w:ascii="Calibri" w:hAnsi="Calibri" w:cs="Calibri" w:eastAsia="Calibri"/>
-          <w:b w:val="0"/>
-          <w:i w:val="0"/>
-          <w:color w:val="000000"/>
-          <w:sz w:val="21"/>
-        </w:rPr>
-        <w:t>HDFS và Kafka KHÔNG cần tắt: chúng chỉ chiếm ~370 MB và train.py không dùng đến. HDFS trên máy này không tự chạy lại sau khi khởi động lại — nếu Spark báo lỗi kết nối localhost:9000, xem Mục 10.</w:t>
-      </w:r>
-    </w:p>
-    <w:p>
-      <w:pPr>
-        <w:pStyle w:val="Heading1"/>
-        <w:spacing w:before="280" w:after="120"/>
-      </w:pPr>
-      <w:r>
-        <w:rPr>
-          <w:rFonts w:ascii="Calibri" w:hAnsi="Calibri" w:cs="Calibri" w:eastAsia="Calibri"/>
-          <w:b/>
-          <w:i w:val="0"/>
-          <w:color w:val="1F3864"/>
-          <w:sz w:val="30"/>
-        </w:rPr>
-        <w:t>3. Bước 0 — Sao lưu dữ liệu đang có (BẮT BUỘC)</w:t>
-      </w:r>
-    </w:p>
-    <w:p>
-      <w:pPr>
-        <w:spacing w:before="0" w:after="80"/>
-      </w:pPr>
-      <w:r>
-        <w:rPr>
-          <w:rFonts w:ascii="Calibri" w:hAnsi="Calibri" w:cs="Calibri" w:eastAsia="Calibri"/>
-          <w:b w:val="0"/>
-          <w:i w:val="0"/>
-          <w:color w:val="000000"/>
-          <w:sz w:val="21"/>
-        </w:rPr>
-        <w:t>Có HAI lý do độc lập, mỗi lý do một mình đã đủ để bắt buộc sao lưu:</w:t>
-      </w:r>
-    </w:p>
-    <w:p>
-      <w:pPr>
-        <w:spacing w:after="40"/>
-        <w:ind w:left="425" w:hanging="198"/>
-      </w:pPr>
-      <w:r>
-        <w:rPr>
-          <w:rFonts w:ascii="Calibri" w:hAnsi="Calibri" w:cs="Calibri" w:eastAsia="Calibri"/>
-          <w:b w:val="0"/>
-          <w:i w:val="0"/>
-          <w:color w:val="000000"/>
-          <w:sz w:val="21"/>
-        </w:rPr>
-        <w:t xml:space="preserve">•  </w:t>
-      </w:r>
-      <w:r>
-        <w:rPr>
-          <w:rFonts w:ascii="Calibri" w:hAnsi="Calibri" w:cs="Calibri" w:eastAsia="Calibri"/>
-          <w:b/>
-          <w:i w:val="0"/>
-          <w:color w:val="000000"/>
-          <w:sz w:val="21"/>
-        </w:rPr>
-        <w:t xml:space="preserve">Mọi lần chạy prepare.py đều GHI ĐÈ data/processed/. </w:t>
-      </w:r>
-      <w:r>
-        <w:rPr>
-          <w:rFonts w:ascii="Calibri" w:hAnsi="Calibri" w:cs="Calibri" w:eastAsia="Calibri"/>
-          <w:b w:val="0"/>
-          <w:i w:val="0"/>
-          <w:color w:val="000000"/>
-          <w:sz w:val="21"/>
-        </w:rPr>
-        <w:t>Kể cả lần chạy thử. Thư mục này không nằm trong git (.gitignore dòng 6), nên không có cách nào lấy lại bằng git.</w:t>
-      </w:r>
-    </w:p>
-    <w:p>
-      <w:pPr>
-        <w:spacing w:after="40"/>
-        <w:ind w:left="425" w:hanging="198"/>
-      </w:pPr>
-      <w:r>
-        <w:rPr>
-          <w:rFonts w:ascii="Calibri" w:hAnsi="Calibri" w:cs="Calibri" w:eastAsia="Calibri"/>
-          <w:b w:val="0"/>
-          <w:i w:val="0"/>
-          <w:color w:val="000000"/>
-          <w:sz w:val="21"/>
-        </w:rPr>
-        <w:t xml:space="preserve">•  </w:t>
-      </w:r>
-      <w:r>
-        <w:rPr>
-          <w:rFonts w:ascii="Calibri" w:hAnsi="Calibri" w:cs="Calibri" w:eastAsia="Calibri"/>
-          <w:b/>
-          <w:i w:val="0"/>
-          <w:color w:val="000000"/>
-          <w:sz w:val="21"/>
-        </w:rPr>
-        <w:t xml:space="preserve">Tập 20% cũ sẽ KHÔNG tái lập được bằng code mới. </w:t>
-      </w:r>
-      <w:r>
-        <w:rPr>
-          <w:rFonts w:ascii="Calibri" w:hAnsi="Calibri" w:cs="Calibri" w:eastAsia="Calibri"/>
-          <w:b w:val="0"/>
-          <w:i w:val="0"/>
-          <w:color w:val="000000"/>
-          <w:sz w:val="21"/>
-        </w:rPr>
-        <w:t>Luật cũ giữ các id có crc32 % 5 == 0 (một cấp số cộng các số dư); luật mới giữ một dải tiền tố crc32 % 1000 &lt; 640. Hai tập cùng cỡ nhưng KHÁC NHAU. Tập cũ chỉ dựng lại được bằng code cũ (còn trong git history).</w:t>
-      </w:r>
-    </w:p>
-    <w:p>
-      <w:pPr>
-        <w:spacing w:before="120" w:after="40"/>
-      </w:pPr>
-      <w:r>
-        <w:rPr>
-          <w:rFonts w:ascii="Calibri" w:hAnsi="Calibri" w:cs="Calibri" w:eastAsia="Calibri"/>
-          <w:b w:val="0"/>
-          <w:i/>
-          <w:color w:val="000000"/>
-          <w:sz w:val="19"/>
-        </w:rPr>
-        <w:t>Đường dẫn `_backup_20pct` khớp mẫu `data/processed/*` trong .gitignore nên KHÔNG lọt vào commit.</w:t>
-      </w:r>
-    </w:p>
-    <w:p>
-      <w:pPr>
-        <w:spacing w:before="80" w:after="0" w:line="240" w:lineRule="auto"/>
-        <w:ind w:left="170" w:right="113"/>
-        <w:shd w:val="clear" w:color="auto" w:fill="F2F2F2"/>
-      </w:pPr>
-      <w:r>
-        <w:rPr>
-          <w:rFonts w:ascii="Courier New" w:hAnsi="Courier New" w:cs="Courier New" w:eastAsia="Courier New"/>
-          <w:b w:val="0"/>
-          <w:i w:val="0"/>
-          <w:color w:val="000000"/>
-          <w:sz w:val="17"/>
-        </w:rPr>
-        <w:t>cd /home/hadoop/capstone</w:t>
-      </w:r>
-    </w:p>
-    <w:p>
-      <w:pPr>
-        <w:spacing w:before="0" w:after="0" w:line="240" w:lineRule="auto"/>
-        <w:ind w:left="170" w:right="113"/>
-        <w:shd w:val="clear" w:color="auto" w:fill="F2F2F2"/>
-      </w:pPr>
-      <w:r>
-        <w:rPr>
-          <w:rFonts w:ascii="Courier New" w:hAnsi="Courier New" w:cs="Courier New" w:eastAsia="Courier New"/>
-          <w:b w:val="0"/>
-          <w:i w:val="0"/>
-          <w:color w:val="000000"/>
-          <w:sz w:val="17"/>
-        </w:rPr>
-        <w:t>mkdir -p data/processed/_backup_20pct</w:t>
-      </w:r>
-    </w:p>
-    <w:p>
-      <w:pPr>
-        <w:spacing w:before="0" w:after="0" w:line="240" w:lineRule="auto"/>
-        <w:ind w:left="170" w:right="113"/>
-        <w:shd w:val="clear" w:color="auto" w:fill="F2F2F2"/>
-      </w:pPr>
-      <w:r>
-        <w:rPr>
-          <w:rFonts w:ascii="Courier New" w:hAnsi="Courier New" w:cs="Courier New" w:eastAsia="Courier New"/>
-          <w:b w:val="0"/>
-          <w:i w:val="0"/>
-          <w:color w:val="000000"/>
-          <w:sz w:val="17"/>
-        </w:rPr>
-        <w:t>cp -a data/processed/train.parquet data/processed/val.parquet \</w:t>
-      </w:r>
-    </w:p>
-    <w:p>
-      <w:pPr>
-        <w:spacing w:before="0" w:after="0" w:line="240" w:lineRule="auto"/>
-        <w:ind w:left="170" w:right="113"/>
-        <w:shd w:val="clear" w:color="auto" w:fill="F2F2F2"/>
-      </w:pPr>
-      <w:r>
-        <w:rPr>
-          <w:rFonts w:ascii="Courier New" w:hAnsi="Courier New" w:cs="Courier New" w:eastAsia="Courier New"/>
-          <w:b w:val="0"/>
-          <w:i w:val="0"/>
-          <w:color w:val="000000"/>
-          <w:sz w:val="17"/>
-        </w:rPr>
-        <w:t xml:space="preserve">      data/processed/test.parquet data/processed/eval_labels.parquet \</w:t>
-      </w:r>
-    </w:p>
-    <w:p>
-      <w:pPr>
-        <w:spacing w:before="0" w:after="0" w:line="240" w:lineRule="auto"/>
-        <w:ind w:left="170" w:right="113"/>
-        <w:shd w:val="clear" w:color="auto" w:fill="F2F2F2"/>
-      </w:pPr>
-      <w:r>
-        <w:rPr>
-          <w:rFonts w:ascii="Courier New" w:hAnsi="Courier New" w:cs="Courier New" w:eastAsia="Courier New"/>
-          <w:b w:val="0"/>
-          <w:i w:val="0"/>
-          <w:color w:val="000000"/>
-          <w:sz w:val="17"/>
-        </w:rPr>
-        <w:t xml:space="preserve">      data/processed/imdb_jsonl data/processed/_backup_20pct/</w:t>
-      </w:r>
-    </w:p>
-    <w:p>
-      <w:pPr>
-        <w:spacing w:before="0" w:after="0" w:line="240" w:lineRule="auto"/>
-        <w:ind w:left="170" w:right="113"/>
-        <w:shd w:val="clear" w:color="auto" w:fill="F2F2F2"/>
-      </w:pPr>
-      <w:r>
-        <w:rPr>
-          <w:rFonts w:ascii="Courier New" w:hAnsi="Courier New" w:cs="Courier New" w:eastAsia="Courier New"/>
-          <w:b w:val="0"/>
-          <w:i w:val="0"/>
-          <w:color w:val="000000"/>
-          <w:sz w:val="17"/>
-        </w:rPr>
-        <w:t>du -sh data/processed/_backup_20pct        # phải ra ~287 MB</w:t>
-      </w:r>
-    </w:p>
-    <w:p>
-      <w:pPr>
-        <w:spacing w:before="0" w:after="80" w:line="240" w:lineRule="auto"/>
-        <w:ind w:left="170" w:right="113"/>
-        <w:shd w:val="clear" w:color="auto" w:fill="F2F2F2"/>
-      </w:pPr>
-      <w:r>
-        <w:rPr>
-          <w:rFonts w:ascii="Courier New" w:hAnsi="Courier New" w:cs="Courier New" w:eastAsia="Courier New"/>
-          <w:b w:val="0"/>
-          <w:i w:val="0"/>
-          <w:color w:val="000000"/>
-          <w:sz w:val="17"/>
-        </w:rPr>
         <w:t>git check-ignore data/processed/_backup_20pct   # phải in ra đường dẫn = được bỏ qua</w:t>
       </w:r>
     </w:p>
@@ -1307,7 +2063,7 @@
           <w:color w:val="000000"/>
           <w:sz w:val="21"/>
         </w:rPr>
-        <w:t>Mở config.yaml, mục prepare. Tham số quyết định lượng dữ liệu là subsample_pct (phần trăm, 1–100):</w:t>
+        <w:t>Cũng giống nhau ở cả ba đường. Mở config.yaml, mục prepare. Tham số quyết định lượng dữ liệu là subsample_pct (phần trăm, 1–100):</w:t>
       </w:r>
     </w:p>
     <w:p>
@@ -1713,6 +2469,88 @@
                 <w:sz w:val="19"/>
               </w:rPr>
               <w:t>tập đang có trên đĩa (luật cũ)</w:t>
+            </w:r>
+          </w:p>
+        </w:tc>
+      </w:tr>
+      <w:tr>
+        <w:tc>
+          <w:tcPr>
+            <w:tcW w:type="dxa" w:w="1701"/>
+          </w:tcPr>
+          <w:p>
+            <w:pPr>
+              <w:spacing w:after="20"/>
+            </w:pPr>
+            <w:r>
+              <w:rPr>
+                <w:rFonts w:ascii="Calibri" w:hAnsi="Calibri" w:cs="Calibri" w:eastAsia="Calibri"/>
+                <w:b w:val="0"/>
+                <w:i w:val="0"/>
+                <w:color w:val="000000"/>
+                <w:sz w:val="19"/>
+              </w:rPr>
+              <w:t>32</w:t>
+            </w:r>
+          </w:p>
+        </w:tc>
+        <w:tc>
+          <w:tcPr>
+            <w:tcW w:type="dxa" w:w="2381"/>
+          </w:tcPr>
+          <w:p>
+            <w:pPr>
+              <w:spacing w:after="20"/>
+            </w:pPr>
+            <w:r>
+              <w:rPr>
+                <w:rFonts w:ascii="Calibri" w:hAnsi="Calibri" w:cs="Calibri" w:eastAsia="Calibri"/>
+                <w:b w:val="0"/>
+                <w:i w:val="0"/>
+                <w:color w:val="000000"/>
+                <w:sz w:val="19"/>
+              </w:rPr>
+              <w:t>~323.000</w:t>
+            </w:r>
+          </w:p>
+        </w:tc>
+        <w:tc>
+          <w:tcPr>
+            <w:tcW w:type="dxa" w:w="1587"/>
+          </w:tcPr>
+          <w:p>
+            <w:pPr>
+              <w:spacing w:after="20"/>
+            </w:pPr>
+            <w:r>
+              <w:rPr>
+                <w:rFonts w:ascii="Calibri" w:hAnsi="Calibri" w:cs="Calibri" w:eastAsia="Calibri"/>
+                <w:b w:val="0"/>
+                <w:i w:val="0"/>
+                <w:color w:val="000000"/>
+                <w:sz w:val="19"/>
+              </w:rPr>
+              <w:t>~305 MB</w:t>
+            </w:r>
+          </w:p>
+        </w:tc>
+        <w:tc>
+          <w:tcPr>
+            <w:tcW w:type="dxa" w:w="3969"/>
+          </w:tcPr>
+          <w:p>
+            <w:pPr>
+              <w:spacing w:after="20"/>
+            </w:pPr>
+            <w:r>
+              <w:rPr>
+                <w:rFonts w:ascii="Calibri" w:hAnsi="Calibri" w:cs="Calibri" w:eastAsia="Calibri"/>
+                <w:b w:val="0"/>
+                <w:i w:val="0"/>
+                <w:color w:val="000000"/>
+                <w:sz w:val="19"/>
+              </w:rPr>
+              <w:t>nên dùng nếu RAM chỉ 8 GB (Mục 8)</w:t>
             </w:r>
           </w:p>
         </w:tc>
@@ -1971,6 +2809,33 @@
     </w:p>
     <w:p>
       <w:pPr>
+        <w:spacing w:before="120" w:after="160"/>
+        <w:ind w:left="170" w:right="113"/>
+        <w:shd w:val="clear" w:color="auto" w:fill="FFF7E0"/>
+      </w:pPr>
+      <w:r>
+        <w:rPr>
+          <w:rFonts w:ascii="Calibri" w:hAnsi="Calibri" w:cs="Calibri" w:eastAsia="Calibri"/>
+          <w:b/>
+          <w:i w:val="0"/>
+          <w:color w:val="000000"/>
+          <w:sz w:val="20"/>
+        </w:rPr>
+        <w:t xml:space="preserve">GHI CHÚ: </w:t>
+      </w:r>
+      <w:r>
+        <w:rPr>
+          <w:rFonts w:ascii="Calibri" w:hAnsi="Calibri" w:cs="Calibri" w:eastAsia="Calibri"/>
+          <w:b w:val="0"/>
+          <w:i w:val="0"/>
+          <w:color w:val="000000"/>
+          <w:sz w:val="20"/>
+        </w:rPr>
+        <w:t>Đổi subsample_pct là đổi CẢ dữ liệu train lẫn tập test. Nếu bạn hạ tỷ lệ xuống để vừa máy (ví dụ 32), tập test cũng nhỏ đi — vẫn hợp lệ, nhưng khi báo cáo phải nói rõ đang ở mức nào.</w:t>
+      </w:r>
+    </w:p>
+    <w:p>
+      <w:pPr>
         <w:pStyle w:val="Heading1"/>
         <w:spacing w:before="280" w:after="120"/>
       </w:pPr>
@@ -1982,7 +2847,37 @@
           <w:color w:val="1F3864"/>
           <w:sz w:val="30"/>
         </w:rPr>
-        <w:t>5. Bước 2 — Chạy prepare.py</w:t>
+        <w:t>5. Bước 2 — Chạy prepare.py (luôn trên máy ảo)</w:t>
+      </w:r>
+    </w:p>
+    <w:p>
+      <w:pPr>
+        <w:spacing w:before="0" w:after="80"/>
+      </w:pPr>
+      <w:r>
+        <w:rPr>
+          <w:rFonts w:ascii="Calibri" w:hAnsi="Calibri" w:cs="Calibri" w:eastAsia="Calibri"/>
+          <w:b w:val="0"/>
+          <w:i w:val="0"/>
+          <w:color w:val="000000"/>
+          <w:sz w:val="21"/>
+        </w:rPr>
+        <w:t>Trong CẢ BA đường, bước này chạy trên máy ảo. Lý do rất thực tế: dữ liệu thô 1,1 GB nằm ở đó, và prepare.py nhẹ hơn train.py nhiều nên máy ảo 7.208 MB chạy được. Chỉ có train.py mới cần nhiều bộ nhớ.</w:t>
+      </w:r>
+    </w:p>
+    <w:p>
+      <w:pPr>
+        <w:spacing w:before="0" w:after="80"/>
+      </w:pPr>
+      <w:r>
+        <w:rPr>
+          <w:rFonts w:ascii="Calibri" w:hAnsi="Calibri" w:cs="Calibri" w:eastAsia="Calibri"/>
+          <w:b w:val="0"/>
+          <w:i w:val="0"/>
+          <w:color w:val="000000"/>
+          <w:sz w:val="21"/>
+        </w:rPr>
+        <w:t>Nhờ vậy, việc chuyển sang Colab hay laptop chỉ phải mang theo 3 file parquet (kết quả của bước này), không phải mang dữ liệu thô.</w:t>
       </w:r>
     </w:p>
     <w:p>
@@ -2189,6 +3084,33 @@
           <w:sz w:val="17"/>
         </w:rPr>
         <w:t xml:space="preserve">    src/training/prepare.py 2&gt;&amp;1 | tee logs/prepare_64.log</w:t>
+      </w:r>
+    </w:p>
+    <w:p>
+      <w:pPr>
+        <w:spacing w:before="120" w:after="160"/>
+        <w:ind w:left="170" w:right="113"/>
+        <w:shd w:val="clear" w:color="auto" w:fill="FFF7E0"/>
+      </w:pPr>
+      <w:r>
+        <w:rPr>
+          <w:rFonts w:ascii="Calibri" w:hAnsi="Calibri" w:cs="Calibri" w:eastAsia="Calibri"/>
+          <w:b/>
+          <w:i w:val="0"/>
+          <w:color w:val="000000"/>
+          <w:sz w:val="20"/>
+        </w:rPr>
+        <w:t xml:space="preserve">GHI CHÚ: </w:t>
+      </w:r>
+      <w:r>
+        <w:rPr>
+          <w:rFonts w:ascii="Calibri" w:hAnsi="Calibri" w:cs="Calibri" w:eastAsia="Calibri"/>
+          <w:b w:val="0"/>
+          <w:i w:val="0"/>
+          <w:color w:val="000000"/>
+          <w:sz w:val="20"/>
+        </w:rPr>
+        <w:t>Ở mức 20% bước này chạy hết 74 giây (đo thật). Ở mức 64% lượng dữ liệu gấp ~3,2 lần nên ước tính khoảng 5 phút — nhưng ĐÂY LÀ NGOẠI SUY, chưa chạy thật ở 64%. Hãy bấm giờ và ghi lại số thật.</w:t>
       </w:r>
     </w:p>
     <w:p>
@@ -2718,7 +3640,7 @@
           <w:color w:val="000000"/>
           <w:sz w:val="21"/>
         </w:rPr>
-        <w:t>Trạng thái hiện tại trên máy (15/10/2026 12:59)</w:t>
+        <w:t>Trạng thái hiện tại trên máy (15/10/2026 13:30)</w:t>
       </w:r>
     </w:p>
     <w:tbl>
@@ -3007,7 +3929,7 @@
           <w:color w:val="000000"/>
           <w:sz w:val="19"/>
         </w:rPr>
-        <w:t>Đây là số đọc trực tiếp từ file, không phải số dự kiến. Nếu subsample_pct vẫn là khóa cũ thì bạn chưa chạy lại Bước 2.</w:t>
+        <w:t>Đây là số đọc trực tiếp từ file, không phải số dự kiến. Nếu subsample_pct vẫn là khóa cũ thì bạn chưa chạy lại Mục 5.</w:t>
       </w:r>
     </w:p>
     <w:p>
@@ -3023,7 +3945,7 @@
           <w:color w:val="1F3864"/>
           <w:sz w:val="30"/>
         </w:rPr>
-        <w:t>6. Bước 3 — Chạy train.py</w:t>
+        <w:t>6. Đường A — Huấn luyện trên máy ảo capstone</w:t>
       </w:r>
     </w:p>
     <w:p>
@@ -3038,7 +3960,22 @@
           <w:color w:val="000000"/>
           <w:sz w:val="21"/>
         </w:rPr>
-        <w:t>train.py dựng Pipeline (RegexTokenizer → StopWordsRemover → NGram → CountVectorizer → IDF → Normalizer → bộ phân loại), huấn luyện 4 mô hình + baseline đa số, chọn siêu tham số bằng TrainValidationSplit BÊN TRONG tập train, chọn mô hình trên validation, rồi đánh giá cuối cùng MỘT LẦN trên test.</w:t>
+        <w:t>Đây là đường đã chạy thật và cho ra bộ số liệu đang có trong outputs/. Nếu bạn chọn Colab hoặc laptop, đọc Mục 7 hoặc Mục 8 thay cho mục này — phần kiểm chứng ở Mục 9 thì dùng chung.</w:t>
+      </w:r>
+    </w:p>
+    <w:p>
+      <w:pPr>
+        <w:spacing w:before="120" w:after="40"/>
+      </w:pPr>
+      <w:r>
+        <w:rPr>
+          <w:rFonts w:ascii="Calibri" w:hAnsi="Calibri" w:cs="Calibri" w:eastAsia="Calibri"/>
+          <w:b/>
+          <w:i w:val="0"/>
+          <w:color w:val="000000"/>
+          <w:sz w:val="21"/>
+        </w:rPr>
+        <w:t>Kiểm tra trước khi chạy</w:t>
       </w:r>
     </w:p>
     <w:p>
@@ -3055,7 +3992,7 @@
           <w:color w:val="000000"/>
           <w:sz w:val="17"/>
         </w:rPr>
-        <w:t># chạy thử trước (tự bật --no-test, không đụng test, không lưu model)</w:t>
+        <w:t>cd /home/hadoop/capstone</w:t>
       </w:r>
     </w:p>
     <w:p>
@@ -3072,7 +4009,7 @@
           <w:color w:val="000000"/>
           <w:sz w:val="17"/>
         </w:rPr>
-        <w:t>PYSPARK_DRIVER_PYTHON=$VENV_PY PYSPARK_PYTHON=$VENV_PY spark-submit \</w:t>
+        <w:t>source scripts/env.sh          # Java 8 + Spark 3.5.9 + Python 3.11 cho PySpark</w:t>
       </w:r>
     </w:p>
     <w:p>
@@ -3089,7 +4026,130 @@
           <w:color w:val="000000"/>
           <w:sz w:val="17"/>
         </w:rPr>
-        <w:t xml:space="preserve">    --driver-memory 2g --master 'local[2]' \</w:t>
+        <w:t>free -m                        # cần 'available' &gt;= ~4000 MB</w:t>
+      </w:r>
+    </w:p>
+    <w:p>
+      <w:pPr>
+        <w:spacing w:before="0" w:after="80" w:line="240" w:lineRule="auto"/>
+        <w:ind w:left="170" w:right="113"/>
+        <w:shd w:val="clear" w:color="auto" w:fill="F2F2F2"/>
+      </w:pPr>
+      <w:r>
+        <w:rPr>
+          <w:rFonts w:ascii="Courier New" w:hAnsi="Courier New" w:cs="Courier New" w:eastAsia="Courier New"/>
+          <w:b w:val="0"/>
+          <w:i w:val="0"/>
+          <w:color w:val="000000"/>
+          <w:sz w:val="17"/>
+        </w:rPr>
+        <w:t>df -h /home                    # cần &gt;= ~10 GB trống</w:t>
+      </w:r>
+    </w:p>
+    <w:p>
+      <w:pPr>
+        <w:spacing w:before="120" w:after="160"/>
+        <w:ind w:left="170" w:right="113"/>
+        <w:shd w:val="clear" w:color="auto" w:fill="FCE4E4"/>
+      </w:pPr>
+      <w:r>
+        <w:rPr>
+          <w:rFonts w:ascii="Calibri" w:hAnsi="Calibri" w:cs="Calibri" w:eastAsia="Calibri"/>
+          <w:b/>
+          <w:i w:val="0"/>
+          <w:color w:val="000000"/>
+          <w:sz w:val="20"/>
+        </w:rPr>
+        <w:t xml:space="preserve">CẢNH BÁO: </w:t>
+      </w:r>
+      <w:r>
+        <w:rPr>
+          <w:rFonts w:ascii="Calibri" w:hAnsi="Calibri" w:cs="Calibri" w:eastAsia="Calibri"/>
+          <w:b w:val="0"/>
+          <w:i w:val="0"/>
+          <w:color w:val="000000"/>
+          <w:sz w:val="20"/>
+        </w:rPr>
+        <w:t>PHẢI TẮT DEMO TRƯỚC. Đo lúc demo Task 10 đang chạy (15/10/2026 12:40), nó chiếm ~2,8 GB: Spark driver 1.875 MB + Streamlit 778 MB + job streaming + producer; khi đó chỉ còn 1.300 MB trống và swap đã dùng 2.814/3.090 MB. Sau khi tắt, máy còn 5.124 MB trống. Dừng bằng:</w:t>
+      </w:r>
+    </w:p>
+    <w:p>
+      <w:pPr>
+        <w:spacing w:before="80" w:after="80" w:line="240" w:lineRule="auto"/>
+        <w:ind w:left="170" w:right="113"/>
+        <w:shd w:val="clear" w:color="auto" w:fill="F2F2F2"/>
+      </w:pPr>
+      <w:r>
+        <w:rPr>
+          <w:rFonts w:ascii="Courier New" w:hAnsi="Courier New" w:cs="Courier New" w:eastAsia="Courier New"/>
+          <w:b w:val="0"/>
+          <w:i w:val="0"/>
+          <w:color w:val="000000"/>
+          <w:sz w:val="17"/>
+        </w:rPr>
+        <w:t>bash scripts/run_demo.sh --stop        # dừng sạch, giữ nguyên checkpoint</w:t>
+      </w:r>
+    </w:p>
+    <w:p>
+      <w:pPr>
+        <w:spacing w:before="0" w:after="80"/>
+      </w:pPr>
+      <w:r>
+        <w:rPr>
+          <w:rFonts w:ascii="Calibri" w:hAnsi="Calibri" w:cs="Calibri" w:eastAsia="Calibri"/>
+          <w:b w:val="0"/>
+          <w:i w:val="0"/>
+          <w:color w:val="000000"/>
+          <w:sz w:val="21"/>
+        </w:rPr>
+        <w:t>HDFS và Kafka KHÔNG cần tắt: chúng chỉ chiếm ~370 MB và train.py không dùng đến. HDFS trên máy này không tự chạy lại sau khi khởi động lại — nếu Spark báo lỗi kết nối localhost:9000, xem Mục 12.</w:t>
+      </w:r>
+    </w:p>
+    <w:p>
+      <w:pPr>
+        <w:spacing w:before="160" w:after="40"/>
+      </w:pPr>
+      <w:r>
+        <w:rPr>
+          <w:rFonts w:ascii="Calibri" w:hAnsi="Calibri" w:cs="Calibri" w:eastAsia="Calibri"/>
+          <w:b/>
+          <w:i w:val="0"/>
+          <w:color w:val="000000"/>
+          <w:sz w:val="21"/>
+        </w:rPr>
+        <w:t>Chạy train.py</w:t>
+      </w:r>
+    </w:p>
+    <w:p>
+      <w:pPr>
+        <w:spacing w:before="0" w:after="80"/>
+      </w:pPr>
+      <w:r>
+        <w:rPr>
+          <w:rFonts w:ascii="Calibri" w:hAnsi="Calibri" w:cs="Calibri" w:eastAsia="Calibri"/>
+          <w:b w:val="0"/>
+          <w:i w:val="0"/>
+          <w:color w:val="000000"/>
+          <w:sz w:val="21"/>
+        </w:rPr>
+        <w:t>train.py dựng Pipeline (RegexTokenizer → StopWordsRemover → NGram → CountVectorizer → IDF → Normalizer → bộ phân loại), huấn luyện 4 mô hình + baseline đa số, chọn siêu tham số bằng TrainValidationSplit BÊN TRONG tập train, chọn mô hình trên validation, rồi đánh giá cuối cùng MỘT LẦN trên test.</w:t>
+      </w:r>
+    </w:p>
+    <w:p>
+      <w:pPr>
+        <w:spacing w:before="80" w:after="0" w:line="240" w:lineRule="auto"/>
+        <w:ind w:left="170" w:right="113"/>
+        <w:shd w:val="clear" w:color="auto" w:fill="F2F2F2"/>
+      </w:pPr>
+      <w:r>
+        <w:rPr>
+          <w:rFonts w:ascii="Courier New" w:hAnsi="Courier New" w:cs="Courier New" w:eastAsia="Courier New"/>
+          <w:b w:val="0"/>
+          <w:i w:val="0"/>
+          <w:color w:val="000000"/>
+          <w:sz w:val="17"/>
+        </w:rPr>
+        <w:t># chạy thử trước (tự bật --no-test, không đụng test, không lưu model)</w:t>
       </w:r>
     </w:p>
     <w:p>
@@ -3106,7 +4166,7 @@
           <w:color w:val="000000"/>
           <w:sz w:val="17"/>
         </w:rPr>
-        <w:t xml:space="preserve">    src/training/train.py --sample 20000</w:t>
+        <w:t>PYSPARK_DRIVER_PYTHON=$VENV_PY PYSPARK_PYTHON=$VENV_PY spark-submit \</w:t>
       </w:r>
     </w:p>
     <w:p>
@@ -3123,7 +4183,7 @@
           <w:color w:val="000000"/>
           <w:sz w:val="17"/>
         </w:rPr>
-        <w:t xml:space="preserve"> </w:t>
+        <w:t xml:space="preserve">    --driver-memory 2g --master 'local[2]' \</w:t>
       </w:r>
     </w:p>
     <w:p>
@@ -3140,7 +4200,7 @@
           <w:color w:val="000000"/>
           <w:sz w:val="17"/>
         </w:rPr>
-        <w:t># chạy thật — KHUYẾN NGHỊ nâng lên 4g (xem bên dưới)</w:t>
+        <w:t xml:space="preserve">    src/training/train.py --sample 20000</w:t>
       </w:r>
     </w:p>
     <w:p>
@@ -3157,7 +4217,7 @@
           <w:color w:val="000000"/>
           <w:sz w:val="17"/>
         </w:rPr>
-        <w:t>PYSPARK_DRIVER_PYTHON=$VENV_PY PYSPARK_PYTHON=$VENV_PY spark-submit \</w:t>
+        <w:t xml:space="preserve"> </w:t>
       </w:r>
     </w:p>
     <w:p>
@@ -3174,6 +4234,40 @@
           <w:color w:val="000000"/>
           <w:sz w:val="17"/>
         </w:rPr>
+        <w:t># chạy thật — KHUYẾN NGHỊ nâng lên 4g (xem bên dưới)</w:t>
+      </w:r>
+    </w:p>
+    <w:p>
+      <w:pPr>
+        <w:spacing w:before="0" w:after="0" w:line="240" w:lineRule="auto"/>
+        <w:ind w:left="170" w:right="113"/>
+        <w:shd w:val="clear" w:color="auto" w:fill="F2F2F2"/>
+      </w:pPr>
+      <w:r>
+        <w:rPr>
+          <w:rFonts w:ascii="Courier New" w:hAnsi="Courier New" w:cs="Courier New" w:eastAsia="Courier New"/>
+          <w:b w:val="0"/>
+          <w:i w:val="0"/>
+          <w:color w:val="000000"/>
+          <w:sz w:val="17"/>
+        </w:rPr>
+        <w:t>PYSPARK_DRIVER_PYTHON=$VENV_PY PYSPARK_PYTHON=$VENV_PY spark-submit \</w:t>
+      </w:r>
+    </w:p>
+    <w:p>
+      <w:pPr>
+        <w:spacing w:before="0" w:after="0" w:line="240" w:lineRule="auto"/>
+        <w:ind w:left="170" w:right="113"/>
+        <w:shd w:val="clear" w:color="auto" w:fill="F2F2F2"/>
+      </w:pPr>
+      <w:r>
+        <w:rPr>
+          <w:rFonts w:ascii="Courier New" w:hAnsi="Courier New" w:cs="Courier New" w:eastAsia="Courier New"/>
+          <w:b w:val="0"/>
+          <w:i w:val="0"/>
+          <w:color w:val="000000"/>
+          <w:sz w:val="17"/>
+        </w:rPr>
         <w:t xml:space="preserve">    --driver-memory 4g --master 'local[2]' \</w:t>
       </w:r>
     </w:p>
@@ -3311,7 +4405,7 @@
           <w:color w:val="000000"/>
           <w:sz w:val="21"/>
         </w:rPr>
-        <w:t>train.py đặt spark.sql.shuffle.partitions = 8 (dòng 679) — rất ít cho ~450.000 dòng. Đây là nguyên nhân chính gây chậm/tràn bộ nhớ.</w:t>
+        <w:t>train.py đặt spark.sql.shuffle.partitions = 8 (dòng 679) — rất ít cho khoảng 415.000 dòng train ở mức 64%. Đây là nguyên nhân chính gây chậm/tràn bộ nhớ.</w:t>
       </w:r>
     </w:p>
     <w:p>
@@ -3326,7 +4420,7 @@
           <w:color w:val="000000"/>
           <w:sz w:val="21"/>
         </w:rPr>
-        <w:t>Tiền lệ: src/eda/README.md đã dùng --driver-memory 4g trên chính máy này. Nếu vẫn bị OOM, xem phương án lùi ở Mục 10.</w:t>
+        <w:t>Tiền lệ: src/eda/README.md đã dùng --driver-memory 4g trên chính máy này. Nếu vẫn bị OOM, xem phương án lùi ở Mục 12.</w:t>
       </w:r>
     </w:p>
     <w:p>
@@ -3372,7 +4466,7 @@
           <w:color w:val="1F3864"/>
           <w:sz w:val="30"/>
         </w:rPr>
-        <w:t>7. Bước 4 — Làm sao biết mô hình chạy đúng</w:t>
+        <w:t>7. Đường B — Huấn luyện trên Google Colab</w:t>
       </w:r>
     </w:p>
     <w:p>
@@ -3387,7 +4481,2820 @@
           <w:color w:val="000000"/>
           <w:sz w:val="21"/>
         </w:rPr>
-        <w:t>Kiểm theo đúng thứ tự này. Mỗi dòng có cách kiểm riêng, không cần đọc code.</w:t>
+        <w:t>Mục này hướng dẫn chạy train.py trên Colab. Đọc kỹ phần đánh đổi ở Mục 2 trước: Colab có nhiều RAM hơn nhưng ít nhân hơn, và có thể bị ngắt giữa chừng.</w:t>
+      </w:r>
+    </w:p>
+    <w:p>
+      <w:pPr>
+        <w:spacing w:before="120" w:after="160"/>
+        <w:ind w:left="170" w:right="113"/>
+        <w:shd w:val="clear" w:color="auto" w:fill="FCE4E4"/>
+      </w:pPr>
+      <w:r>
+        <w:rPr>
+          <w:rFonts w:ascii="Calibri" w:hAnsi="Calibri" w:cs="Calibri" w:eastAsia="Calibri"/>
+          <w:b/>
+          <w:i w:val="0"/>
+          <w:color w:val="000000"/>
+          <w:sz w:val="20"/>
+        </w:rPr>
+        <w:t xml:space="preserve">QUAN TRỌNG: </w:t>
+      </w:r>
+      <w:r>
+        <w:rPr>
+          <w:rFonts w:ascii="Calibri" w:hAnsi="Calibri" w:cs="Calibri" w:eastAsia="Calibri"/>
+          <w:b w:val="0"/>
+          <w:i w:val="0"/>
+          <w:color w:val="000000"/>
+          <w:sz w:val="20"/>
+        </w:rPr>
+        <w:t>BẮT BUỘC cài ĐÚNG pyspark==3.5.9. File model lưu ra có ghi thẳng phiên bản Spark vào metadata: trong outputs/models/sentiment_pipeline/metadata/part-00000 có dòng "sparkVersion":"3.5.9". Máy ảo nạp lại model này ở 4 chỗ (app.py dòng 329, stream_job.py dòng 575, verify_stream.py dòng 336, check_model.py dòng 44). Cài nhầm phiên bản khác thì model huấn luyện xong có thể KHÔNG nạp lại được trên máy ảo — và lúc đó đã mất cả tiếng chạy. Pin đúng phiên bản tốn đúng một dòng lệnh.</w:t>
+      </w:r>
+    </w:p>
+    <w:p>
+      <w:pPr>
+        <w:spacing w:before="160" w:after="40"/>
+      </w:pPr>
+      <w:r>
+        <w:rPr>
+          <w:rFonts w:ascii="Calibri" w:hAnsi="Calibri" w:cs="Calibri" w:eastAsia="Calibri"/>
+          <w:b/>
+          <w:i w:val="0"/>
+          <w:color w:val="000000"/>
+          <w:sz w:val="21"/>
+        </w:rPr>
+        <w:t>7.1 — Chuẩn bị dữ liệu trên máy ảo trước</w:t>
+      </w:r>
+    </w:p>
+    <w:p>
+      <w:pPr>
+        <w:spacing w:before="0" w:after="80"/>
+      </w:pPr>
+      <w:r>
+        <w:rPr>
+          <w:rFonts w:ascii="Calibri" w:hAnsi="Calibri" w:cs="Calibri" w:eastAsia="Calibri"/>
+          <w:b w:val="0"/>
+          <w:i w:val="0"/>
+          <w:color w:val="000000"/>
+          <w:sz w:val="21"/>
+        </w:rPr>
+        <w:t>Chạy prepare.py trên máy ảo theo Mục 5 như bình thường. Sau đó bạn cần đúng 3 file này (train.py chỉ đọc 3 file — đã kiểm ở dòng 686–689):</w:t>
+      </w:r>
+    </w:p>
+    <w:p>
+      <w:pPr>
+        <w:spacing w:before="120" w:after="40"/>
+      </w:pPr>
+      <w:r>
+        <w:rPr>
+          <w:rFonts w:ascii="Calibri" w:hAnsi="Calibri" w:cs="Calibri" w:eastAsia="Calibri"/>
+          <w:b w:val="0"/>
+          <w:i/>
+          <w:color w:val="000000"/>
+          <w:sz w:val="19"/>
+        </w:rPr>
+        <w:t>Ở mức 20% ba file này cộng lại là 96 MB. Ở mức 64% ước tính ~310 MB (ngoại suy ×3,2). Không cần mang eval_labels.parquet — train.py không đọc file đó.</w:t>
+      </w:r>
+    </w:p>
+    <w:p>
+      <w:pPr>
+        <w:spacing w:before="80" w:after="0" w:line="240" w:lineRule="auto"/>
+        <w:ind w:left="170" w:right="113"/>
+        <w:shd w:val="clear" w:color="auto" w:fill="F2F2F2"/>
+      </w:pPr>
+      <w:r>
+        <w:rPr>
+          <w:rFonts w:ascii="Courier New" w:hAnsi="Courier New" w:cs="Courier New" w:eastAsia="Courier New"/>
+          <w:b w:val="0"/>
+          <w:i w:val="0"/>
+          <w:color w:val="000000"/>
+          <w:sz w:val="17"/>
+        </w:rPr>
+        <w:t>cd /home/hadoop/capstone</w:t>
+      </w:r>
+    </w:p>
+    <w:p>
+      <w:pPr>
+        <w:spacing w:before="0" w:after="0" w:line="240" w:lineRule="auto"/>
+        <w:ind w:left="170" w:right="113"/>
+        <w:shd w:val="clear" w:color="auto" w:fill="F2F2F2"/>
+      </w:pPr>
+      <w:r>
+        <w:rPr>
+          <w:rFonts w:ascii="Courier New" w:hAnsi="Courier New" w:cs="Courier New" w:eastAsia="Courier New"/>
+          <w:b w:val="0"/>
+          <w:i w:val="0"/>
+          <w:color w:val="000000"/>
+          <w:sz w:val="17"/>
+        </w:rPr>
+        <w:t>du -sh data/processed/train.parquet data/processed/val.parquet \</w:t>
+      </w:r>
+    </w:p>
+    <w:p>
+      <w:pPr>
+        <w:spacing w:before="0" w:after="80" w:line="240" w:lineRule="auto"/>
+        <w:ind w:left="170" w:right="113"/>
+        <w:shd w:val="clear" w:color="auto" w:fill="F2F2F2"/>
+      </w:pPr>
+      <w:r>
+        <w:rPr>
+          <w:rFonts w:ascii="Courier New" w:hAnsi="Courier New" w:cs="Courier New" w:eastAsia="Courier New"/>
+          <w:b w:val="0"/>
+          <w:i w:val="0"/>
+          <w:color w:val="000000"/>
+          <w:sz w:val="17"/>
+        </w:rPr>
+        <w:t xml:space="preserve">      data/processed/test.parquet</w:t>
+      </w:r>
+    </w:p>
+    <w:p>
+      <w:pPr>
+        <w:spacing w:before="160" w:after="40"/>
+      </w:pPr>
+      <w:r>
+        <w:rPr>
+          <w:rFonts w:ascii="Calibri" w:hAnsi="Calibri" w:cs="Calibri" w:eastAsia="Calibri"/>
+          <w:b/>
+          <w:i w:val="0"/>
+          <w:color w:val="000000"/>
+          <w:sz w:val="21"/>
+        </w:rPr>
+        <w:t>7.2 — Đưa 3 file parquet lên Google Drive</w:t>
+      </w:r>
+    </w:p>
+    <w:p>
+      <w:pPr>
+        <w:spacing w:after="40"/>
+        <w:ind w:left="425" w:hanging="198"/>
+      </w:pPr>
+      <w:r>
+        <w:rPr>
+          <w:rFonts w:ascii="Calibri" w:hAnsi="Calibri" w:cs="Calibri" w:eastAsia="Calibri"/>
+          <w:b w:val="0"/>
+          <w:i w:val="0"/>
+          <w:color w:val="000000"/>
+          <w:sz w:val="21"/>
+        </w:rPr>
+        <w:t xml:space="preserve">•  </w:t>
+      </w:r>
+      <w:r>
+        <w:rPr>
+          <w:rFonts w:ascii="Calibri" w:hAnsi="Calibri" w:cs="Calibri" w:eastAsia="Calibri"/>
+          <w:b w:val="0"/>
+          <w:i w:val="0"/>
+          <w:color w:val="000000"/>
+          <w:sz w:val="21"/>
+        </w:rPr>
+        <w:t>Vào drive.google.com, tạo thư mục capstone_parquet.</w:t>
+      </w:r>
+    </w:p>
+    <w:p>
+      <w:pPr>
+        <w:spacing w:after="40"/>
+        <w:ind w:left="425" w:hanging="198"/>
+      </w:pPr>
+      <w:r>
+        <w:rPr>
+          <w:rFonts w:ascii="Calibri" w:hAnsi="Calibri" w:cs="Calibri" w:eastAsia="Calibri"/>
+          <w:b w:val="0"/>
+          <w:i w:val="0"/>
+          <w:color w:val="000000"/>
+          <w:sz w:val="21"/>
+        </w:rPr>
+        <w:t xml:space="preserve">•  </w:t>
+      </w:r>
+      <w:r>
+        <w:rPr>
+          <w:rFonts w:ascii="Calibri" w:hAnsi="Calibri" w:cs="Calibri" w:eastAsia="Calibri"/>
+          <w:b w:val="0"/>
+          <w:i w:val="0"/>
+          <w:color w:val="000000"/>
+          <w:sz w:val="21"/>
+        </w:rPr>
+        <w:t>Tải 3 file train.parquet, val.parquet, test.parquet từ máy ảo lên thư mục đó.</w:t>
+      </w:r>
+    </w:p>
+    <w:p>
+      <w:pPr>
+        <w:spacing w:after="40"/>
+        <w:ind w:left="425" w:hanging="198"/>
+      </w:pPr>
+      <w:r>
+        <w:rPr>
+          <w:rFonts w:ascii="Calibri" w:hAnsi="Calibri" w:cs="Calibri" w:eastAsia="Calibri"/>
+          <w:b w:val="0"/>
+          <w:i w:val="0"/>
+          <w:color w:val="000000"/>
+          <w:sz w:val="21"/>
+        </w:rPr>
+        <w:t xml:space="preserve">•  </w:t>
+      </w:r>
+      <w:r>
+        <w:rPr>
+          <w:rFonts w:ascii="Calibri" w:hAnsi="Calibri" w:cs="Calibri" w:eastAsia="Calibri"/>
+          <w:b w:val="0"/>
+          <w:i w:val="0"/>
+          <w:color w:val="000000"/>
+          <w:sz w:val="21"/>
+        </w:rPr>
+        <w:t>Cách tải: dùng scp về laptop rồi kéo thả lên Drive. Ví dụ từ laptop:</w:t>
+      </w:r>
+    </w:p>
+    <w:p>
+      <w:pPr>
+        <w:spacing w:before="80" w:after="0" w:line="240" w:lineRule="auto"/>
+        <w:ind w:left="170" w:right="113"/>
+        <w:shd w:val="clear" w:color="auto" w:fill="F2F2F2"/>
+      </w:pPr>
+      <w:r>
+        <w:rPr>
+          <w:rFonts w:ascii="Courier New" w:hAnsi="Courier New" w:cs="Courier New" w:eastAsia="Courier New"/>
+          <w:b w:val="0"/>
+          <w:i w:val="0"/>
+          <w:color w:val="000000"/>
+          <w:sz w:val="17"/>
+        </w:rPr>
+        <w:t>scp hadoop@&lt;địa-chỉ-máy-ảo&gt;:'/home/hadoop/capstone/data/processed/*.parquet' \</w:t>
+      </w:r>
+    </w:p>
+    <w:p>
+      <w:pPr>
+        <w:spacing w:before="0" w:after="80" w:line="240" w:lineRule="auto"/>
+        <w:ind w:left="170" w:right="113"/>
+        <w:shd w:val="clear" w:color="auto" w:fill="F2F2F2"/>
+      </w:pPr>
+      <w:r>
+        <w:rPr>
+          <w:rFonts w:ascii="Courier New" w:hAnsi="Courier New" w:cs="Courier New" w:eastAsia="Courier New"/>
+          <w:b w:val="0"/>
+          <w:i w:val="0"/>
+          <w:color w:val="000000"/>
+          <w:sz w:val="17"/>
+        </w:rPr>
+        <w:t xml:space="preserve">    ~/Downloads/</w:t>
+      </w:r>
+    </w:p>
+    <w:p>
+      <w:pPr>
+        <w:spacing w:before="120" w:after="160"/>
+        <w:ind w:left="170" w:right="113"/>
+        <w:shd w:val="clear" w:color="auto" w:fill="FFF7E0"/>
+      </w:pPr>
+      <w:r>
+        <w:rPr>
+          <w:rFonts w:ascii="Calibri" w:hAnsi="Calibri" w:cs="Calibri" w:eastAsia="Calibri"/>
+          <w:b/>
+          <w:i w:val="0"/>
+          <w:color w:val="000000"/>
+          <w:sz w:val="20"/>
+        </w:rPr>
+        <w:t xml:space="preserve">GHI CHÚ: </w:t>
+      </w:r>
+      <w:r>
+        <w:rPr>
+          <w:rFonts w:ascii="Calibri" w:hAnsi="Calibri" w:cs="Calibri" w:eastAsia="Calibri"/>
+          <w:b w:val="0"/>
+          <w:i w:val="0"/>
+          <w:color w:val="000000"/>
+          <w:sz w:val="20"/>
+        </w:rPr>
+        <w:t>Google Drive miễn phí cho 15 GB — thừa sức chứa ~310 MB. Nhưng ĐỪNG đọc trực tiếp từ Drive trong lúc huấn luyện: Drive là ổ đĩa mạng, đọc chậm và có thể đứt kết nối giữa job. Notebook dưới đây COPY về đĩa cục bộ của Colab trước rồi mới chạy.</w:t>
+      </w:r>
+    </w:p>
+    <w:p>
+      <w:pPr>
+        <w:spacing w:before="160" w:after="40"/>
+      </w:pPr>
+      <w:r>
+        <w:rPr>
+          <w:rFonts w:ascii="Calibri" w:hAnsi="Calibri" w:cs="Calibri" w:eastAsia="Calibri"/>
+          <w:b/>
+          <w:i w:val="0"/>
+          <w:color w:val="000000"/>
+          <w:sz w:val="21"/>
+        </w:rPr>
+        <w:t>7.3 — Notebook Colab, chạy lần lượt từng ô</w:t>
+      </w:r>
+    </w:p>
+    <w:p>
+      <w:pPr>
+        <w:spacing w:before="0" w:after="80"/>
+      </w:pPr>
+      <w:r>
+        <w:rPr>
+          <w:rFonts w:ascii="Calibri" w:hAnsi="Calibri" w:cs="Calibri" w:eastAsia="Calibri"/>
+          <w:b w:val="0"/>
+          <w:i w:val="0"/>
+          <w:color w:val="000000"/>
+          <w:sz w:val="21"/>
+        </w:rPr>
+        <w:t>Mở colab.research.google.com, tạo notebook mới. Mỗi khối dưới đây là MỘT Ô. Chạy từ trên xuống.</w:t>
+      </w:r>
+    </w:p>
+    <w:p>
+      <w:pPr>
+        <w:spacing w:before="120" w:after="40"/>
+      </w:pPr>
+      <w:r>
+        <w:rPr>
+          <w:rFonts w:ascii="Calibri" w:hAnsi="Calibri" w:cs="Calibri" w:eastAsia="Calibri"/>
+          <w:b/>
+          <w:i w:val="0"/>
+          <w:color w:val="000000"/>
+          <w:sz w:val="21"/>
+        </w:rPr>
+        <w:t>Ô 1 — xem Colab cho bạn máy gì</w:t>
+      </w:r>
+    </w:p>
+    <w:p>
+      <w:pPr>
+        <w:spacing w:before="80" w:after="80" w:line="240" w:lineRule="auto"/>
+        <w:ind w:left="170" w:right="113"/>
+        <w:shd w:val="clear" w:color="auto" w:fill="F2F2F2"/>
+      </w:pPr>
+      <w:r>
+        <w:rPr>
+          <w:rFonts w:ascii="Courier New" w:hAnsi="Courier New" w:cs="Courier New" w:eastAsia="Courier New"/>
+          <w:b w:val="0"/>
+          <w:i w:val="0"/>
+          <w:color w:val="000000"/>
+          <w:sz w:val="17"/>
+        </w:rPr>
+        <w:t>!nproc &amp;&amp; free -m | head -2 &amp;&amp; java -version</w:t>
+      </w:r>
+    </w:p>
+    <w:p>
+      <w:pPr>
+        <w:spacing w:before="0" w:after="80"/>
+      </w:pPr>
+      <w:r>
+        <w:rPr>
+          <w:rFonts w:ascii="Calibri" w:hAnsi="Calibri" w:cs="Calibri" w:eastAsia="Calibri"/>
+          <w:b w:val="0"/>
+          <w:i w:val="0"/>
+          <w:color w:val="000000"/>
+          <w:sz w:val="21"/>
+        </w:rPr>
+        <w:t>Mong đợi: nproc ra 2; RAM khoảng 12.000 MB; java là openjdk 11 hoặc 17. Spark 3.5 chạy được với Java 8, 11 và 17. Nếu java báo không tìm thấy, xem Mục 12.</w:t>
+      </w:r>
+    </w:p>
+    <w:p>
+      <w:pPr>
+        <w:spacing w:before="120" w:after="40"/>
+      </w:pPr>
+      <w:r>
+        <w:rPr>
+          <w:rFonts w:ascii="Calibri" w:hAnsi="Calibri" w:cs="Calibri" w:eastAsia="Calibri"/>
+          <w:b/>
+          <w:i w:val="0"/>
+          <w:color w:val="000000"/>
+          <w:sz w:val="21"/>
+        </w:rPr>
+        <w:t>Ô 2 — cài đúng phiên bản PySpark</w:t>
+      </w:r>
+    </w:p>
+    <w:p>
+      <w:pPr>
+        <w:spacing w:before="120" w:after="40"/>
+      </w:pPr>
+      <w:r>
+        <w:rPr>
+          <w:rFonts w:ascii="Calibri" w:hAnsi="Calibri" w:cs="Calibri" w:eastAsia="Calibri"/>
+          <w:b w:val="0"/>
+          <w:i/>
+          <w:color w:val="000000"/>
+          <w:sz w:val="19"/>
+        </w:rPr>
+        <w:t>Dòng thứ hai PHẢI in ra đúng 3.5.9. Cài xong là có luôn lệnh spark-submit — gói pyspark qua pip đã kèm sẵn, không phải tải Spark riêng.</w:t>
+      </w:r>
+    </w:p>
+    <w:p>
+      <w:pPr>
+        <w:spacing w:before="80" w:after="0" w:line="240" w:lineRule="auto"/>
+        <w:ind w:left="170" w:right="113"/>
+        <w:shd w:val="clear" w:color="auto" w:fill="F2F2F2"/>
+      </w:pPr>
+      <w:r>
+        <w:rPr>
+          <w:rFonts w:ascii="Courier New" w:hAnsi="Courier New" w:cs="Courier New" w:eastAsia="Courier New"/>
+          <w:b w:val="0"/>
+          <w:i w:val="0"/>
+          <w:color w:val="000000"/>
+          <w:sz w:val="17"/>
+        </w:rPr>
+        <w:t>!pip install -q pyspark==3.5.9</w:t>
+      </w:r>
+    </w:p>
+    <w:p>
+      <w:pPr>
+        <w:spacing w:before="0" w:after="80" w:line="240" w:lineRule="auto"/>
+        <w:ind w:left="170" w:right="113"/>
+        <w:shd w:val="clear" w:color="auto" w:fill="F2F2F2"/>
+      </w:pPr>
+      <w:r>
+        <w:rPr>
+          <w:rFonts w:ascii="Courier New" w:hAnsi="Courier New" w:cs="Courier New" w:eastAsia="Courier New"/>
+          <w:b w:val="0"/>
+          <w:i w:val="0"/>
+          <w:color w:val="000000"/>
+          <w:sz w:val="17"/>
+        </w:rPr>
+        <w:t>!python -c "import pyspark; print('pyspark', pyspark.__version__)"</w:t>
+      </w:r>
+    </w:p>
+    <w:p>
+      <w:pPr>
+        <w:spacing w:before="120" w:after="40"/>
+      </w:pPr>
+      <w:r>
+        <w:rPr>
+          <w:rFonts w:ascii="Calibri" w:hAnsi="Calibri" w:cs="Calibri" w:eastAsia="Calibri"/>
+          <w:b/>
+          <w:i w:val="0"/>
+          <w:color w:val="000000"/>
+          <w:sz w:val="21"/>
+        </w:rPr>
+        <w:t>Ô 3 — lấy mã nguồn</w:t>
+      </w:r>
+    </w:p>
+    <w:p>
+      <w:pPr>
+        <w:spacing w:before="120" w:after="40"/>
+      </w:pPr>
+      <w:r>
+        <w:rPr>
+          <w:rFonts w:ascii="Calibri" w:hAnsi="Calibri" w:cs="Calibri" w:eastAsia="Calibri"/>
+          <w:b w:val="0"/>
+          <w:i/>
+          <w:color w:val="000000"/>
+          <w:sz w:val="19"/>
+        </w:rPr>
+        <w:t>Repo này đang để public nên clone không cần token. Toàn bộ mã nguồn chỉ ~16 MB.</w:t>
+      </w:r>
+    </w:p>
+    <w:p>
+      <w:pPr>
+        <w:spacing w:before="80" w:after="0" w:line="240" w:lineRule="auto"/>
+        <w:ind w:left="170" w:right="113"/>
+        <w:shd w:val="clear" w:color="auto" w:fill="F2F2F2"/>
+      </w:pPr>
+      <w:r>
+        <w:rPr>
+          <w:rFonts w:ascii="Courier New" w:hAnsi="Courier New" w:cs="Courier New" w:eastAsia="Courier New"/>
+          <w:b w:val="0"/>
+          <w:i w:val="0"/>
+          <w:color w:val="000000"/>
+          <w:sz w:val="17"/>
+        </w:rPr>
+        <w:t>!git clone -q https://github.com/luongnguyen14/CommentStreaming.git /content/capstone</w:t>
+      </w:r>
+    </w:p>
+    <w:p>
+      <w:pPr>
+        <w:spacing w:before="0" w:after="80" w:line="240" w:lineRule="auto"/>
+        <w:ind w:left="170" w:right="113"/>
+        <w:shd w:val="clear" w:color="auto" w:fill="F2F2F2"/>
+      </w:pPr>
+      <w:r>
+        <w:rPr>
+          <w:rFonts w:ascii="Courier New" w:hAnsi="Courier New" w:cs="Courier New" w:eastAsia="Courier New"/>
+          <w:b w:val="0"/>
+          <w:i w:val="0"/>
+          <w:color w:val="000000"/>
+          <w:sz w:val="17"/>
+        </w:rPr>
+        <w:t>%cd /content/capstone</w:t>
+      </w:r>
+    </w:p>
+    <w:p>
+      <w:pPr>
+        <w:spacing w:before="120" w:after="40"/>
+      </w:pPr>
+      <w:r>
+        <w:rPr>
+          <w:rFonts w:ascii="Calibri" w:hAnsi="Calibri" w:cs="Calibri" w:eastAsia="Calibri"/>
+          <w:b/>
+          <w:i w:val="0"/>
+          <w:color w:val="000000"/>
+          <w:sz w:val="21"/>
+        </w:rPr>
+        <w:t>Ô 4 — lấy 3 file parquet từ Drive về đĩa cục bộ</w:t>
+      </w:r>
+    </w:p>
+    <w:p>
+      <w:pPr>
+        <w:spacing w:before="80" w:after="0" w:line="240" w:lineRule="auto"/>
+        <w:ind w:left="170" w:right="113"/>
+        <w:shd w:val="clear" w:color="auto" w:fill="F2F2F2"/>
+      </w:pPr>
+      <w:r>
+        <w:rPr>
+          <w:rFonts w:ascii="Courier New" w:hAnsi="Courier New" w:cs="Courier New" w:eastAsia="Courier New"/>
+          <w:b w:val="0"/>
+          <w:i w:val="0"/>
+          <w:color w:val="000000"/>
+          <w:sz w:val="17"/>
+        </w:rPr>
+        <w:t>from google.colab import drive</w:t>
+      </w:r>
+    </w:p>
+    <w:p>
+      <w:pPr>
+        <w:spacing w:before="0" w:after="0" w:line="240" w:lineRule="auto"/>
+        <w:ind w:left="170" w:right="113"/>
+        <w:shd w:val="clear" w:color="auto" w:fill="F2F2F2"/>
+      </w:pPr>
+      <w:r>
+        <w:rPr>
+          <w:rFonts w:ascii="Courier New" w:hAnsi="Courier New" w:cs="Courier New" w:eastAsia="Courier New"/>
+          <w:b w:val="0"/>
+          <w:i w:val="0"/>
+          <w:color w:val="000000"/>
+          <w:sz w:val="17"/>
+        </w:rPr>
+        <w:t>drive.mount('/content/drive')</w:t>
+      </w:r>
+    </w:p>
+    <w:p>
+      <w:pPr>
+        <w:spacing w:before="0" w:after="0" w:line="240" w:lineRule="auto"/>
+        <w:ind w:left="170" w:right="113"/>
+        <w:shd w:val="clear" w:color="auto" w:fill="F2F2F2"/>
+      </w:pPr>
+      <w:r>
+        <w:rPr>
+          <w:rFonts w:ascii="Courier New" w:hAnsi="Courier New" w:cs="Courier New" w:eastAsia="Courier New"/>
+          <w:b w:val="0"/>
+          <w:i w:val="0"/>
+          <w:color w:val="000000"/>
+          <w:sz w:val="17"/>
+        </w:rPr>
+        <w:t xml:space="preserve"> </w:t>
+      </w:r>
+    </w:p>
+    <w:p>
+      <w:pPr>
+        <w:spacing w:before="0" w:after="0" w:line="240" w:lineRule="auto"/>
+        <w:ind w:left="170" w:right="113"/>
+        <w:shd w:val="clear" w:color="auto" w:fill="F2F2F2"/>
+      </w:pPr>
+      <w:r>
+        <w:rPr>
+          <w:rFonts w:ascii="Courier New" w:hAnsi="Courier New" w:cs="Courier New" w:eastAsia="Courier New"/>
+          <w:b w:val="0"/>
+          <w:i w:val="0"/>
+          <w:color w:val="000000"/>
+          <w:sz w:val="17"/>
+        </w:rPr>
+        <w:t>!mkdir -p /content/capstone/data/processed</w:t>
+      </w:r>
+    </w:p>
+    <w:p>
+      <w:pPr>
+        <w:spacing w:before="0" w:after="0" w:line="240" w:lineRule="auto"/>
+        <w:ind w:left="170" w:right="113"/>
+        <w:shd w:val="clear" w:color="auto" w:fill="F2F2F2"/>
+      </w:pPr>
+      <w:r>
+        <w:rPr>
+          <w:rFonts w:ascii="Courier New" w:hAnsi="Courier New" w:cs="Courier New" w:eastAsia="Courier New"/>
+          <w:b w:val="0"/>
+          <w:i w:val="0"/>
+          <w:color w:val="000000"/>
+          <w:sz w:val="17"/>
+        </w:rPr>
+        <w:t>!cp /content/drive/MyDrive/capstone_parquet/*.parquet \</w:t>
+      </w:r>
+    </w:p>
+    <w:p>
+      <w:pPr>
+        <w:spacing w:before="0" w:after="0" w:line="240" w:lineRule="auto"/>
+        <w:ind w:left="170" w:right="113"/>
+        <w:shd w:val="clear" w:color="auto" w:fill="F2F2F2"/>
+      </w:pPr>
+      <w:r>
+        <w:rPr>
+          <w:rFonts w:ascii="Courier New" w:hAnsi="Courier New" w:cs="Courier New" w:eastAsia="Courier New"/>
+          <w:b w:val="0"/>
+          <w:i w:val="0"/>
+          <w:color w:val="000000"/>
+          <w:sz w:val="17"/>
+        </w:rPr>
+        <w:t xml:space="preserve">    /content/capstone/data/processed/</w:t>
+      </w:r>
+    </w:p>
+    <w:p>
+      <w:pPr>
+        <w:spacing w:before="0" w:after="80" w:line="240" w:lineRule="auto"/>
+        <w:ind w:left="170" w:right="113"/>
+        <w:shd w:val="clear" w:color="auto" w:fill="F2F2F2"/>
+      </w:pPr>
+      <w:r>
+        <w:rPr>
+          <w:rFonts w:ascii="Courier New" w:hAnsi="Courier New" w:cs="Courier New" w:eastAsia="Courier New"/>
+          <w:b w:val="0"/>
+          <w:i w:val="0"/>
+          <w:color w:val="000000"/>
+          <w:sz w:val="17"/>
+        </w:rPr>
+        <w:t>!ls -la /content/capstone/data/processed/</w:t>
+      </w:r>
+    </w:p>
+    <w:p>
+      <w:pPr>
+        <w:spacing w:before="0" w:after="80"/>
+      </w:pPr>
+      <w:r>
+        <w:rPr>
+          <w:rFonts w:ascii="Calibri" w:hAnsi="Calibri" w:cs="Calibri" w:eastAsia="Calibri"/>
+          <w:b w:val="0"/>
+          <w:i w:val="0"/>
+          <w:color w:val="000000"/>
+          <w:sz w:val="21"/>
+        </w:rPr>
+        <w:t>Ô này sẽ hỏi quyền truy cập Drive — bấm cho phép. Kiểm lại: phải thấy đủ 3 file train/val/test.parquet với dung lượng như trên máy ảo.</w:t>
+      </w:r>
+    </w:p>
+    <w:p>
+      <w:pPr>
+        <w:spacing w:before="120" w:after="40"/>
+      </w:pPr>
+      <w:r>
+        <w:rPr>
+          <w:rFonts w:ascii="Calibri" w:hAnsi="Calibri" w:cs="Calibri" w:eastAsia="Calibri"/>
+          <w:b/>
+          <w:i w:val="0"/>
+          <w:color w:val="000000"/>
+          <w:sz w:val="21"/>
+        </w:rPr>
+        <w:t>Ô 5 — chạy thử (khoảng 5 phút)</w:t>
+      </w:r>
+    </w:p>
+    <w:p>
+      <w:pPr>
+        <w:spacing w:before="120" w:after="40"/>
+      </w:pPr>
+      <w:r>
+        <w:rPr>
+          <w:rFonts w:ascii="Calibri" w:hAnsi="Calibri" w:cs="Calibri" w:eastAsia="Calibri"/>
+          <w:b w:val="0"/>
+          <w:i/>
+          <w:color w:val="000000"/>
+          <w:sz w:val="19"/>
+        </w:rPr>
+        <w:t>Chạy thử tự bật --no-test nên không đụng tập test và không ghi đè model.</w:t>
+      </w:r>
+    </w:p>
+    <w:p>
+      <w:pPr>
+        <w:spacing w:before="80" w:after="0" w:line="240" w:lineRule="auto"/>
+        <w:ind w:left="170" w:right="113"/>
+        <w:shd w:val="clear" w:color="auto" w:fill="F2F2F2"/>
+      </w:pPr>
+      <w:r>
+        <w:rPr>
+          <w:rFonts w:ascii="Courier New" w:hAnsi="Courier New" w:cs="Courier New" w:eastAsia="Courier New"/>
+          <w:b w:val="0"/>
+          <w:i w:val="0"/>
+          <w:color w:val="000000"/>
+          <w:sz w:val="17"/>
+        </w:rPr>
+        <w:t>%%bash</w:t>
+      </w:r>
+    </w:p>
+    <w:p>
+      <w:pPr>
+        <w:spacing w:before="0" w:after="0" w:line="240" w:lineRule="auto"/>
+        <w:ind w:left="170" w:right="113"/>
+        <w:shd w:val="clear" w:color="auto" w:fill="F2F2F2"/>
+      </w:pPr>
+      <w:r>
+        <w:rPr>
+          <w:rFonts w:ascii="Courier New" w:hAnsi="Courier New" w:cs="Courier New" w:eastAsia="Courier New"/>
+          <w:b w:val="0"/>
+          <w:i w:val="0"/>
+          <w:color w:val="000000"/>
+          <w:sz w:val="17"/>
+        </w:rPr>
+        <w:t>cd /content/capstone</w:t>
+      </w:r>
+    </w:p>
+    <w:p>
+      <w:pPr>
+        <w:spacing w:before="0" w:after="0" w:line="240" w:lineRule="auto"/>
+        <w:ind w:left="170" w:right="113"/>
+        <w:shd w:val="clear" w:color="auto" w:fill="F2F2F2"/>
+      </w:pPr>
+      <w:r>
+        <w:rPr>
+          <w:rFonts w:ascii="Courier New" w:hAnsi="Courier New" w:cs="Courier New" w:eastAsia="Courier New"/>
+          <w:b w:val="0"/>
+          <w:i w:val="0"/>
+          <w:color w:val="000000"/>
+          <w:sz w:val="17"/>
+        </w:rPr>
+        <w:t>spark-submit --driver-memory 6g --master 'local[2]' \</w:t>
+      </w:r>
+    </w:p>
+    <w:p>
+      <w:pPr>
+        <w:spacing w:before="0" w:after="80" w:line="240" w:lineRule="auto"/>
+        <w:ind w:left="170" w:right="113"/>
+        <w:shd w:val="clear" w:color="auto" w:fill="F2F2F2"/>
+      </w:pPr>
+      <w:r>
+        <w:rPr>
+          <w:rFonts w:ascii="Courier New" w:hAnsi="Courier New" w:cs="Courier New" w:eastAsia="Courier New"/>
+          <w:b w:val="0"/>
+          <w:i w:val="0"/>
+          <w:color w:val="000000"/>
+          <w:sz w:val="17"/>
+        </w:rPr>
+        <w:t xml:space="preserve">    src/training/train.py --sample 20000 2&gt;&amp;1 | tee /content/thu.log</w:t>
+      </w:r>
+    </w:p>
+    <w:p>
+      <w:pPr>
+        <w:spacing w:before="120" w:after="40"/>
+      </w:pPr>
+      <w:r>
+        <w:rPr>
+          <w:rFonts w:ascii="Calibri" w:hAnsi="Calibri" w:cs="Calibri" w:eastAsia="Calibri"/>
+          <w:b/>
+          <w:i w:val="0"/>
+          <w:color w:val="000000"/>
+          <w:sz w:val="21"/>
+        </w:rPr>
+        <w:t>Ô 6 — chạy thật</w:t>
+      </w:r>
+    </w:p>
+    <w:p>
+      <w:pPr>
+        <w:spacing w:before="120" w:after="40"/>
+      </w:pPr>
+      <w:r>
+        <w:rPr>
+          <w:rFonts w:ascii="Calibri" w:hAnsi="Calibri" w:cs="Calibri" w:eastAsia="Calibri"/>
+          <w:b w:val="0"/>
+          <w:i/>
+          <w:color w:val="000000"/>
+          <w:sz w:val="19"/>
+        </w:rPr>
+        <w:t>Chừa ~2 GB cho hệ thống nên đặt 10g chứ không phải 12g. --master 'local[2]' đúng bằng số nhân Colab cho bạn.</w:t>
+      </w:r>
+    </w:p>
+    <w:p>
+      <w:pPr>
+        <w:spacing w:before="80" w:after="0" w:line="240" w:lineRule="auto"/>
+        <w:ind w:left="170" w:right="113"/>
+        <w:shd w:val="clear" w:color="auto" w:fill="F2F2F2"/>
+      </w:pPr>
+      <w:r>
+        <w:rPr>
+          <w:rFonts w:ascii="Courier New" w:hAnsi="Courier New" w:cs="Courier New" w:eastAsia="Courier New"/>
+          <w:b w:val="0"/>
+          <w:i w:val="0"/>
+          <w:color w:val="000000"/>
+          <w:sz w:val="17"/>
+        </w:rPr>
+        <w:t>%%bash</w:t>
+      </w:r>
+    </w:p>
+    <w:p>
+      <w:pPr>
+        <w:spacing w:before="0" w:after="0" w:line="240" w:lineRule="auto"/>
+        <w:ind w:left="170" w:right="113"/>
+        <w:shd w:val="clear" w:color="auto" w:fill="F2F2F2"/>
+      </w:pPr>
+      <w:r>
+        <w:rPr>
+          <w:rFonts w:ascii="Courier New" w:hAnsi="Courier New" w:cs="Courier New" w:eastAsia="Courier New"/>
+          <w:b w:val="0"/>
+          <w:i w:val="0"/>
+          <w:color w:val="000000"/>
+          <w:sz w:val="17"/>
+        </w:rPr>
+        <w:t>cd /content/capstone</w:t>
+      </w:r>
+    </w:p>
+    <w:p>
+      <w:pPr>
+        <w:spacing w:before="0" w:after="0" w:line="240" w:lineRule="auto"/>
+        <w:ind w:left="170" w:right="113"/>
+        <w:shd w:val="clear" w:color="auto" w:fill="F2F2F2"/>
+      </w:pPr>
+      <w:r>
+        <w:rPr>
+          <w:rFonts w:ascii="Courier New" w:hAnsi="Courier New" w:cs="Courier New" w:eastAsia="Courier New"/>
+          <w:b w:val="0"/>
+          <w:i w:val="0"/>
+          <w:color w:val="000000"/>
+          <w:sz w:val="17"/>
+        </w:rPr>
+        <w:t>spark-submit --driver-memory 10g --master 'local[2]' \</w:t>
+      </w:r>
+    </w:p>
+    <w:p>
+      <w:pPr>
+        <w:spacing w:before="0" w:after="80" w:line="240" w:lineRule="auto"/>
+        <w:ind w:left="170" w:right="113"/>
+        <w:shd w:val="clear" w:color="auto" w:fill="F2F2F2"/>
+      </w:pPr>
+      <w:r>
+        <w:rPr>
+          <w:rFonts w:ascii="Courier New" w:hAnsi="Courier New" w:cs="Courier New" w:eastAsia="Courier New"/>
+          <w:b w:val="0"/>
+          <w:i w:val="0"/>
+          <w:color w:val="000000"/>
+          <w:sz w:val="17"/>
+        </w:rPr>
+        <w:t xml:space="preserve">    src/training/train.py --models nb,lr,svc,rf 2&gt;&amp;1 | tee /content/train.log</w:t>
+      </w:r>
+    </w:p>
+    <w:p>
+      <w:pPr>
+        <w:spacing w:before="120" w:after="160"/>
+        <w:ind w:left="170" w:right="113"/>
+        <w:shd w:val="clear" w:color="auto" w:fill="FCE4E4"/>
+      </w:pPr>
+      <w:r>
+        <w:rPr>
+          <w:rFonts w:ascii="Calibri" w:hAnsi="Calibri" w:cs="Calibri" w:eastAsia="Calibri"/>
+          <w:b/>
+          <w:i w:val="0"/>
+          <w:color w:val="000000"/>
+          <w:sz w:val="20"/>
+        </w:rPr>
+        <w:t xml:space="preserve">CẢNH BÁO: </w:t>
+      </w:r>
+      <w:r>
+        <w:rPr>
+          <w:rFonts w:ascii="Calibri" w:hAnsi="Calibri" w:cs="Calibri" w:eastAsia="Calibri"/>
+          <w:b w:val="0"/>
+          <w:i w:val="0"/>
+          <w:color w:val="000000"/>
+          <w:sz w:val="20"/>
+        </w:rPr>
+        <w:t>ĐỪNG RỜI TAB trong suốt Ô 6. Colab miễn phí KHÔNG chạy nền — đóng trình duyệt hoặc để yên quá ~90 phút không thao tác là mất máy, và mọi thứ trong /content biến mất. train.py không có cơ chế chạy tiếp, nên mất là phải chạy lại từ đầu. Ước tính thời gian ở mức 64% là 1,5–2 giờ — đây là NGOẠI SUY từ tốc độ máy ảo 4 nhân, chưa đo trên Colab.</w:t>
+      </w:r>
+    </w:p>
+    <w:p>
+      <w:pPr>
+        <w:spacing w:before="160" w:after="40"/>
+      </w:pPr>
+      <w:r>
+        <w:rPr>
+          <w:rFonts w:ascii="Calibri" w:hAnsi="Calibri" w:cs="Calibri" w:eastAsia="Calibri"/>
+          <w:b/>
+          <w:i w:val="0"/>
+          <w:color w:val="000000"/>
+          <w:sz w:val="21"/>
+        </w:rPr>
+        <w:t>7.4 — Mang kết quả về máy ảo</w:t>
+      </w:r>
+    </w:p>
+    <w:p>
+      <w:pPr>
+        <w:spacing w:before="0" w:after="80"/>
+      </w:pPr>
+      <w:r>
+        <w:rPr>
+          <w:rFonts w:ascii="Calibri" w:hAnsi="Calibri" w:cs="Calibri" w:eastAsia="Calibri"/>
+          <w:b w:val="0"/>
+          <w:i w:val="0"/>
+          <w:color w:val="000000"/>
+          <w:sz w:val="21"/>
+        </w:rPr>
+        <w:t>Làm ngay sau khi Ô 6 xong, TRƯỚC khi đóng tab.</w:t>
+      </w:r>
+    </w:p>
+    <w:p>
+      <w:pPr>
+        <w:spacing w:before="80" w:after="0" w:line="240" w:lineRule="auto"/>
+        <w:ind w:left="170" w:right="113"/>
+        <w:shd w:val="clear" w:color="auto" w:fill="F2F2F2"/>
+      </w:pPr>
+      <w:r>
+        <w:rPr>
+          <w:rFonts w:ascii="Courier New" w:hAnsi="Courier New" w:cs="Courier New" w:eastAsia="Courier New"/>
+          <w:b w:val="0"/>
+          <w:i w:val="0"/>
+          <w:color w:val="000000"/>
+          <w:sz w:val="17"/>
+        </w:rPr>
+        <w:t>%%bash</w:t>
+      </w:r>
+    </w:p>
+    <w:p>
+      <w:pPr>
+        <w:spacing w:before="0" w:after="0" w:line="240" w:lineRule="auto"/>
+        <w:ind w:left="170" w:right="113"/>
+        <w:shd w:val="clear" w:color="auto" w:fill="F2F2F2"/>
+      </w:pPr>
+      <w:r>
+        <w:rPr>
+          <w:rFonts w:ascii="Courier New" w:hAnsi="Courier New" w:cs="Courier New" w:eastAsia="Courier New"/>
+          <w:b w:val="0"/>
+          <w:i w:val="0"/>
+          <w:color w:val="000000"/>
+          <w:sz w:val="17"/>
+        </w:rPr>
+        <w:t>cd /content/capstone</w:t>
+      </w:r>
+    </w:p>
+    <w:p>
+      <w:pPr>
+        <w:spacing w:before="0" w:after="0" w:line="240" w:lineRule="auto"/>
+        <w:ind w:left="170" w:right="113"/>
+        <w:shd w:val="clear" w:color="auto" w:fill="F2F2F2"/>
+      </w:pPr>
+      <w:r>
+        <w:rPr>
+          <w:rFonts w:ascii="Courier New" w:hAnsi="Courier New" w:cs="Courier New" w:eastAsia="Courier New"/>
+          <w:b w:val="0"/>
+          <w:i w:val="0"/>
+          <w:color w:val="000000"/>
+          <w:sz w:val="17"/>
+        </w:rPr>
+        <w:t>zip -qr /content/ket_qua.zip outputs/models outputs/tables outputs/figures</w:t>
+      </w:r>
+    </w:p>
+    <w:p>
+      <w:pPr>
+        <w:spacing w:before="0" w:after="80" w:line="240" w:lineRule="auto"/>
+        <w:ind w:left="170" w:right="113"/>
+        <w:shd w:val="clear" w:color="auto" w:fill="F2F2F2"/>
+      </w:pPr>
+      <w:r>
+        <w:rPr>
+          <w:rFonts w:ascii="Courier New" w:hAnsi="Courier New" w:cs="Courier New" w:eastAsia="Courier New"/>
+          <w:b w:val="0"/>
+          <w:i w:val="0"/>
+          <w:color w:val="000000"/>
+          <w:sz w:val="17"/>
+        </w:rPr>
+        <w:t>du -sh /content/ket_qua.zip</w:t>
+      </w:r>
+    </w:p>
+    <w:p>
+      <w:pPr>
+        <w:spacing w:before="120" w:after="40"/>
+      </w:pPr>
+      <w:r>
+        <w:rPr>
+          <w:rFonts w:ascii="Calibri" w:hAnsi="Calibri" w:cs="Calibri" w:eastAsia="Calibri"/>
+          <w:b w:val="0"/>
+          <w:i/>
+          <w:color w:val="000000"/>
+          <w:sz w:val="19"/>
+        </w:rPr>
+        <w:t>File zip chỉ khoảng 1–2 MB (model đã lưu là 904 KB).</w:t>
+      </w:r>
+    </w:p>
+    <w:p>
+      <w:pPr>
+        <w:spacing w:before="80" w:after="0" w:line="240" w:lineRule="auto"/>
+        <w:ind w:left="170" w:right="113"/>
+        <w:shd w:val="clear" w:color="auto" w:fill="F2F2F2"/>
+      </w:pPr>
+      <w:r>
+        <w:rPr>
+          <w:rFonts w:ascii="Courier New" w:hAnsi="Courier New" w:cs="Courier New" w:eastAsia="Courier New"/>
+          <w:b w:val="0"/>
+          <w:i w:val="0"/>
+          <w:color w:val="000000"/>
+          <w:sz w:val="17"/>
+        </w:rPr>
+        <w:t>from google.colab import files</w:t>
+      </w:r>
+    </w:p>
+    <w:p>
+      <w:pPr>
+        <w:spacing w:before="0" w:after="80" w:line="240" w:lineRule="auto"/>
+        <w:ind w:left="170" w:right="113"/>
+        <w:shd w:val="clear" w:color="auto" w:fill="F2F2F2"/>
+      </w:pPr>
+      <w:r>
+        <w:rPr>
+          <w:rFonts w:ascii="Courier New" w:hAnsi="Courier New" w:cs="Courier New" w:eastAsia="Courier New"/>
+          <w:b w:val="0"/>
+          <w:i w:val="0"/>
+          <w:color w:val="000000"/>
+          <w:sz w:val="17"/>
+        </w:rPr>
+        <w:t>files.download('/content/ket_qua.zip')</w:t>
+      </w:r>
+    </w:p>
+    <w:p>
+      <w:pPr>
+        <w:spacing w:before="0" w:after="80"/>
+      </w:pPr>
+      <w:r>
+        <w:rPr>
+          <w:rFonts w:ascii="Calibri" w:hAnsi="Calibri" w:cs="Calibri" w:eastAsia="Calibri"/>
+          <w:b w:val="0"/>
+          <w:i w:val="0"/>
+          <w:color w:val="000000"/>
+          <w:sz w:val="21"/>
+        </w:rPr>
+        <w:t>Rồi trên LAPTOP (nơi trình duyệt vừa tải file về), chuyển sang máy ảo và giải nén ĐÚNG VỊ TRÍ:</w:t>
+      </w:r>
+    </w:p>
+    <w:p>
+      <w:pPr>
+        <w:spacing w:before="80" w:after="0" w:line="240" w:lineRule="auto"/>
+        <w:ind w:left="170" w:right="113"/>
+        <w:shd w:val="clear" w:color="auto" w:fill="F2F2F2"/>
+      </w:pPr>
+      <w:r>
+        <w:rPr>
+          <w:rFonts w:ascii="Courier New" w:hAnsi="Courier New" w:cs="Courier New" w:eastAsia="Courier New"/>
+          <w:b w:val="0"/>
+          <w:i w:val="0"/>
+          <w:color w:val="000000"/>
+          <w:sz w:val="17"/>
+        </w:rPr>
+        <w:t># trên laptop</w:t>
+      </w:r>
+    </w:p>
+    <w:p>
+      <w:pPr>
+        <w:spacing w:before="0" w:after="0" w:line="240" w:lineRule="auto"/>
+        <w:ind w:left="170" w:right="113"/>
+        <w:shd w:val="clear" w:color="auto" w:fill="F2F2F2"/>
+      </w:pPr>
+      <w:r>
+        <w:rPr>
+          <w:rFonts w:ascii="Courier New" w:hAnsi="Courier New" w:cs="Courier New" w:eastAsia="Courier New"/>
+          <w:b w:val="0"/>
+          <w:i w:val="0"/>
+          <w:color w:val="000000"/>
+          <w:sz w:val="17"/>
+        </w:rPr>
+        <w:t>scp ~/Downloads/ket_qua.zip hadoop@&lt;địa-chỉ-máy-ảo&gt;:/tmp/</w:t>
+      </w:r>
+    </w:p>
+    <w:p>
+      <w:pPr>
+        <w:spacing w:before="0" w:after="0" w:line="240" w:lineRule="auto"/>
+        <w:ind w:left="170" w:right="113"/>
+        <w:shd w:val="clear" w:color="auto" w:fill="F2F2F2"/>
+      </w:pPr>
+      <w:r>
+        <w:rPr>
+          <w:rFonts w:ascii="Courier New" w:hAnsi="Courier New" w:cs="Courier New" w:eastAsia="Courier New"/>
+          <w:b w:val="0"/>
+          <w:i w:val="0"/>
+          <w:color w:val="000000"/>
+          <w:sz w:val="17"/>
+        </w:rPr>
+        <w:t xml:space="preserve"> </w:t>
+      </w:r>
+    </w:p>
+    <w:p>
+      <w:pPr>
+        <w:spacing w:before="0" w:after="0" w:line="240" w:lineRule="auto"/>
+        <w:ind w:left="170" w:right="113"/>
+        <w:shd w:val="clear" w:color="auto" w:fill="F2F2F2"/>
+      </w:pPr>
+      <w:r>
+        <w:rPr>
+          <w:rFonts w:ascii="Courier New" w:hAnsi="Courier New" w:cs="Courier New" w:eastAsia="Courier New"/>
+          <w:b w:val="0"/>
+          <w:i w:val="0"/>
+          <w:color w:val="000000"/>
+          <w:sz w:val="17"/>
+        </w:rPr>
+        <w:t># trên máy ảo — giải nén ngay tại thư mục gốc dự án</w:t>
+      </w:r>
+    </w:p>
+    <w:p>
+      <w:pPr>
+        <w:spacing w:before="0" w:after="0" w:line="240" w:lineRule="auto"/>
+        <w:ind w:left="170" w:right="113"/>
+        <w:shd w:val="clear" w:color="auto" w:fill="F2F2F2"/>
+      </w:pPr>
+      <w:r>
+        <w:rPr>
+          <w:rFonts w:ascii="Courier New" w:hAnsi="Courier New" w:cs="Courier New" w:eastAsia="Courier New"/>
+          <w:b w:val="0"/>
+          <w:i w:val="0"/>
+          <w:color w:val="000000"/>
+          <w:sz w:val="17"/>
+        </w:rPr>
+        <w:t>cd /home/hadoop/capstone</w:t>
+      </w:r>
+    </w:p>
+    <w:p>
+      <w:pPr>
+        <w:spacing w:before="0" w:after="0" w:line="240" w:lineRule="auto"/>
+        <w:ind w:left="170" w:right="113"/>
+        <w:shd w:val="clear" w:color="auto" w:fill="F2F2F2"/>
+      </w:pPr>
+      <w:r>
+        <w:rPr>
+          <w:rFonts w:ascii="Courier New" w:hAnsi="Courier New" w:cs="Courier New" w:eastAsia="Courier New"/>
+          <w:b w:val="0"/>
+          <w:i w:val="0"/>
+          <w:color w:val="000000"/>
+          <w:sz w:val="17"/>
+        </w:rPr>
+        <w:t>unzip -o /tmp/ket_qua.zip -d .</w:t>
+      </w:r>
+    </w:p>
+    <w:p>
+      <w:pPr>
+        <w:spacing w:before="0" w:after="80" w:line="240" w:lineRule="auto"/>
+        <w:ind w:left="170" w:right="113"/>
+        <w:shd w:val="clear" w:color="auto" w:fill="F2F2F2"/>
+      </w:pPr>
+      <w:r>
+        <w:rPr>
+          <w:rFonts w:ascii="Courier New" w:hAnsi="Courier New" w:cs="Courier New" w:eastAsia="Courier New"/>
+          <w:b w:val="0"/>
+          <w:i w:val="0"/>
+          <w:color w:val="000000"/>
+          <w:sz w:val="17"/>
+        </w:rPr>
+        <w:t>ls outputs/models/sentiment_pipeline/stages/   # phải thấy đủ 7 bước</w:t>
+      </w:r>
+    </w:p>
+    <w:p>
+      <w:pPr>
+        <w:spacing w:before="120" w:after="160"/>
+        <w:ind w:left="170" w:right="113"/>
+        <w:shd w:val="clear" w:color="auto" w:fill="FCE4E4"/>
+      </w:pPr>
+      <w:r>
+        <w:rPr>
+          <w:rFonts w:ascii="Calibri" w:hAnsi="Calibri" w:cs="Calibri" w:eastAsia="Calibri"/>
+          <w:b/>
+          <w:i w:val="0"/>
+          <w:color w:val="000000"/>
+          <w:sz w:val="20"/>
+        </w:rPr>
+        <w:t xml:space="preserve">CẢNH BÁO: </w:t>
+      </w:r>
+      <w:r>
+        <w:rPr>
+          <w:rFonts w:ascii="Calibri" w:hAnsi="Calibri" w:cs="Calibri" w:eastAsia="Calibri"/>
+          <w:b w:val="0"/>
+          <w:i w:val="0"/>
+          <w:color w:val="000000"/>
+          <w:sz w:val="20"/>
+        </w:rPr>
+        <w:t>Giải nén SAI VỊ TRÍ là lỗi dễ gặp nhất. Cấu trúc trong zip là outputs/models/..., nên phải giải nén tại /home/hadoop/capstone để ra đúng /home/hadoop/capstone/outputs/models/sentiment_pipeline. Nếu giải nén ra chỗ khác, dashboard và streaming sẽ không tìm thấy model.</w:t>
+      </w:r>
+    </w:p>
+    <w:p>
+      <w:pPr>
+        <w:spacing w:before="160" w:after="40"/>
+      </w:pPr>
+      <w:r>
+        <w:rPr>
+          <w:rFonts w:ascii="Calibri" w:hAnsi="Calibri" w:cs="Calibri" w:eastAsia="Calibri"/>
+          <w:b/>
+          <w:i w:val="0"/>
+          <w:color w:val="000000"/>
+          <w:sz w:val="21"/>
+        </w:rPr>
+        <w:t>7.5 — Bốn chỗ dễ sai riêng của Colab</w:t>
+      </w:r>
+    </w:p>
+    <w:p>
+      <w:pPr>
+        <w:spacing w:after="40"/>
+        <w:ind w:left="425" w:hanging="198"/>
+      </w:pPr>
+      <w:r>
+        <w:rPr>
+          <w:rFonts w:ascii="Calibri" w:hAnsi="Calibri" w:cs="Calibri" w:eastAsia="Calibri"/>
+          <w:b w:val="0"/>
+          <w:i w:val="0"/>
+          <w:color w:val="000000"/>
+          <w:sz w:val="21"/>
+        </w:rPr>
+        <w:t xml:space="preserve">•  </w:t>
+      </w:r>
+      <w:r>
+        <w:rPr>
+          <w:rFonts w:ascii="Calibri" w:hAnsi="Calibri" w:cs="Calibri" w:eastAsia="Calibri"/>
+          <w:b/>
+          <w:i w:val="0"/>
+          <w:color w:val="000000"/>
+          <w:sz w:val="21"/>
+        </w:rPr>
+        <w:t xml:space="preserve">Phiên là tạm thời. </w:t>
+      </w:r>
+      <w:r>
+        <w:rPr>
+          <w:rFonts w:ascii="Calibri" w:hAnsi="Calibri" w:cs="Calibri" w:eastAsia="Calibri"/>
+          <w:b w:val="0"/>
+          <w:i w:val="0"/>
+          <w:color w:val="000000"/>
+          <w:sz w:val="21"/>
+        </w:rPr>
+        <w:t>Mỗi lần mở lại là một máy mới, /content trống trơn. Notebook phải chạy lại được TỪ ĐẦU — đừng dựa vào việc lần trước đã cài gì.</w:t>
+      </w:r>
+    </w:p>
+    <w:p>
+      <w:pPr>
+        <w:spacing w:after="40"/>
+        <w:ind w:left="425" w:hanging="198"/>
+      </w:pPr>
+      <w:r>
+        <w:rPr>
+          <w:rFonts w:ascii="Calibri" w:hAnsi="Calibri" w:cs="Calibri" w:eastAsia="Calibri"/>
+          <w:b w:val="0"/>
+          <w:i w:val="0"/>
+          <w:color w:val="000000"/>
+          <w:sz w:val="21"/>
+        </w:rPr>
+        <w:t xml:space="preserve">•  </w:t>
+      </w:r>
+      <w:r>
+        <w:rPr>
+          <w:rFonts w:ascii="Calibri" w:hAnsi="Calibri" w:cs="Calibri" w:eastAsia="Calibri"/>
+          <w:b/>
+          <w:i w:val="0"/>
+          <w:color w:val="000000"/>
+          <w:sz w:val="21"/>
+        </w:rPr>
+        <w:t xml:space="preserve">Không có HDFS. </w:t>
+      </w:r>
+      <w:r>
+        <w:rPr>
+          <w:rFonts w:ascii="Calibri" w:hAnsi="Calibri" w:cs="Calibri" w:eastAsia="Calibri"/>
+          <w:b w:val="0"/>
+          <w:i w:val="0"/>
+          <w:color w:val="000000"/>
+          <w:sz w:val="21"/>
+        </w:rPr>
+        <w:t>Trên máy ảo, HDFS là filesystem mặc định nên thiếu tiền tố file:// sẽ lỗi. Trên Colab không có HDFS nên chuyện đó không xảy ra; local_uri() vẫn thêm file:// và điều đó vô hại.</w:t>
+      </w:r>
+    </w:p>
+    <w:p>
+      <w:pPr>
+        <w:spacing w:after="40"/>
+        <w:ind w:left="425" w:hanging="198"/>
+      </w:pPr>
+      <w:r>
+        <w:rPr>
+          <w:rFonts w:ascii="Calibri" w:hAnsi="Calibri" w:cs="Calibri" w:eastAsia="Calibri"/>
+          <w:b w:val="0"/>
+          <w:i w:val="0"/>
+          <w:color w:val="000000"/>
+          <w:sz w:val="21"/>
+        </w:rPr>
+        <w:t xml:space="preserve">•  </w:t>
+      </w:r>
+      <w:r>
+        <w:rPr>
+          <w:rFonts w:ascii="Calibri" w:hAnsi="Calibri" w:cs="Calibri" w:eastAsia="Calibri"/>
+          <w:b/>
+          <w:i w:val="0"/>
+          <w:color w:val="000000"/>
+          <w:sz w:val="21"/>
+        </w:rPr>
+        <w:t xml:space="preserve">Số nhân ít hơn. </w:t>
+      </w:r>
+      <w:r>
+        <w:rPr>
+          <w:rFonts w:ascii="Calibri" w:hAnsi="Calibri" w:cs="Calibri" w:eastAsia="Calibri"/>
+          <w:b w:val="0"/>
+          <w:i w:val="0"/>
+          <w:color w:val="000000"/>
+          <w:sz w:val="21"/>
+        </w:rPr>
+        <w:t>--master 'local[2]' là đúng bằng số nhân Colab cho bạn. Đừng đặt local[4] — sẽ chỉ làm job chậm và dễ tràn bộ nhớ hơn.</w:t>
+      </w:r>
+    </w:p>
+    <w:p>
+      <w:pPr>
+        <w:spacing w:after="40"/>
+        <w:ind w:left="425" w:hanging="198"/>
+      </w:pPr>
+      <w:r>
+        <w:rPr>
+          <w:rFonts w:ascii="Calibri" w:hAnsi="Calibri" w:cs="Calibri" w:eastAsia="Calibri"/>
+          <w:b w:val="0"/>
+          <w:i w:val="0"/>
+          <w:color w:val="000000"/>
+          <w:sz w:val="21"/>
+        </w:rPr>
+        <w:t xml:space="preserve">•  </w:t>
+      </w:r>
+      <w:r>
+        <w:rPr>
+          <w:rFonts w:ascii="Calibri" w:hAnsi="Calibri" w:cs="Calibri" w:eastAsia="Calibri"/>
+          <w:b/>
+          <w:i w:val="0"/>
+          <w:color w:val="000000"/>
+          <w:sz w:val="21"/>
+        </w:rPr>
+        <w:t xml:space="preserve">Đường dẫn tuyệt đối. </w:t>
+      </w:r>
+      <w:r>
+        <w:rPr>
+          <w:rFonts w:ascii="Calibri" w:hAnsi="Calibri" w:cs="Calibri" w:eastAsia="Calibri"/>
+          <w:b w:val="0"/>
+          <w:i w:val="0"/>
+          <w:color w:val="000000"/>
+          <w:sz w:val="21"/>
+        </w:rPr>
+        <w:t>Luôn cd /content/capstone trước khi chạy, vì train.py tự tìm thư mục gốc bằng vị trí file (parents[2] trong utils.py).</w:t>
+      </w:r>
+    </w:p>
+    <w:p>
+      <w:pPr>
+        <w:pStyle w:val="Heading1"/>
+        <w:spacing w:before="280" w:after="120"/>
+      </w:pPr>
+      <w:r>
+        <w:rPr>
+          <w:rFonts w:ascii="Calibri" w:hAnsi="Calibri" w:cs="Calibri" w:eastAsia="Calibri"/>
+          <w:b/>
+          <w:i w:val="0"/>
+          <w:color w:val="1F3864"/>
+          <w:sz w:val="30"/>
+        </w:rPr>
+        <w:t>8. Đường C — Huấn luyện trên laptop cấu hình thấp</w:t>
+      </w:r>
+    </w:p>
+    <w:p>
+      <w:pPr>
+        <w:spacing w:before="0" w:after="80"/>
+      </w:pPr>
+      <w:r>
+        <w:rPr>
+          <w:rFonts w:ascii="Calibri" w:hAnsi="Calibri" w:cs="Calibri" w:eastAsia="Calibri"/>
+          <w:b w:val="0"/>
+          <w:i w:val="0"/>
+          <w:color w:val="000000"/>
+          <w:sz w:val="21"/>
+        </w:rPr>
+        <w:t>Train.py chạy được trên laptop, nhưng "cấu hình thấp" là một khoảng rất rộng. Mục này bắt đầu bằng việc xác định máy bạn thuộc nhóm nào.</w:t>
+      </w:r>
+    </w:p>
+    <w:p>
+      <w:pPr>
+        <w:spacing w:before="160" w:after="40"/>
+      </w:pPr>
+      <w:r>
+        <w:rPr>
+          <w:rFonts w:ascii="Calibri" w:hAnsi="Calibri" w:cs="Calibri" w:eastAsia="Calibri"/>
+          <w:b/>
+          <w:i w:val="0"/>
+          <w:color w:val="000000"/>
+          <w:sz w:val="21"/>
+        </w:rPr>
+        <w:t>8.1 — Máy bạn có đủ không</w:t>
+      </w:r>
+    </w:p>
+    <w:p>
+      <w:pPr>
+        <w:spacing w:before="0" w:after="80"/>
+      </w:pPr>
+      <w:r>
+        <w:rPr>
+          <w:rFonts w:ascii="Calibri" w:hAnsi="Calibri" w:cs="Calibri" w:eastAsia="Calibri"/>
+          <w:b w:val="0"/>
+          <w:i w:val="0"/>
+          <w:color w:val="000000"/>
+          <w:sz w:val="21"/>
+        </w:rPr>
+        <w:t>Chạy lệnh theo hệ điều hành để biết RAM và số nhân:</w:t>
+      </w:r>
+    </w:p>
+    <w:p>
+      <w:pPr>
+        <w:spacing w:before="80" w:after="0" w:line="240" w:lineRule="auto"/>
+        <w:ind w:left="170" w:right="113"/>
+        <w:shd w:val="clear" w:color="auto" w:fill="F2F2F2"/>
+      </w:pPr>
+      <w:r>
+        <w:rPr>
+          <w:rFonts w:ascii="Courier New" w:hAnsi="Courier New" w:cs="Courier New" w:eastAsia="Courier New"/>
+          <w:b w:val="0"/>
+          <w:i w:val="0"/>
+          <w:color w:val="000000"/>
+          <w:sz w:val="17"/>
+        </w:rPr>
+        <w:t># Linux / WSL2</w:t>
+      </w:r>
+    </w:p>
+    <w:p>
+      <w:pPr>
+        <w:spacing w:before="0" w:after="0" w:line="240" w:lineRule="auto"/>
+        <w:ind w:left="170" w:right="113"/>
+        <w:shd w:val="clear" w:color="auto" w:fill="F2F2F2"/>
+      </w:pPr>
+      <w:r>
+        <w:rPr>
+          <w:rFonts w:ascii="Courier New" w:hAnsi="Courier New" w:cs="Courier New" w:eastAsia="Courier New"/>
+          <w:b w:val="0"/>
+          <w:i w:val="0"/>
+          <w:color w:val="000000"/>
+          <w:sz w:val="17"/>
+        </w:rPr>
+        <w:t>free -m &amp;&amp; nproc</w:t>
+      </w:r>
+    </w:p>
+    <w:p>
+      <w:pPr>
+        <w:spacing w:before="0" w:after="0" w:line="240" w:lineRule="auto"/>
+        <w:ind w:left="170" w:right="113"/>
+        <w:shd w:val="clear" w:color="auto" w:fill="F2F2F2"/>
+      </w:pPr>
+      <w:r>
+        <w:rPr>
+          <w:rFonts w:ascii="Courier New" w:hAnsi="Courier New" w:cs="Courier New" w:eastAsia="Courier New"/>
+          <w:b w:val="0"/>
+          <w:i w:val="0"/>
+          <w:color w:val="000000"/>
+          <w:sz w:val="17"/>
+        </w:rPr>
+        <w:t xml:space="preserve"> </w:t>
+      </w:r>
+    </w:p>
+    <w:p>
+      <w:pPr>
+        <w:spacing w:before="0" w:after="0" w:line="240" w:lineRule="auto"/>
+        <w:ind w:left="170" w:right="113"/>
+        <w:shd w:val="clear" w:color="auto" w:fill="F2F2F2"/>
+      </w:pPr>
+      <w:r>
+        <w:rPr>
+          <w:rFonts w:ascii="Courier New" w:hAnsi="Courier New" w:cs="Courier New" w:eastAsia="Courier New"/>
+          <w:b w:val="0"/>
+          <w:i w:val="0"/>
+          <w:color w:val="000000"/>
+          <w:sz w:val="17"/>
+        </w:rPr>
+        <w:t># macOS</w:t>
+      </w:r>
+    </w:p>
+    <w:p>
+      <w:pPr>
+        <w:spacing w:before="0" w:after="0" w:line="240" w:lineRule="auto"/>
+        <w:ind w:left="170" w:right="113"/>
+        <w:shd w:val="clear" w:color="auto" w:fill="F2F2F2"/>
+      </w:pPr>
+      <w:r>
+        <w:rPr>
+          <w:rFonts w:ascii="Courier New" w:hAnsi="Courier New" w:cs="Courier New" w:eastAsia="Courier New"/>
+          <w:b w:val="0"/>
+          <w:i w:val="0"/>
+          <w:color w:val="000000"/>
+          <w:sz w:val="17"/>
+        </w:rPr>
+        <w:t>sysctl hw.memsize &amp;&amp; sysctl -n hw.ncpu</w:t>
+      </w:r>
+    </w:p>
+    <w:p>
+      <w:pPr>
+        <w:spacing w:before="0" w:after="0" w:line="240" w:lineRule="auto"/>
+        <w:ind w:left="170" w:right="113"/>
+        <w:shd w:val="clear" w:color="auto" w:fill="F2F2F2"/>
+      </w:pPr>
+      <w:r>
+        <w:rPr>
+          <w:rFonts w:ascii="Courier New" w:hAnsi="Courier New" w:cs="Courier New" w:eastAsia="Courier New"/>
+          <w:b w:val="0"/>
+          <w:i w:val="0"/>
+          <w:color w:val="000000"/>
+          <w:sz w:val="17"/>
+        </w:rPr>
+        <w:t xml:space="preserve"> </w:t>
+      </w:r>
+    </w:p>
+    <w:p>
+      <w:pPr>
+        <w:spacing w:before="0" w:after="0" w:line="240" w:lineRule="auto"/>
+        <w:ind w:left="170" w:right="113"/>
+        <w:shd w:val="clear" w:color="auto" w:fill="F2F2F2"/>
+      </w:pPr>
+      <w:r>
+        <w:rPr>
+          <w:rFonts w:ascii="Courier New" w:hAnsi="Courier New" w:cs="Courier New" w:eastAsia="Courier New"/>
+          <w:b w:val="0"/>
+          <w:i w:val="0"/>
+          <w:color w:val="000000"/>
+          <w:sz w:val="17"/>
+        </w:rPr>
+        <w:t># Windows (PowerShell)</w:t>
+      </w:r>
+    </w:p>
+    <w:p>
+      <w:pPr>
+        <w:spacing w:before="0" w:after="0" w:line="240" w:lineRule="auto"/>
+        <w:ind w:left="170" w:right="113"/>
+        <w:shd w:val="clear" w:color="auto" w:fill="F2F2F2"/>
+      </w:pPr>
+      <w:r>
+        <w:rPr>
+          <w:rFonts w:ascii="Courier New" w:hAnsi="Courier New" w:cs="Courier New" w:eastAsia="Courier New"/>
+          <w:b w:val="0"/>
+          <w:i w:val="0"/>
+          <w:color w:val="000000"/>
+          <w:sz w:val="17"/>
+        </w:rPr>
+        <w:t>Get-CimInstance Win32_ComputerSystem | Select TotalPhysicalMemory;</w:t>
+      </w:r>
+    </w:p>
+    <w:p>
+      <w:pPr>
+        <w:spacing w:before="0" w:after="80" w:line="240" w:lineRule="auto"/>
+        <w:ind w:left="170" w:right="113"/>
+        <w:shd w:val="clear" w:color="auto" w:fill="F2F2F2"/>
+      </w:pPr>
+      <w:r>
+        <w:rPr>
+          <w:rFonts w:ascii="Courier New" w:hAnsi="Courier New" w:cs="Courier New" w:eastAsia="Courier New"/>
+          <w:b w:val="0"/>
+          <w:i w:val="0"/>
+          <w:color w:val="000000"/>
+          <w:sz w:val="17"/>
+        </w:rPr>
+        <w:t>Get-CimInstance Win32_Processor | Select NumberOfCores</w:t>
+      </w:r>
+    </w:p>
+    <w:p>
+      <w:pPr>
+        <w:spacing w:before="0" w:after="80"/>
+      </w:pPr>
+      <w:r>
+        <w:rPr>
+          <w:rFonts w:ascii="Calibri" w:hAnsi="Calibri" w:cs="Calibri" w:eastAsia="Calibri"/>
+          <w:b w:val="0"/>
+          <w:i w:val="0"/>
+          <w:color w:val="000000"/>
+          <w:sz w:val="21"/>
+        </w:rPr>
+        <w:t>Rồi tra bảng này:</w:t>
+      </w:r>
+    </w:p>
+    <w:tbl>
+      <w:tblPr>
+        <w:tblStyle w:val="TableGrid"/>
+        <w:tblW w:type="auto" w:w="0"/>
+        <w:jc w:val="center"/>
+        <w:tblLook w:firstColumn="1" w:firstRow="1" w:lastColumn="0" w:lastRow="0" w:noHBand="0" w:noVBand="1" w:val="04A0"/>
+      </w:tblPr>
+      <w:tblGrid>
+        <w:gridCol w:w="1928"/>
+        <w:gridCol w:w="1928"/>
+        <w:gridCol w:w="1928"/>
+        <w:gridCol w:w="1928"/>
+        <w:gridCol w:w="1928"/>
+      </w:tblGrid>
+      <w:tr>
+        <w:trPr>
+          <w:tblHeader/>
+        </w:trPr>
+        <w:tc>
+          <w:tcPr>
+            <w:tcW w:type="dxa" w:w="1474"/>
+            <w:shd w:val="clear" w:color="auto" w:fill="D9D9D9"/>
+          </w:tcPr>
+          <w:p>
+            <w:pPr>
+              <w:spacing w:after="20"/>
+            </w:pPr>
+            <w:r>
+              <w:rPr>
+                <w:rFonts w:ascii="Calibri" w:hAnsi="Calibri" w:cs="Calibri" w:eastAsia="Calibri"/>
+                <w:b/>
+                <w:i w:val="0"/>
+                <w:color w:val="000000"/>
+                <w:sz w:val="19"/>
+              </w:rPr>
+              <w:t>RAM</w:t>
+            </w:r>
+          </w:p>
+        </w:tc>
+        <w:tc>
+          <w:tcPr>
+            <w:tcW w:type="dxa" w:w="850"/>
+            <w:shd w:val="clear" w:color="auto" w:fill="D9D9D9"/>
+          </w:tcPr>
+          <w:p>
+            <w:pPr>
+              <w:spacing w:after="20"/>
+            </w:pPr>
+            <w:r>
+              <w:rPr>
+                <w:rFonts w:ascii="Calibri" w:hAnsi="Calibri" w:cs="Calibri" w:eastAsia="Calibri"/>
+                <w:b/>
+                <w:i w:val="0"/>
+                <w:color w:val="000000"/>
+                <w:sz w:val="19"/>
+              </w:rPr>
+              <w:t>Nhân</w:t>
+            </w:r>
+          </w:p>
+        </w:tc>
+        <w:tc>
+          <w:tcPr>
+            <w:tcW w:type="dxa" w:w="2608"/>
+            <w:shd w:val="clear" w:color="auto" w:fill="D9D9D9"/>
+          </w:tcPr>
+          <w:p>
+            <w:pPr>
+              <w:spacing w:after="20"/>
+            </w:pPr>
+            <w:r>
+              <w:rPr>
+                <w:rFonts w:ascii="Calibri" w:hAnsi="Calibri" w:cs="Calibri" w:eastAsia="Calibri"/>
+                <w:b/>
+                <w:i w:val="0"/>
+                <w:color w:val="000000"/>
+                <w:sz w:val="19"/>
+              </w:rPr>
+              <w:t>Nên làm</w:t>
+            </w:r>
+          </w:p>
+        </w:tc>
+        <w:tc>
+          <w:tcPr>
+            <w:tcW w:type="dxa" w:w="1587"/>
+            <w:shd w:val="clear" w:color="auto" w:fill="D9D9D9"/>
+          </w:tcPr>
+          <w:p>
+            <w:pPr>
+              <w:spacing w:after="20"/>
+            </w:pPr>
+            <w:r>
+              <w:rPr>
+                <w:rFonts w:ascii="Calibri" w:hAnsi="Calibri" w:cs="Calibri" w:eastAsia="Calibri"/>
+                <w:b/>
+                <w:i w:val="0"/>
+                <w:color w:val="000000"/>
+                <w:sz w:val="19"/>
+              </w:rPr>
+              <w:t>subsample_pct</w:t>
+            </w:r>
+          </w:p>
+        </w:tc>
+        <w:tc>
+          <w:tcPr>
+            <w:tcW w:type="dxa" w:w="3118"/>
+            <w:shd w:val="clear" w:color="auto" w:fill="D9D9D9"/>
+          </w:tcPr>
+          <w:p>
+            <w:pPr>
+              <w:spacing w:after="20"/>
+            </w:pPr>
+            <w:r>
+              <w:rPr>
+                <w:rFonts w:ascii="Calibri" w:hAnsi="Calibri" w:cs="Calibri" w:eastAsia="Calibri"/>
+                <w:b/>
+                <w:i w:val="0"/>
+                <w:color w:val="000000"/>
+                <w:sz w:val="19"/>
+              </w:rPr>
+              <w:t>Tham số chạy</w:t>
+            </w:r>
+          </w:p>
+        </w:tc>
+      </w:tr>
+      <w:tr>
+        <w:tc>
+          <w:tcPr>
+            <w:tcW w:type="dxa" w:w="1474"/>
+          </w:tcPr>
+          <w:p>
+            <w:pPr>
+              <w:spacing w:after="20"/>
+            </w:pPr>
+            <w:r>
+              <w:rPr>
+                <w:rFonts w:ascii="Calibri" w:hAnsi="Calibri" w:cs="Calibri" w:eastAsia="Calibri"/>
+                <w:b w:val="0"/>
+                <w:i w:val="0"/>
+                <w:color w:val="000000"/>
+                <w:sz w:val="19"/>
+              </w:rPr>
+              <w:t>dưới 8 GB</w:t>
+            </w:r>
+          </w:p>
+        </w:tc>
+        <w:tc>
+          <w:tcPr>
+            <w:tcW w:type="dxa" w:w="850"/>
+          </w:tcPr>
+          <w:p>
+            <w:pPr>
+              <w:spacing w:after="20"/>
+            </w:pPr>
+            <w:r>
+              <w:rPr>
+                <w:rFonts w:ascii="Calibri" w:hAnsi="Calibri" w:cs="Calibri" w:eastAsia="Calibri"/>
+                <w:b w:val="0"/>
+                <w:i w:val="0"/>
+                <w:color w:val="000000"/>
+                <w:sz w:val="19"/>
+              </w:rPr>
+              <w:t>—</w:t>
+            </w:r>
+          </w:p>
+        </w:tc>
+        <w:tc>
+          <w:tcPr>
+            <w:tcW w:type="dxa" w:w="2608"/>
+          </w:tcPr>
+          <w:p>
+            <w:pPr>
+              <w:spacing w:after="20"/>
+            </w:pPr>
+            <w:r>
+              <w:rPr>
+                <w:rFonts w:ascii="Calibri" w:hAnsi="Calibri" w:cs="Calibri" w:eastAsia="Calibri"/>
+                <w:b w:val="0"/>
+                <w:i w:val="0"/>
+                <w:color w:val="000000"/>
+                <w:sz w:val="19"/>
+              </w:rPr>
+              <w:t>ĐỪNG chạy trên laptop</w:t>
+            </w:r>
+          </w:p>
+        </w:tc>
+        <w:tc>
+          <w:tcPr>
+            <w:tcW w:type="dxa" w:w="1587"/>
+          </w:tcPr>
+          <w:p>
+            <w:pPr>
+              <w:spacing w:after="20"/>
+            </w:pPr>
+            <w:r>
+              <w:rPr>
+                <w:rFonts w:ascii="Calibri" w:hAnsi="Calibri" w:cs="Calibri" w:eastAsia="Calibri"/>
+                <w:b w:val="0"/>
+                <w:i w:val="0"/>
+                <w:color w:val="000000"/>
+                <w:sz w:val="19"/>
+              </w:rPr>
+              <w:t>—</w:t>
+            </w:r>
+          </w:p>
+        </w:tc>
+        <w:tc>
+          <w:tcPr>
+            <w:tcW w:type="dxa" w:w="3118"/>
+          </w:tcPr>
+          <w:p>
+            <w:pPr>
+              <w:spacing w:after="20"/>
+            </w:pPr>
+            <w:r>
+              <w:rPr>
+                <w:rFonts w:ascii="Calibri" w:hAnsi="Calibri" w:cs="Calibri" w:eastAsia="Calibri"/>
+                <w:b w:val="0"/>
+                <w:i w:val="0"/>
+                <w:color w:val="000000"/>
+                <w:sz w:val="19"/>
+              </w:rPr>
+              <w:t>Dùng Đường A hoặc Đường B</w:t>
+            </w:r>
+          </w:p>
+        </w:tc>
+      </w:tr>
+      <w:tr>
+        <w:tc>
+          <w:tcPr>
+            <w:tcW w:type="dxa" w:w="1474"/>
+          </w:tcPr>
+          <w:p>
+            <w:pPr>
+              <w:spacing w:after="20"/>
+            </w:pPr>
+            <w:r>
+              <w:rPr>
+                <w:rFonts w:ascii="Calibri" w:hAnsi="Calibri" w:cs="Calibri" w:eastAsia="Calibri"/>
+                <w:b w:val="0"/>
+                <w:i w:val="0"/>
+                <w:color w:val="000000"/>
+                <w:sz w:val="19"/>
+              </w:rPr>
+              <w:t>8 GB</w:t>
+            </w:r>
+          </w:p>
+        </w:tc>
+        <w:tc>
+          <w:tcPr>
+            <w:tcW w:type="dxa" w:w="850"/>
+          </w:tcPr>
+          <w:p>
+            <w:pPr>
+              <w:spacing w:after="20"/>
+            </w:pPr>
+            <w:r>
+              <w:rPr>
+                <w:rFonts w:ascii="Calibri" w:hAnsi="Calibri" w:cs="Calibri" w:eastAsia="Calibri"/>
+                <w:b w:val="0"/>
+                <w:i w:val="0"/>
+                <w:color w:val="000000"/>
+                <w:sz w:val="19"/>
+              </w:rPr>
+              <w:t>4</w:t>
+            </w:r>
+          </w:p>
+        </w:tc>
+        <w:tc>
+          <w:tcPr>
+            <w:tcW w:type="dxa" w:w="2608"/>
+          </w:tcPr>
+          <w:p>
+            <w:pPr>
+              <w:spacing w:after="20"/>
+            </w:pPr>
+            <w:r>
+              <w:rPr>
+                <w:rFonts w:ascii="Calibri" w:hAnsi="Calibri" w:cs="Calibri" w:eastAsia="Calibri"/>
+                <w:b w:val="0"/>
+                <w:i w:val="0"/>
+                <w:color w:val="000000"/>
+                <w:sz w:val="19"/>
+              </w:rPr>
+              <w:t>Được, nhưng phải giảm dữ liệu</w:t>
+            </w:r>
+          </w:p>
+        </w:tc>
+        <w:tc>
+          <w:tcPr>
+            <w:tcW w:type="dxa" w:w="1587"/>
+          </w:tcPr>
+          <w:p>
+            <w:pPr>
+              <w:spacing w:after="20"/>
+            </w:pPr>
+            <w:r>
+              <w:rPr>
+                <w:rFonts w:ascii="Calibri" w:hAnsi="Calibri" w:cs="Calibri" w:eastAsia="Calibri"/>
+                <w:b w:val="0"/>
+                <w:i w:val="0"/>
+                <w:color w:val="000000"/>
+                <w:sz w:val="19"/>
+              </w:rPr>
+              <w:t>32</w:t>
+            </w:r>
+          </w:p>
+        </w:tc>
+        <w:tc>
+          <w:tcPr>
+            <w:tcW w:type="dxa" w:w="3118"/>
+          </w:tcPr>
+          <w:p>
+            <w:pPr>
+              <w:spacing w:after="20"/>
+            </w:pPr>
+            <w:r>
+              <w:rPr>
+                <w:rFonts w:ascii="Calibri" w:hAnsi="Calibri" w:cs="Calibri" w:eastAsia="Calibri"/>
+                <w:b w:val="0"/>
+                <w:i w:val="0"/>
+                <w:color w:val="000000"/>
+                <w:sz w:val="19"/>
+              </w:rPr>
+              <w:t>--driver-memory 4g --master 'local[2]'</w:t>
+            </w:r>
+          </w:p>
+        </w:tc>
+      </w:tr>
+      <w:tr>
+        <w:tc>
+          <w:tcPr>
+            <w:tcW w:type="dxa" w:w="1474"/>
+          </w:tcPr>
+          <w:p>
+            <w:pPr>
+              <w:spacing w:after="20"/>
+            </w:pPr>
+            <w:r>
+              <w:rPr>
+                <w:rFonts w:ascii="Calibri" w:hAnsi="Calibri" w:cs="Calibri" w:eastAsia="Calibri"/>
+                <w:b w:val="0"/>
+                <w:i w:val="0"/>
+                <w:color w:val="000000"/>
+                <w:sz w:val="19"/>
+              </w:rPr>
+              <w:t>16 GB</w:t>
+            </w:r>
+          </w:p>
+        </w:tc>
+        <w:tc>
+          <w:tcPr>
+            <w:tcW w:type="dxa" w:w="850"/>
+          </w:tcPr>
+          <w:p>
+            <w:pPr>
+              <w:spacing w:after="20"/>
+            </w:pPr>
+            <w:r>
+              <w:rPr>
+                <w:rFonts w:ascii="Calibri" w:hAnsi="Calibri" w:cs="Calibri" w:eastAsia="Calibri"/>
+                <w:b w:val="0"/>
+                <w:i w:val="0"/>
+                <w:color w:val="000000"/>
+                <w:sz w:val="19"/>
+              </w:rPr>
+              <w:t>4–8</w:t>
+            </w:r>
+          </w:p>
+        </w:tc>
+        <w:tc>
+          <w:tcPr>
+            <w:tcW w:type="dxa" w:w="2608"/>
+          </w:tcPr>
+          <w:p>
+            <w:pPr>
+              <w:spacing w:after="20"/>
+            </w:pPr>
+            <w:r>
+              <w:rPr>
+                <w:rFonts w:ascii="Calibri" w:hAnsi="Calibri" w:cs="Calibri" w:eastAsia="Calibri"/>
+                <w:b w:val="0"/>
+                <w:i w:val="0"/>
+                <w:color w:val="000000"/>
+                <w:sz w:val="19"/>
+              </w:rPr>
+              <w:t>Tốt — ngang hoặc hơn máy ảo</w:t>
+            </w:r>
+          </w:p>
+        </w:tc>
+        <w:tc>
+          <w:tcPr>
+            <w:tcW w:type="dxa" w:w="1587"/>
+          </w:tcPr>
+          <w:p>
+            <w:pPr>
+              <w:spacing w:after="20"/>
+            </w:pPr>
+            <w:r>
+              <w:rPr>
+                <w:rFonts w:ascii="Calibri" w:hAnsi="Calibri" w:cs="Calibri" w:eastAsia="Calibri"/>
+                <w:b w:val="0"/>
+                <w:i w:val="0"/>
+                <w:color w:val="000000"/>
+                <w:sz w:val="19"/>
+              </w:rPr>
+              <w:t>64</w:t>
+            </w:r>
+          </w:p>
+        </w:tc>
+        <w:tc>
+          <w:tcPr>
+            <w:tcW w:type="dxa" w:w="3118"/>
+          </w:tcPr>
+          <w:p>
+            <w:pPr>
+              <w:spacing w:after="20"/>
+            </w:pPr>
+            <w:r>
+              <w:rPr>
+                <w:rFonts w:ascii="Calibri" w:hAnsi="Calibri" w:cs="Calibri" w:eastAsia="Calibri"/>
+                <w:b w:val="0"/>
+                <w:i w:val="0"/>
+                <w:color w:val="000000"/>
+                <w:sz w:val="19"/>
+              </w:rPr>
+              <w:t>--driver-memory 8g --master 'local[3]'</w:t>
+            </w:r>
+          </w:p>
+        </w:tc>
+      </w:tr>
+      <w:tr>
+        <w:tc>
+          <w:tcPr>
+            <w:tcW w:type="dxa" w:w="1474"/>
+          </w:tcPr>
+          <w:p>
+            <w:pPr>
+              <w:spacing w:after="20"/>
+            </w:pPr>
+            <w:r>
+              <w:rPr>
+                <w:rFonts w:ascii="Calibri" w:hAnsi="Calibri" w:cs="Calibri" w:eastAsia="Calibri"/>
+                <w:b w:val="0"/>
+                <w:i w:val="0"/>
+                <w:color w:val="000000"/>
+                <w:sz w:val="19"/>
+              </w:rPr>
+              <w:t>32 GB trở lên</w:t>
+            </w:r>
+          </w:p>
+        </w:tc>
+        <w:tc>
+          <w:tcPr>
+            <w:tcW w:type="dxa" w:w="850"/>
+          </w:tcPr>
+          <w:p>
+            <w:pPr>
+              <w:spacing w:after="20"/>
+            </w:pPr>
+            <w:r>
+              <w:rPr>
+                <w:rFonts w:ascii="Calibri" w:hAnsi="Calibri" w:cs="Calibri" w:eastAsia="Calibri"/>
+                <w:b w:val="0"/>
+                <w:i w:val="0"/>
+                <w:color w:val="000000"/>
+                <w:sz w:val="19"/>
+              </w:rPr>
+              <w:t>8+</w:t>
+            </w:r>
+          </w:p>
+        </w:tc>
+        <w:tc>
+          <w:tcPr>
+            <w:tcW w:type="dxa" w:w="2608"/>
+          </w:tcPr>
+          <w:p>
+            <w:pPr>
+              <w:spacing w:after="20"/>
+            </w:pPr>
+            <w:r>
+              <w:rPr>
+                <w:rFonts w:ascii="Calibri" w:hAnsi="Calibri" w:cs="Calibri" w:eastAsia="Calibri"/>
+                <w:b w:val="0"/>
+                <w:i w:val="0"/>
+                <w:color w:val="000000"/>
+                <w:sz w:val="19"/>
+              </w:rPr>
+              <w:t>Thoải mái</w:t>
+            </w:r>
+          </w:p>
+        </w:tc>
+        <w:tc>
+          <w:tcPr>
+            <w:tcW w:type="dxa" w:w="1587"/>
+          </w:tcPr>
+          <w:p>
+            <w:pPr>
+              <w:spacing w:after="20"/>
+            </w:pPr>
+            <w:r>
+              <w:rPr>
+                <w:rFonts w:ascii="Calibri" w:hAnsi="Calibri" w:cs="Calibri" w:eastAsia="Calibri"/>
+                <w:b w:val="0"/>
+                <w:i w:val="0"/>
+                <w:color w:val="000000"/>
+                <w:sz w:val="19"/>
+              </w:rPr>
+              <w:t>64 hoặc 100</w:t>
+            </w:r>
+          </w:p>
+        </w:tc>
+        <w:tc>
+          <w:tcPr>
+            <w:tcW w:type="dxa" w:w="3118"/>
+          </w:tcPr>
+          <w:p>
+            <w:pPr>
+              <w:spacing w:after="20"/>
+            </w:pPr>
+            <w:r>
+              <w:rPr>
+                <w:rFonts w:ascii="Calibri" w:hAnsi="Calibri" w:cs="Calibri" w:eastAsia="Calibri"/>
+                <w:b w:val="0"/>
+                <w:i w:val="0"/>
+                <w:color w:val="000000"/>
+                <w:sz w:val="19"/>
+              </w:rPr>
+              <w:t>--driver-memory 12g --master 'local[4]'</w:t>
+            </w:r>
+          </w:p>
+        </w:tc>
+      </w:tr>
+    </w:tbl>
+    <w:p>
+      <w:pPr>
+        <w:spacing w:before="0" w:after="40"/>
+      </w:pPr>
+    </w:p>
+    <w:p>
+      <w:pPr>
+        <w:spacing w:before="120" w:after="160"/>
+        <w:ind w:left="170" w:right="113"/>
+        <w:shd w:val="clear" w:color="auto" w:fill="FFF7E0"/>
+      </w:pPr>
+      <w:r>
+        <w:rPr>
+          <w:rFonts w:ascii="Calibri" w:hAnsi="Calibri" w:cs="Calibri" w:eastAsia="Calibri"/>
+          <w:b/>
+          <w:i w:val="0"/>
+          <w:color w:val="000000"/>
+          <w:sz w:val="20"/>
+        </w:rPr>
+        <w:t xml:space="preserve">GHI CHÚ: </w:t>
+      </w:r>
+      <w:r>
+        <w:rPr>
+          <w:rFonts w:ascii="Calibri" w:hAnsi="Calibri" w:cs="Calibri" w:eastAsia="Calibri"/>
+          <w:b w:val="0"/>
+          <w:i w:val="0"/>
+          <w:color w:val="000000"/>
+          <w:sz w:val="20"/>
+        </w:rPr>
+        <w:t>Ở cột cuối, --master luôn để ÍT HƠN số nhân một đơn vị: máy tính còn phải chạy hệ điều hành, trình duyệt và chính tiến trình điều khiển Spark. Đặt local[4] trên máy 4 nhân là tự bóp nghẹt lấy mình.</w:t>
+      </w:r>
+    </w:p>
+    <w:p>
+      <w:pPr>
+        <w:spacing w:before="0" w:after="80"/>
+      </w:pPr>
+      <w:r>
+        <w:rPr>
+          <w:rFonts w:ascii="Calibri" w:hAnsi="Calibri" w:cs="Calibri" w:eastAsia="Calibri"/>
+          <w:b w:val="0"/>
+          <w:i w:val="0"/>
+          <w:color w:val="000000"/>
+          <w:sz w:val="21"/>
+        </w:rPr>
+        <w:t>Nếu máy bạn chỉ có 8 GB, hãy đặt subsample_pct: 32 ở Mục 4 rồi chạy lại prepare.py — bảng ở Mục 4 có số bản ghi và dung lượng tương ứng. Nhớ rằng đổi tỷ lệ là đổi cả tập test, nên phải nói rõ mức đã dùng khi báo cáo.</w:t>
+      </w:r>
+    </w:p>
+    <w:p>
+      <w:pPr>
+        <w:spacing w:before="160" w:after="40"/>
+      </w:pPr>
+      <w:r>
+        <w:rPr>
+          <w:rFonts w:ascii="Calibri" w:hAnsi="Calibri" w:cs="Calibri" w:eastAsia="Calibri"/>
+          <w:b/>
+          <w:i w:val="0"/>
+          <w:color w:val="000000"/>
+          <w:sz w:val="21"/>
+        </w:rPr>
+        <w:t>8.2 — Cài đặt (một lần)</w:t>
+      </w:r>
+    </w:p>
+    <w:p>
+      <w:pPr>
+        <w:spacing w:before="0" w:after="80"/>
+      </w:pPr>
+      <w:r>
+        <w:rPr>
+          <w:rFonts w:ascii="Calibri" w:hAnsi="Calibri" w:cs="Calibri" w:eastAsia="Calibri"/>
+          <w:b w:val="0"/>
+          <w:i w:val="0"/>
+          <w:color w:val="000000"/>
+          <w:sz w:val="21"/>
+        </w:rPr>
+        <w:t>Cần đúng ba thứ: Java, Python, và pyspark. KHÔNG cần cài Hadoop và KHÔNG cần HDFS — máy ảo cần chúng vì có sẵn cụm, laptop thì không.</w:t>
+      </w:r>
+    </w:p>
+    <w:p>
+      <w:pPr>
+        <w:spacing w:after="40"/>
+        <w:ind w:left="425" w:hanging="198"/>
+      </w:pPr>
+      <w:r>
+        <w:rPr>
+          <w:rFonts w:ascii="Calibri" w:hAnsi="Calibri" w:cs="Calibri" w:eastAsia="Calibri"/>
+          <w:b w:val="0"/>
+          <w:i w:val="0"/>
+          <w:color w:val="000000"/>
+          <w:sz w:val="21"/>
+        </w:rPr>
+        <w:t xml:space="preserve">•  </w:t>
+      </w:r>
+      <w:r>
+        <w:rPr>
+          <w:rFonts w:ascii="Calibri" w:hAnsi="Calibri" w:cs="Calibri" w:eastAsia="Calibri"/>
+          <w:b/>
+          <w:i w:val="0"/>
+          <w:color w:val="000000"/>
+          <w:sz w:val="21"/>
+        </w:rPr>
+        <w:t xml:space="preserve">Java 17 (hoặc 11). </w:t>
+      </w:r>
+      <w:r>
+        <w:rPr>
+          <w:rFonts w:ascii="Calibri" w:hAnsi="Calibri" w:cs="Calibri" w:eastAsia="Calibri"/>
+          <w:b w:val="0"/>
+          <w:i w:val="0"/>
+          <w:color w:val="000000"/>
+          <w:sz w:val="21"/>
+        </w:rPr>
+        <w:t>Spark 3.5 chạy được với Java 8, 11 và 17. Java 21 KHÔNG được hỗ trợ ở bản này.</w:t>
+      </w:r>
+    </w:p>
+    <w:p>
+      <w:pPr>
+        <w:spacing w:before="80" w:after="0" w:line="240" w:lineRule="auto"/>
+        <w:ind w:left="170" w:right="113"/>
+        <w:shd w:val="clear" w:color="auto" w:fill="F2F2F2"/>
+      </w:pPr>
+      <w:r>
+        <w:rPr>
+          <w:rFonts w:ascii="Courier New" w:hAnsi="Courier New" w:cs="Courier New" w:eastAsia="Courier New"/>
+          <w:b w:val="0"/>
+          <w:i w:val="0"/>
+          <w:color w:val="000000"/>
+          <w:sz w:val="17"/>
+        </w:rPr>
+        <w:t># Ubuntu / WSL2</w:t>
+      </w:r>
+    </w:p>
+    <w:p>
+      <w:pPr>
+        <w:spacing w:before="0" w:after="0" w:line="240" w:lineRule="auto"/>
+        <w:ind w:left="170" w:right="113"/>
+        <w:shd w:val="clear" w:color="auto" w:fill="F2F2F2"/>
+      </w:pPr>
+      <w:r>
+        <w:rPr>
+          <w:rFonts w:ascii="Courier New" w:hAnsi="Courier New" w:cs="Courier New" w:eastAsia="Courier New"/>
+          <w:b w:val="0"/>
+          <w:i w:val="0"/>
+          <w:color w:val="000000"/>
+          <w:sz w:val="17"/>
+        </w:rPr>
+        <w:t>sudo apt update &amp;&amp; sudo apt install -y openjdk-17-jdk-headless</w:t>
+      </w:r>
+    </w:p>
+    <w:p>
+      <w:pPr>
+        <w:spacing w:before="0" w:after="0" w:line="240" w:lineRule="auto"/>
+        <w:ind w:left="170" w:right="113"/>
+        <w:shd w:val="clear" w:color="auto" w:fill="F2F2F2"/>
+      </w:pPr>
+      <w:r>
+        <w:rPr>
+          <w:rFonts w:ascii="Courier New" w:hAnsi="Courier New" w:cs="Courier New" w:eastAsia="Courier New"/>
+          <w:b w:val="0"/>
+          <w:i w:val="0"/>
+          <w:color w:val="000000"/>
+          <w:sz w:val="17"/>
+        </w:rPr>
+        <w:t xml:space="preserve"> </w:t>
+      </w:r>
+    </w:p>
+    <w:p>
+      <w:pPr>
+        <w:spacing w:before="0" w:after="0" w:line="240" w:lineRule="auto"/>
+        <w:ind w:left="170" w:right="113"/>
+        <w:shd w:val="clear" w:color="auto" w:fill="F2F2F2"/>
+      </w:pPr>
+      <w:r>
+        <w:rPr>
+          <w:rFonts w:ascii="Courier New" w:hAnsi="Courier New" w:cs="Courier New" w:eastAsia="Courier New"/>
+          <w:b w:val="0"/>
+          <w:i w:val="0"/>
+          <w:color w:val="000000"/>
+          <w:sz w:val="17"/>
+        </w:rPr>
+        <w:t># macOS (Homebrew)</w:t>
+      </w:r>
+    </w:p>
+    <w:p>
+      <w:pPr>
+        <w:spacing w:before="0" w:after="80" w:line="240" w:lineRule="auto"/>
+        <w:ind w:left="170" w:right="113"/>
+        <w:shd w:val="clear" w:color="auto" w:fill="F2F2F2"/>
+      </w:pPr>
+      <w:r>
+        <w:rPr>
+          <w:rFonts w:ascii="Courier New" w:hAnsi="Courier New" w:cs="Courier New" w:eastAsia="Courier New"/>
+          <w:b w:val="0"/>
+          <w:i w:val="0"/>
+          <w:color w:val="000000"/>
+          <w:sz w:val="17"/>
+        </w:rPr>
+        <w:t>brew install openjdk@17</w:t>
+      </w:r>
+    </w:p>
+    <w:p>
+      <w:pPr>
+        <w:spacing w:before="120" w:after="40"/>
+      </w:pPr>
+      <w:r>
+        <w:rPr>
+          <w:rFonts w:ascii="Calibri" w:hAnsi="Calibri" w:cs="Calibri" w:eastAsia="Calibri"/>
+          <w:b w:val="0"/>
+          <w:i/>
+          <w:color w:val="000000"/>
+          <w:sz w:val="19"/>
+        </w:rPr>
+        <w:t>Phải in ra 3.5.9 — cùng lý do đã nêu ở Mục 7: model lưu ra ghi kèm phiên bản Spark, và máy ảo phải nạp lại được.</w:t>
+      </w:r>
+    </w:p>
+    <w:p>
+      <w:pPr>
+        <w:spacing w:before="80" w:after="0" w:line="240" w:lineRule="auto"/>
+        <w:ind w:left="170" w:right="113"/>
+        <w:shd w:val="clear" w:color="auto" w:fill="F2F2F2"/>
+      </w:pPr>
+      <w:r>
+        <w:rPr>
+          <w:rFonts w:ascii="Courier New" w:hAnsi="Courier New" w:cs="Courier New" w:eastAsia="Courier New"/>
+          <w:b w:val="0"/>
+          <w:i w:val="0"/>
+          <w:color w:val="000000"/>
+          <w:sz w:val="17"/>
+        </w:rPr>
+        <w:t>python3 -m venv .venv</w:t>
+      </w:r>
+    </w:p>
+    <w:p>
+      <w:pPr>
+        <w:spacing w:before="0" w:after="0" w:line="240" w:lineRule="auto"/>
+        <w:ind w:left="170" w:right="113"/>
+        <w:shd w:val="clear" w:color="auto" w:fill="F2F2F2"/>
+      </w:pPr>
+      <w:r>
+        <w:rPr>
+          <w:rFonts w:ascii="Courier New" w:hAnsi="Courier New" w:cs="Courier New" w:eastAsia="Courier New"/>
+          <w:b w:val="0"/>
+          <w:i w:val="0"/>
+          <w:color w:val="000000"/>
+          <w:sz w:val="17"/>
+        </w:rPr>
+        <w:t>.venv/bin/pip install pyspark==3.5.9</w:t>
+      </w:r>
+    </w:p>
+    <w:p>
+      <w:pPr>
+        <w:spacing w:before="0" w:after="80" w:line="240" w:lineRule="auto"/>
+        <w:ind w:left="170" w:right="113"/>
+        <w:shd w:val="clear" w:color="auto" w:fill="F2F2F2"/>
+      </w:pPr>
+      <w:r>
+        <w:rPr>
+          <w:rFonts w:ascii="Courier New" w:hAnsi="Courier New" w:cs="Courier New" w:eastAsia="Courier New"/>
+          <w:b w:val="0"/>
+          <w:i w:val="0"/>
+          <w:color w:val="000000"/>
+          <w:sz w:val="17"/>
+        </w:rPr>
+        <w:t>.venv/bin/python -c "import pyspark; print(pyspark.__version__)"</w:t>
+      </w:r>
+    </w:p>
+    <w:p>
+      <w:pPr>
+        <w:spacing w:before="120" w:after="160"/>
+        <w:ind w:left="170" w:right="113"/>
+        <w:shd w:val="clear" w:color="auto" w:fill="FCE4E4"/>
+      </w:pPr>
+      <w:r>
+        <w:rPr>
+          <w:rFonts w:ascii="Calibri" w:hAnsi="Calibri" w:cs="Calibri" w:eastAsia="Calibri"/>
+          <w:b/>
+          <w:i w:val="0"/>
+          <w:color w:val="000000"/>
+          <w:sz w:val="20"/>
+        </w:rPr>
+        <w:t xml:space="preserve">CẢNH BÁO: </w:t>
+      </w:r>
+      <w:r>
+        <w:rPr>
+          <w:rFonts w:ascii="Calibri" w:hAnsi="Calibri" w:cs="Calibri" w:eastAsia="Calibri"/>
+          <w:b w:val="0"/>
+          <w:i w:val="0"/>
+          <w:color w:val="000000"/>
+          <w:sz w:val="20"/>
+        </w:rPr>
+        <w:t>Dùng Windows? Hãy dùng WSL2 (wsl --install trong PowerShell, chọn Ubuntu) rồi làm y hệt phần Ubuntu ở trên. Chạy PySpark trực tiếp trên Windows cần thêm winutils.exe và biến HADOOP_HOME cho một số thao tác ghi file — đây là chỗ hay mất thời gian và tôi CHƯA kiểm chứng trên Windows thật. WSL2 tránh hẳn vấn đề đó.</w:t>
+      </w:r>
+    </w:p>
+    <w:p>
+      <w:pPr>
+        <w:spacing w:before="160" w:after="40"/>
+      </w:pPr>
+      <w:r>
+        <w:rPr>
+          <w:rFonts w:ascii="Calibri" w:hAnsi="Calibri" w:cs="Calibri" w:eastAsia="Calibri"/>
+          <w:b/>
+          <w:i w:val="0"/>
+          <w:color w:val="000000"/>
+          <w:sz w:val="21"/>
+        </w:rPr>
+        <w:t>8.3 — Lấy mã nguồn và dữ liệu</w:t>
+      </w:r>
+    </w:p>
+    <w:p>
+      <w:pPr>
+        <w:spacing w:before="120" w:after="40"/>
+      </w:pPr>
+      <w:r>
+        <w:rPr>
+          <w:rFonts w:ascii="Calibri" w:hAnsi="Calibri" w:cs="Calibri" w:eastAsia="Calibri"/>
+          <w:b w:val="0"/>
+          <w:i/>
+          <w:color w:val="000000"/>
+          <w:sz w:val="19"/>
+        </w:rPr>
+        <w:t>Chỉ 3 file parquet, không cần dữ liệu thô 1,1 GB — prepare.py đã chạy trên máy ảo.</w:t>
+      </w:r>
+    </w:p>
+    <w:p>
+      <w:pPr>
+        <w:spacing w:before="80" w:after="0" w:line="240" w:lineRule="auto"/>
+        <w:ind w:left="170" w:right="113"/>
+        <w:shd w:val="clear" w:color="auto" w:fill="F2F2F2"/>
+      </w:pPr>
+      <w:r>
+        <w:rPr>
+          <w:rFonts w:ascii="Courier New" w:hAnsi="Courier New" w:cs="Courier New" w:eastAsia="Courier New"/>
+          <w:b w:val="0"/>
+          <w:i w:val="0"/>
+          <w:color w:val="000000"/>
+          <w:sz w:val="17"/>
+        </w:rPr>
+        <w:t>git clone https://github.com/luongnguyen14/CommentStreaming.git capstone</w:t>
+      </w:r>
+    </w:p>
+    <w:p>
+      <w:pPr>
+        <w:spacing w:before="0" w:after="0" w:line="240" w:lineRule="auto"/>
+        <w:ind w:left="170" w:right="113"/>
+        <w:shd w:val="clear" w:color="auto" w:fill="F2F2F2"/>
+      </w:pPr>
+      <w:r>
+        <w:rPr>
+          <w:rFonts w:ascii="Courier New" w:hAnsi="Courier New" w:cs="Courier New" w:eastAsia="Courier New"/>
+          <w:b w:val="0"/>
+          <w:i w:val="0"/>
+          <w:color w:val="000000"/>
+          <w:sz w:val="17"/>
+        </w:rPr>
+        <w:t>cd capstone</w:t>
+      </w:r>
+    </w:p>
+    <w:p>
+      <w:pPr>
+        <w:spacing w:before="0" w:after="0" w:line="240" w:lineRule="auto"/>
+        <w:ind w:left="170" w:right="113"/>
+        <w:shd w:val="clear" w:color="auto" w:fill="F2F2F2"/>
+      </w:pPr>
+      <w:r>
+        <w:rPr>
+          <w:rFonts w:ascii="Courier New" w:hAnsi="Courier New" w:cs="Courier New" w:eastAsia="Courier New"/>
+          <w:b w:val="0"/>
+          <w:i w:val="0"/>
+          <w:color w:val="000000"/>
+          <w:sz w:val="17"/>
+        </w:rPr>
+        <w:t xml:space="preserve"> </w:t>
+      </w:r>
+    </w:p>
+    <w:p>
+      <w:pPr>
+        <w:spacing w:before="0" w:after="0" w:line="240" w:lineRule="auto"/>
+        <w:ind w:left="170" w:right="113"/>
+        <w:shd w:val="clear" w:color="auto" w:fill="F2F2F2"/>
+      </w:pPr>
+      <w:r>
+        <w:rPr>
+          <w:rFonts w:ascii="Courier New" w:hAnsi="Courier New" w:cs="Courier New" w:eastAsia="Courier New"/>
+          <w:b w:val="0"/>
+          <w:i w:val="0"/>
+          <w:color w:val="000000"/>
+          <w:sz w:val="17"/>
+        </w:rPr>
+        <w:t># copy 3 file parquet từ máy ảo sang (Mục 5 phải đã chạy xong)</w:t>
+      </w:r>
+    </w:p>
+    <w:p>
+      <w:pPr>
+        <w:spacing w:before="0" w:after="0" w:line="240" w:lineRule="auto"/>
+        <w:ind w:left="170" w:right="113"/>
+        <w:shd w:val="clear" w:color="auto" w:fill="F2F2F2"/>
+      </w:pPr>
+      <w:r>
+        <w:rPr>
+          <w:rFonts w:ascii="Courier New" w:hAnsi="Courier New" w:cs="Courier New" w:eastAsia="Courier New"/>
+          <w:b w:val="0"/>
+          <w:i w:val="0"/>
+          <w:color w:val="000000"/>
+          <w:sz w:val="17"/>
+        </w:rPr>
+        <w:t>scp hadoop@&lt;địa-chỉ-máy-ảo&gt;:'/home/hadoop/capstone/data/processed/*.parquet' \</w:t>
+      </w:r>
+    </w:p>
+    <w:p>
+      <w:pPr>
+        <w:spacing w:before="0" w:after="80" w:line="240" w:lineRule="auto"/>
+        <w:ind w:left="170" w:right="113"/>
+        <w:shd w:val="clear" w:color="auto" w:fill="F2F2F2"/>
+      </w:pPr>
+      <w:r>
+        <w:rPr>
+          <w:rFonts w:ascii="Courier New" w:hAnsi="Courier New" w:cs="Courier New" w:eastAsia="Courier New"/>
+          <w:b w:val="0"/>
+          <w:i w:val="0"/>
+          <w:color w:val="000000"/>
+          <w:sz w:val="17"/>
+        </w:rPr>
+        <w:t xml:space="preserve">    data/processed/</w:t>
+      </w:r>
+    </w:p>
+    <w:p>
+      <w:pPr>
+        <w:spacing w:before="160" w:after="40"/>
+      </w:pPr>
+      <w:r>
+        <w:rPr>
+          <w:rFonts w:ascii="Calibri" w:hAnsi="Calibri" w:cs="Calibri" w:eastAsia="Calibri"/>
+          <w:b/>
+          <w:i w:val="0"/>
+          <w:color w:val="000000"/>
+          <w:sz w:val="21"/>
+        </w:rPr>
+        <w:t>8.4 — Chạy</w:t>
+      </w:r>
+    </w:p>
+    <w:p>
+      <w:pPr>
+        <w:spacing w:before="0" w:after="80"/>
+      </w:pPr>
+      <w:r>
+        <w:rPr>
+          <w:rFonts w:ascii="Calibri" w:hAnsi="Calibri" w:cs="Calibri" w:eastAsia="Calibri"/>
+          <w:b w:val="0"/>
+          <w:i w:val="0"/>
+          <w:color w:val="000000"/>
+          <w:sz w:val="21"/>
+        </w:rPr>
+        <w:t>Thay số trong hai dòng export và --driver-memory cho khớp bảng ở 8.1. Không dùng scripts/env.sh — file đó viết riêng cho máy ảo.</w:t>
+      </w:r>
+    </w:p>
+    <w:p>
+      <w:pPr>
+        <w:spacing w:before="80" w:after="0" w:line="240" w:lineRule="auto"/>
+        <w:ind w:left="170" w:right="113"/>
+        <w:shd w:val="clear" w:color="auto" w:fill="F2F2F2"/>
+      </w:pPr>
+      <w:r>
+        <w:rPr>
+          <w:rFonts w:ascii="Courier New" w:hAnsi="Courier New" w:cs="Courier New" w:eastAsia="Courier New"/>
+          <w:b w:val="0"/>
+          <w:i w:val="0"/>
+          <w:color w:val="000000"/>
+          <w:sz w:val="17"/>
+        </w:rPr>
+        <w:t>cd capstone</w:t>
+      </w:r>
+    </w:p>
+    <w:p>
+      <w:pPr>
+        <w:spacing w:before="0" w:after="0" w:line="240" w:lineRule="auto"/>
+        <w:ind w:left="170" w:right="113"/>
+        <w:shd w:val="clear" w:color="auto" w:fill="F2F2F2"/>
+      </w:pPr>
+      <w:r>
+        <w:rPr>
+          <w:rFonts w:ascii="Courier New" w:hAnsi="Courier New" w:cs="Courier New" w:eastAsia="Courier New"/>
+          <w:b w:val="0"/>
+          <w:i w:val="0"/>
+          <w:color w:val="000000"/>
+          <w:sz w:val="17"/>
+        </w:rPr>
+        <w:t>export PYSPARK_PYTHON=$PWD/.venv/bin/python</w:t>
+      </w:r>
+    </w:p>
+    <w:p>
+      <w:pPr>
+        <w:spacing w:before="0" w:after="0" w:line="240" w:lineRule="auto"/>
+        <w:ind w:left="170" w:right="113"/>
+        <w:shd w:val="clear" w:color="auto" w:fill="F2F2F2"/>
+      </w:pPr>
+      <w:r>
+        <w:rPr>
+          <w:rFonts w:ascii="Courier New" w:hAnsi="Courier New" w:cs="Courier New" w:eastAsia="Courier New"/>
+          <w:b w:val="0"/>
+          <w:i w:val="0"/>
+          <w:color w:val="000000"/>
+          <w:sz w:val="17"/>
+        </w:rPr>
+        <w:t>export PYSPARK_DRIVER_PYTHON=$PWD/.venv/bin/python</w:t>
+      </w:r>
+    </w:p>
+    <w:p>
+      <w:pPr>
+        <w:spacing w:before="0" w:after="0" w:line="240" w:lineRule="auto"/>
+        <w:ind w:left="170" w:right="113"/>
+        <w:shd w:val="clear" w:color="auto" w:fill="F2F2F2"/>
+      </w:pPr>
+      <w:r>
+        <w:rPr>
+          <w:rFonts w:ascii="Courier New" w:hAnsi="Courier New" w:cs="Courier New" w:eastAsia="Courier New"/>
+          <w:b w:val="0"/>
+          <w:i w:val="0"/>
+          <w:color w:val="000000"/>
+          <w:sz w:val="17"/>
+        </w:rPr>
+        <w:t xml:space="preserve"> </w:t>
+      </w:r>
+    </w:p>
+    <w:p>
+      <w:pPr>
+        <w:spacing w:before="0" w:after="0" w:line="240" w:lineRule="auto"/>
+        <w:ind w:left="170" w:right="113"/>
+        <w:shd w:val="clear" w:color="auto" w:fill="F2F2F2"/>
+      </w:pPr>
+      <w:r>
+        <w:rPr>
+          <w:rFonts w:ascii="Courier New" w:hAnsi="Courier New" w:cs="Courier New" w:eastAsia="Courier New"/>
+          <w:b w:val="0"/>
+          <w:i w:val="0"/>
+          <w:color w:val="000000"/>
+          <w:sz w:val="17"/>
+        </w:rPr>
+        <w:t># chạy thử trước</w:t>
+      </w:r>
+    </w:p>
+    <w:p>
+      <w:pPr>
+        <w:spacing w:before="0" w:after="0" w:line="240" w:lineRule="auto"/>
+        <w:ind w:left="170" w:right="113"/>
+        <w:shd w:val="clear" w:color="auto" w:fill="F2F2F2"/>
+      </w:pPr>
+      <w:r>
+        <w:rPr>
+          <w:rFonts w:ascii="Courier New" w:hAnsi="Courier New" w:cs="Courier New" w:eastAsia="Courier New"/>
+          <w:b w:val="0"/>
+          <w:i w:val="0"/>
+          <w:color w:val="000000"/>
+          <w:sz w:val="17"/>
+        </w:rPr>
+        <w:t>.venv/bin/spark-submit --driver-memory 4g --master 'local[2]' \</w:t>
+      </w:r>
+    </w:p>
+    <w:p>
+      <w:pPr>
+        <w:spacing w:before="0" w:after="0" w:line="240" w:lineRule="auto"/>
+        <w:ind w:left="170" w:right="113"/>
+        <w:shd w:val="clear" w:color="auto" w:fill="F2F2F2"/>
+      </w:pPr>
+      <w:r>
+        <w:rPr>
+          <w:rFonts w:ascii="Courier New" w:hAnsi="Courier New" w:cs="Courier New" w:eastAsia="Courier New"/>
+          <w:b w:val="0"/>
+          <w:i w:val="0"/>
+          <w:color w:val="000000"/>
+          <w:sz w:val="17"/>
+        </w:rPr>
+        <w:t xml:space="preserve">    src/training/train.py --sample 20000</w:t>
+      </w:r>
+    </w:p>
+    <w:p>
+      <w:pPr>
+        <w:spacing w:before="0" w:after="0" w:line="240" w:lineRule="auto"/>
+        <w:ind w:left="170" w:right="113"/>
+        <w:shd w:val="clear" w:color="auto" w:fill="F2F2F2"/>
+      </w:pPr>
+      <w:r>
+        <w:rPr>
+          <w:rFonts w:ascii="Courier New" w:hAnsi="Courier New" w:cs="Courier New" w:eastAsia="Courier New"/>
+          <w:b w:val="0"/>
+          <w:i w:val="0"/>
+          <w:color w:val="000000"/>
+          <w:sz w:val="17"/>
+        </w:rPr>
+        <w:t xml:space="preserve"> </w:t>
+      </w:r>
+    </w:p>
+    <w:p>
+      <w:pPr>
+        <w:spacing w:before="0" w:after="0" w:line="240" w:lineRule="auto"/>
+        <w:ind w:left="170" w:right="113"/>
+        <w:shd w:val="clear" w:color="auto" w:fill="F2F2F2"/>
+      </w:pPr>
+      <w:r>
+        <w:rPr>
+          <w:rFonts w:ascii="Courier New" w:hAnsi="Courier New" w:cs="Courier New" w:eastAsia="Courier New"/>
+          <w:b w:val="0"/>
+          <w:i w:val="0"/>
+          <w:color w:val="000000"/>
+          <w:sz w:val="17"/>
+        </w:rPr>
+        <w:t># chạy thật</w:t>
+      </w:r>
+    </w:p>
+    <w:p>
+      <w:pPr>
+        <w:spacing w:before="0" w:after="0" w:line="240" w:lineRule="auto"/>
+        <w:ind w:left="170" w:right="113"/>
+        <w:shd w:val="clear" w:color="auto" w:fill="F2F2F2"/>
+      </w:pPr>
+      <w:r>
+        <w:rPr>
+          <w:rFonts w:ascii="Courier New" w:hAnsi="Courier New" w:cs="Courier New" w:eastAsia="Courier New"/>
+          <w:b w:val="0"/>
+          <w:i w:val="0"/>
+          <w:color w:val="000000"/>
+          <w:sz w:val="17"/>
+        </w:rPr>
+        <w:t>.venv/bin/spark-submit --driver-memory 8g --master 'local[3]' \</w:t>
+      </w:r>
+    </w:p>
+    <w:p>
+      <w:pPr>
+        <w:spacing w:before="0" w:after="80" w:line="240" w:lineRule="auto"/>
+        <w:ind w:left="170" w:right="113"/>
+        <w:shd w:val="clear" w:color="auto" w:fill="F2F2F2"/>
+      </w:pPr>
+      <w:r>
+        <w:rPr>
+          <w:rFonts w:ascii="Courier New" w:hAnsi="Courier New" w:cs="Courier New" w:eastAsia="Courier New"/>
+          <w:b w:val="0"/>
+          <w:i w:val="0"/>
+          <w:color w:val="000000"/>
+          <w:sz w:val="17"/>
+        </w:rPr>
+        <w:t xml:space="preserve">    src/training/train.py --models nb,lr,svc,rf 2&gt;&amp;1 | tee train_64.log</w:t>
+      </w:r>
+    </w:p>
+    <w:p>
+      <w:pPr>
+        <w:spacing w:before="120" w:after="160"/>
+        <w:ind w:left="170" w:right="113"/>
+        <w:shd w:val="clear" w:color="auto" w:fill="FFF7E0"/>
+      </w:pPr>
+      <w:r>
+        <w:rPr>
+          <w:rFonts w:ascii="Calibri" w:hAnsi="Calibri" w:cs="Calibri" w:eastAsia="Calibri"/>
+          <w:b/>
+          <w:i w:val="0"/>
+          <w:color w:val="000000"/>
+          <w:sz w:val="20"/>
+        </w:rPr>
+        <w:t xml:space="preserve">GHI CHÚ: </w:t>
+      </w:r>
+      <w:r>
+        <w:rPr>
+          <w:rFonts w:ascii="Calibri" w:hAnsi="Calibri" w:cs="Calibri" w:eastAsia="Calibri"/>
+          <w:b w:val="0"/>
+          <w:i w:val="0"/>
+          <w:color w:val="000000"/>
+          <w:sz w:val="20"/>
+        </w:rPr>
+        <w:t>Nếu spark-submit báo lỗi Java, đặt JAVA_HOME trỏ tới thư mục JDK. Nếu báo không tìm thấy python, kiểm lại hai dòng export ở trên — chúng phải trỏ tuyệt đối vào .venv/bin/python, không dùng đường dẫn tương đối.</w:t>
+      </w:r>
+    </w:p>
+    <w:p>
+      <w:pPr>
+        <w:spacing w:before="0" w:after="80"/>
+      </w:pPr>
+      <w:r>
+        <w:rPr>
+          <w:rFonts w:ascii="Calibri" w:hAnsi="Calibri" w:cs="Calibri" w:eastAsia="Calibri"/>
+          <w:b w:val="0"/>
+          <w:i w:val="0"/>
+          <w:color w:val="000000"/>
+          <w:sz w:val="21"/>
+        </w:rPr>
+        <w:t>Nhớ đặt SPARK_LOCAL_DIRS ra ngoài /tmp nếu bạn dùng Linux: /tmp thường là tmpfs nằm trong RAM, và Spark ghi dữ liệu tạm rất nhiều khi tràn bộ nhớ.</w:t>
+      </w:r>
+    </w:p>
+    <w:p>
+      <w:pPr>
+        <w:spacing w:before="80" w:after="80" w:line="240" w:lineRule="auto"/>
+        <w:ind w:left="170" w:right="113"/>
+        <w:shd w:val="clear" w:color="auto" w:fill="F2F2F2"/>
+      </w:pPr>
+      <w:r>
+        <w:rPr>
+          <w:rFonts w:ascii="Courier New" w:hAnsi="Courier New" w:cs="Courier New" w:eastAsia="Courier New"/>
+          <w:b w:val="0"/>
+          <w:i w:val="0"/>
+          <w:color w:val="000000"/>
+          <w:sz w:val="17"/>
+        </w:rPr>
+        <w:t>export SPARK_LOCAL_DIRS=$HOME/spark-tmp &amp;&amp; mkdir -p $HOME/spark-tmp</w:t>
+      </w:r>
+    </w:p>
+    <w:p>
+      <w:pPr>
+        <w:pStyle w:val="Heading1"/>
+        <w:spacing w:before="280" w:after="120"/>
+      </w:pPr>
+      <w:r>
+        <w:rPr>
+          <w:rFonts w:ascii="Calibri" w:hAnsi="Calibri" w:cs="Calibri" w:eastAsia="Calibri"/>
+          <w:b/>
+          <w:i w:val="0"/>
+          <w:color w:val="1F3864"/>
+          <w:sz w:val="30"/>
+        </w:rPr>
+        <w:t>9. Bước 4 — Làm sao biết mô hình chạy đúng</w:t>
+      </w:r>
+    </w:p>
+    <w:p>
+      <w:pPr>
+        <w:spacing w:before="0" w:after="80"/>
+      </w:pPr>
+      <w:r>
+        <w:rPr>
+          <w:rFonts w:ascii="Calibri" w:hAnsi="Calibri" w:cs="Calibri" w:eastAsia="Calibri"/>
+          <w:b w:val="0"/>
+          <w:i w:val="0"/>
+          <w:color w:val="000000"/>
+          <w:sz w:val="21"/>
+        </w:rPr>
+        <w:t>Mục này dùng CHUNG cho cả ba đường — chạy ở đâu thì kết quả cũng phải qua đúng danh sách kiểm tra này. Kiểm theo đúng thứ tự, mỗi dòng có cách kiểm riêng, không cần đọc code.</w:t>
       </w:r>
     </w:p>
     <w:tbl>
@@ -3735,6 +7642,68 @@
                 <w:color w:val="000000"/>
                 <w:sz w:val="19"/>
               </w:rPr>
+              <w:t>Phiên bản Spark khớp</w:t>
+            </w:r>
+          </w:p>
+        </w:tc>
+        <w:tc>
+          <w:tcPr>
+            <w:tcW w:type="dxa" w:w="3515"/>
+          </w:tcPr>
+          <w:p>
+            <w:pPr>
+              <w:spacing w:after="20"/>
+            </w:pPr>
+            <w:r>
+              <w:rPr>
+                <w:rFonts w:ascii="Calibri" w:hAnsi="Calibri" w:cs="Calibri" w:eastAsia="Calibri"/>
+                <w:b w:val="0"/>
+                <w:i w:val="0"/>
+                <w:color w:val="000000"/>
+                <w:sz w:val="19"/>
+              </w:rPr>
+              <w:t>grep sparkVersion outputs/models/sentiment_pipeline/metadata/part-00000</w:t>
+            </w:r>
+          </w:p>
+        </w:tc>
+        <w:tc>
+          <w:tcPr>
+            <w:tcW w:type="dxa" w:w="4195"/>
+          </w:tcPr>
+          <w:p>
+            <w:pPr>
+              <w:spacing w:after="20"/>
+            </w:pPr>
+            <w:r>
+              <w:rPr>
+                <w:rFonts w:ascii="Calibri" w:hAnsi="Calibri" w:cs="Calibri" w:eastAsia="Calibri"/>
+                <w:b w:val="0"/>
+                <w:i w:val="0"/>
+                <w:color w:val="000000"/>
+                <w:sz w:val="19"/>
+              </w:rPr>
+              <w:t>phải là 3.5.9 — lệch nghĩa là đã cài nhầm pyspark</w:t>
+            </w:r>
+          </w:p>
+        </w:tc>
+      </w:tr>
+      <w:tr>
+        <w:tc>
+          <w:tcPr>
+            <w:tcW w:type="dxa" w:w="1928"/>
+          </w:tcPr>
+          <w:p>
+            <w:pPr>
+              <w:spacing w:after="20"/>
+            </w:pPr>
+            <w:r>
+              <w:rPr>
+                <w:rFonts w:ascii="Calibri" w:hAnsi="Calibri" w:cs="Calibri" w:eastAsia="Calibri"/>
+                <w:b w:val="0"/>
+                <w:i w:val="0"/>
+                <w:color w:val="000000"/>
+                <w:sz w:val="19"/>
+              </w:rPr>
               <w:t>Không rò rỉ</w:t>
             </w:r>
           </w:p>
@@ -4036,6 +8005,21 @@
     </w:p>
     <w:p>
       <w:pPr>
+        <w:spacing w:before="0" w:after="80"/>
+      </w:pPr>
+      <w:r>
+        <w:rPr>
+          <w:rFonts w:ascii="Calibri" w:hAnsi="Calibri" w:cs="Calibri" w:eastAsia="Calibri"/>
+          <w:b w:val="0"/>
+          <w:i w:val="0"/>
+          <w:color w:val="000000"/>
+          <w:sz w:val="21"/>
+        </w:rPr>
+        <w:t>Dòng "tập test chưa bị chạm" là dòng quan trọng nhất: nó là bằng chứng duy nhất cho thấy tập test vẫn chỉ được dùng một lần.</w:t>
+      </w:r>
+    </w:p>
+    <w:p>
+      <w:pPr>
         <w:spacing w:before="160" w:after="40"/>
       </w:pPr>
       <w:r>
@@ -4088,7 +8072,7 @@
           <w:color w:val="000000"/>
           <w:sz w:val="21"/>
         </w:rPr>
-        <w:t>Chốt danh sách mô hình TRƯỚC khi chạy: cờ --models không cộng dồn, mỗi lần chạy ghi đè model_results.csv, các hình, và cả outputs/models/sentiment_pipeline.</w:t>
+        <w:t>Chốt danh sách mô hình TRƯỚC khi chạy: cờ --models không cộng dồn, mỗi lần chạy ghi đè model_results.csv, các hình, và cả outputs/models/sentiment_pipeline. Điều này đúng cả khi bạn chạy trên Colab hay laptop rồi giải nén đè lên máy ảo.</w:t>
       </w:r>
     </w:p>
     <w:p>
@@ -4134,7 +8118,7 @@
           <w:color w:val="1F3864"/>
           <w:sz w:val="30"/>
         </w:rPr>
-        <w:t>8. Bước 5 — Ghi lại kết quả</w:t>
+        <w:t>10. Bước 5 — Ghi lại kết quả</w:t>
       </w:r>
     </w:p>
     <w:p>
@@ -4232,7 +8216,7 @@
           <w:color w:val="000000"/>
           <w:sz w:val="21"/>
         </w:rPr>
-        <w:t xml:space="preserve">outputs/models/README.md: </w:t>
+        <w:t xml:space="preserve">Ghi rõ NƠI ĐÃ CHẠY: </w:t>
       </w:r>
       <w:r>
         <w:rPr>
@@ -4242,7 +8226,7 @@
           <w:color w:val="000000"/>
           <w:sz w:val="21"/>
         </w:rPr>
-        <w:t>đang ghi đích danh "Logistic Regression" — nếu lần này mô hình thắng là mô hình khác thì phải sửa.</w:t>
+        <w:t>nếu lần này chạy trên Colab hoặc laptop thay vì máy ảo, phải ghi vào báo cáo — thời gian, RAM, số nhân đều khác, và người đọc có quyền biết kết quả được tạo ra ở đâu.</w:t>
       </w:r>
     </w:p>
     <w:p>
@@ -4268,7 +8252,7 @@
           <w:color w:val="000000"/>
           <w:sz w:val="21"/>
         </w:rPr>
-        <w:t xml:space="preserve">docs/data_dictionary.md: </w:t>
+        <w:t xml:space="preserve">outputs/models/README.md: </w:t>
       </w:r>
       <w:r>
         <w:rPr>
@@ -4278,7 +8262,7 @@
           <w:color w:val="000000"/>
           <w:sz w:val="21"/>
         </w:rPr>
-        <w:t>mục tập con JSONL (số bản ghi, dung lượng, cách chọn).</w:t>
+        <w:t>đang ghi đích danh "Logistic Regression" — nếu lần này mô hình thắng là mô hình khác thì phải sửa.</w:t>
       </w:r>
     </w:p>
     <w:p>
@@ -4304,7 +8288,7 @@
           <w:color w:val="000000"/>
           <w:sz w:val="21"/>
         </w:rPr>
-        <w:t xml:space="preserve">data/processed/README.md và src/training/README.md: </w:t>
+        <w:t xml:space="preserve">docs/data_dictionary.md: </w:t>
       </w:r>
       <w:r>
         <w:rPr>
@@ -4314,7 +8298,7 @@
           <w:color w:val="000000"/>
           <w:sz w:val="21"/>
         </w:rPr>
-        <w:t>số liệu tập con.</w:t>
+        <w:t>mục tập con JSONL (số bản ghi, dung lượng, cách chọn).</w:t>
       </w:r>
     </w:p>
     <w:p>
@@ -4340,7 +8324,7 @@
           <w:color w:val="000000"/>
           <w:sz w:val="21"/>
         </w:rPr>
-        <w:t xml:space="preserve">Git: </w:t>
+        <w:t xml:space="preserve">data/processed/README.md và src/training/README.md: </w:t>
       </w:r>
       <w:r>
         <w:rPr>
@@ -4350,11 +8334,47 @@
           <w:color w:val="000000"/>
           <w:sz w:val="21"/>
         </w:rPr>
-        <w:t>commit kèm thông điệp rõ ràng.</w:t>
+        <w:t>số liệu tập con.</w:t>
       </w:r>
     </w:p>
     <w:p>
       <w:pPr>
+        <w:spacing w:after="40"/>
+        <w:ind w:left="425" w:hanging="198"/>
+      </w:pPr>
+      <w:r>
+        <w:rPr>
+          <w:rFonts w:ascii="Calibri" w:hAnsi="Calibri" w:cs="Calibri" w:eastAsia="Calibri"/>
+          <w:b w:val="0"/>
+          <w:i w:val="0"/>
+          <w:color w:val="000000"/>
+          <w:sz w:val="21"/>
+        </w:rPr>
+        <w:t xml:space="preserve">•  </w:t>
+      </w:r>
+      <w:r>
+        <w:rPr>
+          <w:rFonts w:ascii="Calibri" w:hAnsi="Calibri" w:cs="Calibri" w:eastAsia="Calibri"/>
+          <w:b/>
+          <w:i w:val="0"/>
+          <w:color w:val="000000"/>
+          <w:sz w:val="21"/>
+        </w:rPr>
+        <w:t xml:space="preserve">Git: </w:t>
+      </w:r>
+      <w:r>
+        <w:rPr>
+          <w:rFonts w:ascii="Calibri" w:hAnsi="Calibri" w:cs="Calibri" w:eastAsia="Calibri"/>
+          <w:b w:val="0"/>
+          <w:i w:val="0"/>
+          <w:color w:val="000000"/>
+          <w:sz w:val="21"/>
+        </w:rPr>
+        <w:t>commit kèm thông điệp rõ ràng. File model là thư mục 44 file, nên thêm cả outputs/models/ vào commit nếu muốn người khác dùng lại được.</w:t>
+      </w:r>
+    </w:p>
+    <w:p>
+      <w:pPr>
         <w:pStyle w:val="Heading1"/>
         <w:spacing w:before="280" w:after="120"/>
       </w:pPr>
@@ -4366,7 +8386,7 @@
           <w:color w:val="1F3864"/>
           <w:sz w:val="30"/>
         </w:rPr>
-        <w:t>9. Những gì sẽ lệch sau khi huấn luyện lại</w:t>
+        <w:t>11. Những gì sẽ lệch sau khi huấn luyện lại</w:t>
       </w:r>
     </w:p>
     <w:p>
@@ -4866,7 +8886,7 @@
           <w:color w:val="1F3864"/>
           <w:sz w:val="30"/>
         </w:rPr>
-        <w:t>10. Xử lý sự cố</w:t>
+        <w:t>12. Xử lý sự cố</w:t>
       </w:r>
     </w:p>
     <w:tbl>
@@ -4908,7 +8928,7 @@
         </w:tc>
         <w:tc>
           <w:tcPr>
-            <w:tcW w:type="dxa" w:w="2835"/>
+            <w:tcW w:type="dxa" w:w="2608"/>
             <w:shd w:val="clear" w:color="auto" w:fill="D9D9D9"/>
           </w:tcPr>
           <w:p>
@@ -4929,7 +8949,7 @@
         </w:tc>
         <w:tc>
           <w:tcPr>
-            <w:tcW w:type="dxa" w:w="4535"/>
+            <w:tcW w:type="dxa" w:w="4762"/>
             <w:shd w:val="clear" w:color="auto" w:fill="D9D9D9"/>
           </w:tcPr>
           <w:p>
@@ -4972,7 +8992,7 @@
         </w:tc>
         <w:tc>
           <w:tcPr>
-            <w:tcW w:type="dxa" w:w="2835"/>
+            <w:tcW w:type="dxa" w:w="2608"/>
           </w:tcPr>
           <w:p>
             <w:pPr>
@@ -4992,7 +9012,7 @@
         </w:tc>
         <w:tc>
           <w:tcPr>
-            <w:tcW w:type="dxa" w:w="4535"/>
+            <w:tcW w:type="dxa" w:w="4762"/>
           </w:tcPr>
           <w:p>
             <w:pPr>
@@ -5034,7 +9054,7 @@
         </w:tc>
         <w:tc>
           <w:tcPr>
-            <w:tcW w:type="dxa" w:w="2835"/>
+            <w:tcW w:type="dxa" w:w="2608"/>
           </w:tcPr>
           <w:p>
             <w:pPr>
@@ -5054,7 +9074,7 @@
         </w:tc>
         <w:tc>
           <w:tcPr>
-            <w:tcW w:type="dxa" w:w="4535"/>
+            <w:tcW w:type="dxa" w:w="4762"/>
           </w:tcPr>
           <w:p>
             <w:pPr>
@@ -5096,7 +9116,7 @@
         </w:tc>
         <w:tc>
           <w:tcPr>
-            <w:tcW w:type="dxa" w:w="2835"/>
+            <w:tcW w:type="dxa" w:w="2608"/>
           </w:tcPr>
           <w:p>
             <w:pPr>
@@ -5116,7 +9136,7 @@
         </w:tc>
         <w:tc>
           <w:tcPr>
-            <w:tcW w:type="dxa" w:w="4535"/>
+            <w:tcW w:type="dxa" w:w="4762"/>
           </w:tcPr>
           <w:p>
             <w:pPr>
@@ -5158,7 +9178,7 @@
         </w:tc>
         <w:tc>
           <w:tcPr>
-            <w:tcW w:type="dxa" w:w="2835"/>
+            <w:tcW w:type="dxa" w:w="2608"/>
           </w:tcPr>
           <w:p>
             <w:pPr>
@@ -5178,7 +9198,7 @@
         </w:tc>
         <w:tc>
           <w:tcPr>
-            <w:tcW w:type="dxa" w:w="4535"/>
+            <w:tcW w:type="dxa" w:w="4762"/>
           </w:tcPr>
           <w:p>
             <w:pPr>
@@ -5220,7 +9240,7 @@
         </w:tc>
         <w:tc>
           <w:tcPr>
-            <w:tcW w:type="dxa" w:w="2835"/>
+            <w:tcW w:type="dxa" w:w="2608"/>
           </w:tcPr>
           <w:p>
             <w:pPr>
@@ -5240,7 +9260,7 @@
         </w:tc>
         <w:tc>
           <w:tcPr>
-            <w:tcW w:type="dxa" w:w="4535"/>
+            <w:tcW w:type="dxa" w:w="4762"/>
           </w:tcPr>
           <w:p>
             <w:pPr>
@@ -5282,7 +9302,7 @@
         </w:tc>
         <w:tc>
           <w:tcPr>
-            <w:tcW w:type="dxa" w:w="2835"/>
+            <w:tcW w:type="dxa" w:w="2608"/>
           </w:tcPr>
           <w:p>
             <w:pPr>
@@ -5302,7 +9322,7 @@
         </w:tc>
         <w:tc>
           <w:tcPr>
-            <w:tcW w:type="dxa" w:w="4535"/>
+            <w:tcW w:type="dxa" w:w="4762"/>
           </w:tcPr>
           <w:p>
             <w:pPr>
@@ -5344,7 +9364,7 @@
         </w:tc>
         <w:tc>
           <w:tcPr>
-            <w:tcW w:type="dxa" w:w="2835"/>
+            <w:tcW w:type="dxa" w:w="2608"/>
           </w:tcPr>
           <w:p>
             <w:pPr>
@@ -5364,7 +9384,7 @@
         </w:tc>
         <w:tc>
           <w:tcPr>
-            <w:tcW w:type="dxa" w:w="4535"/>
+            <w:tcW w:type="dxa" w:w="4762"/>
           </w:tcPr>
           <w:p>
             <w:pPr>
@@ -5378,7 +9398,255 @@
                 <w:color w:val="000000"/>
                 <w:sz w:val="19"/>
               </w:rPr>
-              <w:t>Đúng như dự kiến sau khi đổi model — xem Mục 9. Phải chạy lại luồng streaming và cập nhật số trong test.</w:t>
+              <w:t>Đúng như dự kiến sau khi đổi model — xem Mục 11. Phải chạy lại luồng streaming và cập nhật số trong test.</w:t>
+            </w:r>
+          </w:p>
+        </w:tc>
+      </w:tr>
+      <w:tr>
+        <w:tc>
+          <w:tcPr>
+            <w:tcW w:type="dxa" w:w="2268"/>
+          </w:tcPr>
+          <w:p>
+            <w:pPr>
+              <w:spacing w:after="20"/>
+            </w:pPr>
+            <w:r>
+              <w:rPr>
+                <w:rFonts w:ascii="Calibri" w:hAnsi="Calibri" w:cs="Calibri" w:eastAsia="Calibri"/>
+                <w:b w:val="0"/>
+                <w:i w:val="0"/>
+                <w:color w:val="000000"/>
+                <w:sz w:val="19"/>
+              </w:rPr>
+              <w:t>Colab: java: command not found</w:t>
+            </w:r>
+          </w:p>
+        </w:tc>
+        <w:tc>
+          <w:tcPr>
+            <w:tcW w:type="dxa" w:w="2608"/>
+          </w:tcPr>
+          <w:p>
+            <w:pPr>
+              <w:spacing w:after="20"/>
+            </w:pPr>
+            <w:r>
+              <w:rPr>
+                <w:rFonts w:ascii="Calibri" w:hAnsi="Calibri" w:cs="Calibri" w:eastAsia="Calibri"/>
+                <w:b w:val="0"/>
+                <w:i w:val="0"/>
+                <w:color w:val="000000"/>
+                <w:sz w:val="19"/>
+              </w:rPr>
+              <w:t>Runtime hiếm khi thiếu Java, nhưng có thể</w:t>
+            </w:r>
+          </w:p>
+        </w:tc>
+        <w:tc>
+          <w:tcPr>
+            <w:tcW w:type="dxa" w:w="4762"/>
+          </w:tcPr>
+          <w:p>
+            <w:pPr>
+              <w:spacing w:after="20"/>
+            </w:pPr>
+            <w:r>
+              <w:rPr>
+                <w:rFonts w:ascii="Calibri" w:hAnsi="Calibri" w:cs="Calibri" w:eastAsia="Calibri"/>
+                <w:b w:val="0"/>
+                <w:i w:val="0"/>
+                <w:color w:val="000000"/>
+                <w:sz w:val="19"/>
+              </w:rPr>
+              <w:t>Chạy: !apt-get install -y openjdk-17-jdk-headless, rồi kiểm lại bằng java -version trước khi cài pyspark.</w:t>
+            </w:r>
+          </w:p>
+        </w:tc>
+      </w:tr>
+      <w:tr>
+        <w:tc>
+          <w:tcPr>
+            <w:tcW w:type="dxa" w:w="2268"/>
+          </w:tcPr>
+          <w:p>
+            <w:pPr>
+              <w:spacing w:after="20"/>
+            </w:pPr>
+            <w:r>
+              <w:rPr>
+                <w:rFonts w:ascii="Calibri" w:hAnsi="Calibri" w:cs="Calibri" w:eastAsia="Calibri"/>
+                <w:b w:val="0"/>
+                <w:i w:val="0"/>
+                <w:color w:val="000000"/>
+                <w:sz w:val="19"/>
+              </w:rPr>
+              <w:t>Colab: phiên bị ngắt giữa lúc huấn luyện</w:t>
+            </w:r>
+          </w:p>
+        </w:tc>
+        <w:tc>
+          <w:tcPr>
+            <w:tcW w:type="dxa" w:w="2608"/>
+          </w:tcPr>
+          <w:p>
+            <w:pPr>
+              <w:spacing w:after="20"/>
+            </w:pPr>
+            <w:r>
+              <w:rPr>
+                <w:rFonts w:ascii="Calibri" w:hAnsi="Calibri" w:cs="Calibri" w:eastAsia="Calibri"/>
+                <w:b w:val="0"/>
+                <w:i w:val="0"/>
+                <w:color w:val="000000"/>
+                <w:sz w:val="19"/>
+              </w:rPr>
+              <w:t>Hết 12 giờ, hoặc để yên quá ~90 phút không thao tác</w:t>
+            </w:r>
+          </w:p>
+        </w:tc>
+        <w:tc>
+          <w:tcPr>
+            <w:tcW w:type="dxa" w:w="4762"/>
+          </w:tcPr>
+          <w:p>
+            <w:pPr>
+              <w:spacing w:after="20"/>
+            </w:pPr>
+            <w:r>
+              <w:rPr>
+                <w:rFonts w:ascii="Calibri" w:hAnsi="Calibri" w:cs="Calibri" w:eastAsia="Calibri"/>
+                <w:b w:val="0"/>
+                <w:i w:val="0"/>
+                <w:color w:val="000000"/>
+                <w:sz w:val="19"/>
+              </w:rPr>
+              <w:t>Không có cách chạy tiếp — phải chạy lại từ đầu. Phòng ngừa: giữ tab mở, thỉnh thoảng bấm vào trang, và cân nhắc hạ subsample_pct xuống để job ngắn hơn vừa một phiên.</w:t>
+            </w:r>
+          </w:p>
+        </w:tc>
+      </w:tr>
+      <w:tr>
+        <w:tc>
+          <w:tcPr>
+            <w:tcW w:type="dxa" w:w="2268"/>
+          </w:tcPr>
+          <w:p>
+            <w:pPr>
+              <w:spacing w:after="20"/>
+            </w:pPr>
+            <w:r>
+              <w:rPr>
+                <w:rFonts w:ascii="Calibri" w:hAnsi="Calibri" w:cs="Calibri" w:eastAsia="Calibri"/>
+                <w:b w:val="0"/>
+                <w:i w:val="0"/>
+                <w:color w:val="000000"/>
+                <w:sz w:val="19"/>
+              </w:rPr>
+              <w:t>Colab: model mang về nhưng dashboard không thấy</w:t>
+            </w:r>
+          </w:p>
+        </w:tc>
+        <w:tc>
+          <w:tcPr>
+            <w:tcW w:type="dxa" w:w="2608"/>
+          </w:tcPr>
+          <w:p>
+            <w:pPr>
+              <w:spacing w:after="20"/>
+            </w:pPr>
+            <w:r>
+              <w:rPr>
+                <w:rFonts w:ascii="Calibri" w:hAnsi="Calibri" w:cs="Calibri" w:eastAsia="Calibri"/>
+                <w:b w:val="0"/>
+                <w:i w:val="0"/>
+                <w:color w:val="000000"/>
+                <w:sz w:val="19"/>
+              </w:rPr>
+              <w:t>Zip được giải nén sai vị trí</w:t>
+            </w:r>
+          </w:p>
+        </w:tc>
+        <w:tc>
+          <w:tcPr>
+            <w:tcW w:type="dxa" w:w="4762"/>
+          </w:tcPr>
+          <w:p>
+            <w:pPr>
+              <w:spacing w:after="20"/>
+            </w:pPr>
+            <w:r>
+              <w:rPr>
+                <w:rFonts w:ascii="Calibri" w:hAnsi="Calibri" w:cs="Calibri" w:eastAsia="Calibri"/>
+                <w:b w:val="0"/>
+                <w:i w:val="0"/>
+                <w:color w:val="000000"/>
+                <w:sz w:val="19"/>
+              </w:rPr>
+              <w:t>Cấu trúc giải nén phải khớp thư mục gốc dự án. Kiểm bằng cách đếm thư mục stages/ bên trong sentiment_pipeline — phải thấy đủ 7 bước.</w:t>
+            </w:r>
+          </w:p>
+        </w:tc>
+      </w:tr>
+      <w:tr>
+        <w:tc>
+          <w:tcPr>
+            <w:tcW w:type="dxa" w:w="2268"/>
+          </w:tcPr>
+          <w:p>
+            <w:pPr>
+              <w:spacing w:after="20"/>
+            </w:pPr>
+            <w:r>
+              <w:rPr>
+                <w:rFonts w:ascii="Calibri" w:hAnsi="Calibri" w:cs="Calibri" w:eastAsia="Calibri"/>
+                <w:b w:val="0"/>
+                <w:i w:val="0"/>
+                <w:color w:val="000000"/>
+                <w:sz w:val="19"/>
+              </w:rPr>
+              <w:t>Laptop: lỗi liên quan winutils.exe hoặc HADOOP_HOME</w:t>
+            </w:r>
+          </w:p>
+        </w:tc>
+        <w:tc>
+          <w:tcPr>
+            <w:tcW w:type="dxa" w:w="2608"/>
+          </w:tcPr>
+          <w:p>
+            <w:pPr>
+              <w:spacing w:after="20"/>
+            </w:pPr>
+            <w:r>
+              <w:rPr>
+                <w:rFonts w:ascii="Calibri" w:hAnsi="Calibri" w:cs="Calibri" w:eastAsia="Calibri"/>
+                <w:b w:val="0"/>
+                <w:i w:val="0"/>
+                <w:color w:val="000000"/>
+                <w:sz w:val="19"/>
+              </w:rPr>
+              <w:t>PySpark chạy trực tiếp trên Windows</w:t>
+            </w:r>
+          </w:p>
+        </w:tc>
+        <w:tc>
+          <w:tcPr>
+            <w:tcW w:type="dxa" w:w="4762"/>
+          </w:tcPr>
+          <w:p>
+            <w:pPr>
+              <w:spacing w:after="20"/>
+            </w:pPr>
+            <w:r>
+              <w:rPr>
+                <w:rFonts w:ascii="Calibri" w:hAnsi="Calibri" w:cs="Calibri" w:eastAsia="Calibri"/>
+                <w:b w:val="0"/>
+                <w:i w:val="0"/>
+                <w:color w:val="000000"/>
+                <w:sz w:val="19"/>
+              </w:rPr>
+              <w:t>Dùng WSL2 thay vì chạy trên Windows (Mục 8.2). Đây là đường đi ít ma sát nhất và tôi chưa kiểm chứng cách chữa winutils trên Windows thật.</w:t>
             </w:r>
           </w:p>
         </w:tc>
@@ -5402,7 +9670,7 @@
           <w:color w:val="1F3864"/>
           <w:sz w:val="30"/>
         </w:rPr>
-        <w:t>11. Phụ lục — bảng tra nhanh</w:t>
+        <w:t>13. Phụ lục — bảng tra nhanh</w:t>
       </w:r>
     </w:p>
     <w:p>
@@ -5417,7 +9685,7 @@
           <w:color w:val="000000"/>
           <w:sz w:val="21"/>
         </w:rPr>
-        <w:t>Toàn bộ quy trình, từ đầu đến khi có mô hình mới</w:t>
+        <w:t>Toàn bộ quy trình trên MÁY ẢO (Đường A), từ đầu đến khi có mô hình mới</w:t>
       </w:r>
     </w:p>
     <w:p>
@@ -5860,6 +10128,635 @@
           <w:sz w:val="17"/>
         </w:rPr>
         <w:t>.venv/bin/python -m pytest tests/ -q</w:t>
+      </w:r>
+    </w:p>
+    <w:p>
+      <w:pPr>
+        <w:spacing w:before="160" w:after="40"/>
+      </w:pPr>
+      <w:r>
+        <w:rPr>
+          <w:rFonts w:ascii="Calibri" w:hAnsi="Calibri" w:cs="Calibri" w:eastAsia="Calibri"/>
+          <w:b/>
+          <w:i w:val="0"/>
+          <w:color w:val="000000"/>
+          <w:sz w:val="21"/>
+        </w:rPr>
+        <w:t>Tham số theo từng nơi chạy</w:t>
+      </w:r>
+    </w:p>
+    <w:tbl>
+      <w:tblPr>
+        <w:tblStyle w:val="TableGrid"/>
+        <w:tblW w:type="auto" w:w="0"/>
+        <w:jc w:val="center"/>
+        <w:tblLook w:firstColumn="1" w:firstRow="1" w:lastColumn="0" w:lastRow="0" w:noHBand="0" w:noVBand="1" w:val="04A0"/>
+      </w:tblPr>
+      <w:tblGrid>
+        <w:gridCol w:w="2409"/>
+        <w:gridCol w:w="2409"/>
+        <w:gridCol w:w="2409"/>
+        <w:gridCol w:w="2409"/>
+      </w:tblGrid>
+      <w:tr>
+        <w:trPr>
+          <w:tblHeader/>
+        </w:trPr>
+        <w:tc>
+          <w:tcPr>
+            <w:tcW w:type="dxa" w:w="1474"/>
+            <w:shd w:val="clear" w:color="auto" w:fill="D9D9D9"/>
+          </w:tcPr>
+          <w:p>
+            <w:pPr>
+              <w:spacing w:after="20"/>
+            </w:pPr>
+            <w:r>
+              <w:rPr>
+                <w:rFonts w:ascii="Calibri" w:hAnsi="Calibri" w:cs="Calibri" w:eastAsia="Calibri"/>
+                <w:b/>
+                <w:i w:val="0"/>
+                <w:color w:val="000000"/>
+                <w:sz w:val="19"/>
+              </w:rPr>
+            </w:r>
+          </w:p>
+        </w:tc>
+        <w:tc>
+          <w:tcPr>
+            <w:tcW w:type="dxa" w:w="2381"/>
+            <w:shd w:val="clear" w:color="auto" w:fill="D9D9D9"/>
+          </w:tcPr>
+          <w:p>
+            <w:pPr>
+              <w:spacing w:after="20"/>
+            </w:pPr>
+            <w:r>
+              <w:rPr>
+                <w:rFonts w:ascii="Calibri" w:hAnsi="Calibri" w:cs="Calibri" w:eastAsia="Calibri"/>
+                <w:b/>
+                <w:i w:val="0"/>
+                <w:color w:val="000000"/>
+                <w:sz w:val="19"/>
+              </w:rPr>
+              <w:t>Đường A — máy ảo</w:t>
+            </w:r>
+          </w:p>
+        </w:tc>
+        <w:tc>
+          <w:tcPr>
+            <w:tcW w:type="dxa" w:w="3061"/>
+            <w:shd w:val="clear" w:color="auto" w:fill="D9D9D9"/>
+          </w:tcPr>
+          <w:p>
+            <w:pPr>
+              <w:spacing w:after="20"/>
+            </w:pPr>
+            <w:r>
+              <w:rPr>
+                <w:rFonts w:ascii="Calibri" w:hAnsi="Calibri" w:cs="Calibri" w:eastAsia="Calibri"/>
+                <w:b/>
+                <w:i w:val="0"/>
+                <w:color w:val="000000"/>
+                <w:sz w:val="19"/>
+              </w:rPr>
+              <w:t>Đường B — Colab</w:t>
+            </w:r>
+          </w:p>
+        </w:tc>
+        <w:tc>
+          <w:tcPr>
+            <w:tcW w:type="dxa" w:w="2721"/>
+            <w:shd w:val="clear" w:color="auto" w:fill="D9D9D9"/>
+          </w:tcPr>
+          <w:p>
+            <w:pPr>
+              <w:spacing w:after="20"/>
+            </w:pPr>
+            <w:r>
+              <w:rPr>
+                <w:rFonts w:ascii="Calibri" w:hAnsi="Calibri" w:cs="Calibri" w:eastAsia="Calibri"/>
+                <w:b/>
+                <w:i w:val="0"/>
+                <w:color w:val="000000"/>
+                <w:sz w:val="19"/>
+              </w:rPr>
+              <w:t>Đường C — laptop 16 GB</w:t>
+            </w:r>
+          </w:p>
+        </w:tc>
+      </w:tr>
+      <w:tr>
+        <w:tc>
+          <w:tcPr>
+            <w:tcW w:type="dxa" w:w="1474"/>
+          </w:tcPr>
+          <w:p>
+            <w:pPr>
+              <w:spacing w:after="20"/>
+            </w:pPr>
+            <w:r>
+              <w:rPr>
+                <w:rFonts w:ascii="Calibri" w:hAnsi="Calibri" w:cs="Calibri" w:eastAsia="Calibri"/>
+                <w:b w:val="0"/>
+                <w:i w:val="0"/>
+                <w:color w:val="000000"/>
+                <w:sz w:val="19"/>
+              </w:rPr>
+              <w:t>Cài pyspark</w:t>
+            </w:r>
+          </w:p>
+        </w:tc>
+        <w:tc>
+          <w:tcPr>
+            <w:tcW w:type="dxa" w:w="2381"/>
+          </w:tcPr>
+          <w:p>
+            <w:pPr>
+              <w:spacing w:after="20"/>
+            </w:pPr>
+            <w:r>
+              <w:rPr>
+                <w:rFonts w:ascii="Calibri" w:hAnsi="Calibri" w:cs="Calibri" w:eastAsia="Calibri"/>
+                <w:b w:val="0"/>
+                <w:i w:val="0"/>
+                <w:color w:val="000000"/>
+                <w:sz w:val="19"/>
+              </w:rPr>
+              <w:t>đã có sẵn (3.5.9)</w:t>
+            </w:r>
+          </w:p>
+        </w:tc>
+        <w:tc>
+          <w:tcPr>
+            <w:tcW w:type="dxa" w:w="3061"/>
+          </w:tcPr>
+          <w:p>
+            <w:pPr>
+              <w:spacing w:after="20"/>
+            </w:pPr>
+            <w:r>
+              <w:rPr>
+                <w:rFonts w:ascii="Calibri" w:hAnsi="Calibri" w:cs="Calibri" w:eastAsia="Calibri"/>
+                <w:b w:val="0"/>
+                <w:i w:val="0"/>
+                <w:color w:val="000000"/>
+                <w:sz w:val="19"/>
+              </w:rPr>
+              <w:t>pip install pyspark==3.5.9</w:t>
+            </w:r>
+          </w:p>
+        </w:tc>
+        <w:tc>
+          <w:tcPr>
+            <w:tcW w:type="dxa" w:w="2721"/>
+          </w:tcPr>
+          <w:p>
+            <w:pPr>
+              <w:spacing w:after="20"/>
+            </w:pPr>
+            <w:r>
+              <w:rPr>
+                <w:rFonts w:ascii="Calibri" w:hAnsi="Calibri" w:cs="Calibri" w:eastAsia="Calibri"/>
+                <w:b w:val="0"/>
+                <w:i w:val="0"/>
+                <w:color w:val="000000"/>
+                <w:sz w:val="19"/>
+              </w:rPr>
+              <w:t>pip install pyspark==3.5.9</w:t>
+            </w:r>
+          </w:p>
+        </w:tc>
+      </w:tr>
+      <w:tr>
+        <w:tc>
+          <w:tcPr>
+            <w:tcW w:type="dxa" w:w="1474"/>
+          </w:tcPr>
+          <w:p>
+            <w:pPr>
+              <w:spacing w:after="20"/>
+            </w:pPr>
+            <w:r>
+              <w:rPr>
+                <w:rFonts w:ascii="Calibri" w:hAnsi="Calibri" w:cs="Calibri" w:eastAsia="Calibri"/>
+                <w:b w:val="0"/>
+                <w:i w:val="0"/>
+                <w:color w:val="000000"/>
+                <w:sz w:val="19"/>
+              </w:rPr>
+              <w:t>--driver-memory</w:t>
+            </w:r>
+          </w:p>
+        </w:tc>
+        <w:tc>
+          <w:tcPr>
+            <w:tcW w:type="dxa" w:w="2381"/>
+          </w:tcPr>
+          <w:p>
+            <w:pPr>
+              <w:spacing w:after="20"/>
+            </w:pPr>
+            <w:r>
+              <w:rPr>
+                <w:rFonts w:ascii="Calibri" w:hAnsi="Calibri" w:cs="Calibri" w:eastAsia="Calibri"/>
+                <w:b w:val="0"/>
+                <w:i w:val="0"/>
+                <w:color w:val="000000"/>
+                <w:sz w:val="19"/>
+              </w:rPr>
+              <w:t>4g</w:t>
+            </w:r>
+          </w:p>
+        </w:tc>
+        <w:tc>
+          <w:tcPr>
+            <w:tcW w:type="dxa" w:w="3061"/>
+          </w:tcPr>
+          <w:p>
+            <w:pPr>
+              <w:spacing w:after="20"/>
+            </w:pPr>
+            <w:r>
+              <w:rPr>
+                <w:rFonts w:ascii="Calibri" w:hAnsi="Calibri" w:cs="Calibri" w:eastAsia="Calibri"/>
+                <w:b w:val="0"/>
+                <w:i w:val="0"/>
+                <w:color w:val="000000"/>
+                <w:sz w:val="19"/>
+              </w:rPr>
+              <w:t>10g</w:t>
+            </w:r>
+          </w:p>
+        </w:tc>
+        <w:tc>
+          <w:tcPr>
+            <w:tcW w:type="dxa" w:w="2721"/>
+          </w:tcPr>
+          <w:p>
+            <w:pPr>
+              <w:spacing w:after="20"/>
+            </w:pPr>
+            <w:r>
+              <w:rPr>
+                <w:rFonts w:ascii="Calibri" w:hAnsi="Calibri" w:cs="Calibri" w:eastAsia="Calibri"/>
+                <w:b w:val="0"/>
+                <w:i w:val="0"/>
+                <w:color w:val="000000"/>
+                <w:sz w:val="19"/>
+              </w:rPr>
+              <w:t>8g</w:t>
+            </w:r>
+          </w:p>
+        </w:tc>
+      </w:tr>
+      <w:tr>
+        <w:tc>
+          <w:tcPr>
+            <w:tcW w:type="dxa" w:w="1474"/>
+          </w:tcPr>
+          <w:p>
+            <w:pPr>
+              <w:spacing w:after="20"/>
+            </w:pPr>
+            <w:r>
+              <w:rPr>
+                <w:rFonts w:ascii="Calibri" w:hAnsi="Calibri" w:cs="Calibri" w:eastAsia="Calibri"/>
+                <w:b w:val="0"/>
+                <w:i w:val="0"/>
+                <w:color w:val="000000"/>
+                <w:sz w:val="19"/>
+              </w:rPr>
+              <w:t>--master</w:t>
+            </w:r>
+          </w:p>
+        </w:tc>
+        <w:tc>
+          <w:tcPr>
+            <w:tcW w:type="dxa" w:w="2381"/>
+          </w:tcPr>
+          <w:p>
+            <w:pPr>
+              <w:spacing w:after="20"/>
+            </w:pPr>
+            <w:r>
+              <w:rPr>
+                <w:rFonts w:ascii="Calibri" w:hAnsi="Calibri" w:cs="Calibri" w:eastAsia="Calibri"/>
+                <w:b w:val="0"/>
+                <w:i w:val="0"/>
+                <w:color w:val="000000"/>
+                <w:sz w:val="19"/>
+              </w:rPr>
+              <w:t>'local[2]'</w:t>
+            </w:r>
+          </w:p>
+        </w:tc>
+        <w:tc>
+          <w:tcPr>
+            <w:tcW w:type="dxa" w:w="3061"/>
+          </w:tcPr>
+          <w:p>
+            <w:pPr>
+              <w:spacing w:after="20"/>
+            </w:pPr>
+            <w:r>
+              <w:rPr>
+                <w:rFonts w:ascii="Calibri" w:hAnsi="Calibri" w:cs="Calibri" w:eastAsia="Calibri"/>
+                <w:b w:val="0"/>
+                <w:i w:val="0"/>
+                <w:color w:val="000000"/>
+                <w:sz w:val="19"/>
+              </w:rPr>
+              <w:t>'local[2]'</w:t>
+            </w:r>
+          </w:p>
+        </w:tc>
+        <w:tc>
+          <w:tcPr>
+            <w:tcW w:type="dxa" w:w="2721"/>
+          </w:tcPr>
+          <w:p>
+            <w:pPr>
+              <w:spacing w:after="20"/>
+            </w:pPr>
+            <w:r>
+              <w:rPr>
+                <w:rFonts w:ascii="Calibri" w:hAnsi="Calibri" w:cs="Calibri" w:eastAsia="Calibri"/>
+                <w:b w:val="0"/>
+                <w:i w:val="0"/>
+                <w:color w:val="000000"/>
+                <w:sz w:val="19"/>
+              </w:rPr>
+              <w:t>'local[3]'</w:t>
+            </w:r>
+          </w:p>
+        </w:tc>
+      </w:tr>
+      <w:tr>
+        <w:tc>
+          <w:tcPr>
+            <w:tcW w:type="dxa" w:w="1474"/>
+          </w:tcPr>
+          <w:p>
+            <w:pPr>
+              <w:spacing w:after="20"/>
+            </w:pPr>
+            <w:r>
+              <w:rPr>
+                <w:rFonts w:ascii="Calibri" w:hAnsi="Calibri" w:cs="Calibri" w:eastAsia="Calibri"/>
+                <w:b w:val="0"/>
+                <w:i w:val="0"/>
+                <w:color w:val="000000"/>
+                <w:sz w:val="19"/>
+              </w:rPr>
+              <w:t>prepare.py</w:t>
+            </w:r>
+          </w:p>
+        </w:tc>
+        <w:tc>
+          <w:tcPr>
+            <w:tcW w:type="dxa" w:w="2381"/>
+          </w:tcPr>
+          <w:p>
+            <w:pPr>
+              <w:spacing w:after="20"/>
+            </w:pPr>
+            <w:r>
+              <w:rPr>
+                <w:rFonts w:ascii="Calibri" w:hAnsi="Calibri" w:cs="Calibri" w:eastAsia="Calibri"/>
+                <w:b w:val="0"/>
+                <w:i w:val="0"/>
+                <w:color w:val="000000"/>
+                <w:sz w:val="19"/>
+              </w:rPr>
+              <w:t>chạy ở đây</w:t>
+            </w:r>
+          </w:p>
+        </w:tc>
+        <w:tc>
+          <w:tcPr>
+            <w:tcW w:type="dxa" w:w="3061"/>
+          </w:tcPr>
+          <w:p>
+            <w:pPr>
+              <w:spacing w:after="20"/>
+            </w:pPr>
+            <w:r>
+              <w:rPr>
+                <w:rFonts w:ascii="Calibri" w:hAnsi="Calibri" w:cs="Calibri" w:eastAsia="Calibri"/>
+                <w:b w:val="0"/>
+                <w:i w:val="0"/>
+                <w:color w:val="000000"/>
+                <w:sz w:val="19"/>
+              </w:rPr>
+              <w:t>chạy trên máy ảo trước</w:t>
+            </w:r>
+          </w:p>
+        </w:tc>
+        <w:tc>
+          <w:tcPr>
+            <w:tcW w:type="dxa" w:w="2721"/>
+          </w:tcPr>
+          <w:p>
+            <w:pPr>
+              <w:spacing w:after="20"/>
+            </w:pPr>
+            <w:r>
+              <w:rPr>
+                <w:rFonts w:ascii="Calibri" w:hAnsi="Calibri" w:cs="Calibri" w:eastAsia="Calibri"/>
+                <w:b w:val="0"/>
+                <w:i w:val="0"/>
+                <w:color w:val="000000"/>
+                <w:sz w:val="19"/>
+              </w:rPr>
+              <w:t>chạy trên máy ảo trước</w:t>
+            </w:r>
+          </w:p>
+        </w:tc>
+      </w:tr>
+      <w:tr>
+        <w:tc>
+          <w:tcPr>
+            <w:tcW w:type="dxa" w:w="1474"/>
+          </w:tcPr>
+          <w:p>
+            <w:pPr>
+              <w:spacing w:after="20"/>
+            </w:pPr>
+            <w:r>
+              <w:rPr>
+                <w:rFonts w:ascii="Calibri" w:hAnsi="Calibri" w:cs="Calibri" w:eastAsia="Calibri"/>
+                <w:b w:val="0"/>
+                <w:i w:val="0"/>
+                <w:color w:val="000000"/>
+                <w:sz w:val="19"/>
+              </w:rPr>
+              <w:t>Dữ liệu vào</w:t>
+            </w:r>
+          </w:p>
+        </w:tc>
+        <w:tc>
+          <w:tcPr>
+            <w:tcW w:type="dxa" w:w="2381"/>
+          </w:tcPr>
+          <w:p>
+            <w:pPr>
+              <w:spacing w:after="20"/>
+            </w:pPr>
+            <w:r>
+              <w:rPr>
+                <w:rFonts w:ascii="Calibri" w:hAnsi="Calibri" w:cs="Calibri" w:eastAsia="Calibri"/>
+                <w:b w:val="0"/>
+                <w:i w:val="0"/>
+                <w:color w:val="000000"/>
+                <w:sz w:val="19"/>
+              </w:rPr>
+              <w:t>có sẵn</w:t>
+            </w:r>
+          </w:p>
+        </w:tc>
+        <w:tc>
+          <w:tcPr>
+            <w:tcW w:type="dxa" w:w="3061"/>
+          </w:tcPr>
+          <w:p>
+            <w:pPr>
+              <w:spacing w:after="20"/>
+            </w:pPr>
+            <w:r>
+              <w:rPr>
+                <w:rFonts w:ascii="Calibri" w:hAnsi="Calibri" w:cs="Calibri" w:eastAsia="Calibri"/>
+                <w:b w:val="0"/>
+                <w:i w:val="0"/>
+                <w:color w:val="000000"/>
+                <w:sz w:val="19"/>
+              </w:rPr>
+              <w:t>3 file parquet qua Drive (~310 MB)</w:t>
+            </w:r>
+          </w:p>
+        </w:tc>
+        <w:tc>
+          <w:tcPr>
+            <w:tcW w:type="dxa" w:w="2721"/>
+          </w:tcPr>
+          <w:p>
+            <w:pPr>
+              <w:spacing w:after="20"/>
+            </w:pPr>
+            <w:r>
+              <w:rPr>
+                <w:rFonts w:ascii="Calibri" w:hAnsi="Calibri" w:cs="Calibri" w:eastAsia="Calibri"/>
+                <w:b w:val="0"/>
+                <w:i w:val="0"/>
+                <w:color w:val="000000"/>
+                <w:sz w:val="19"/>
+              </w:rPr>
+              <w:t>3 file parquet qua scp</w:t>
+            </w:r>
+          </w:p>
+        </w:tc>
+      </w:tr>
+      <w:tr>
+        <w:tc>
+          <w:tcPr>
+            <w:tcW w:type="dxa" w:w="1474"/>
+          </w:tcPr>
+          <w:p>
+            <w:pPr>
+              <w:spacing w:after="20"/>
+            </w:pPr>
+            <w:r>
+              <w:rPr>
+                <w:rFonts w:ascii="Calibri" w:hAnsi="Calibri" w:cs="Calibri" w:eastAsia="Calibri"/>
+                <w:b w:val="0"/>
+                <w:i w:val="0"/>
+                <w:color w:val="000000"/>
+                <w:sz w:val="19"/>
+              </w:rPr>
+              <w:t>Kết quả ra</w:t>
+            </w:r>
+          </w:p>
+        </w:tc>
+        <w:tc>
+          <w:tcPr>
+            <w:tcW w:type="dxa" w:w="2381"/>
+          </w:tcPr>
+          <w:p>
+            <w:pPr>
+              <w:spacing w:after="20"/>
+            </w:pPr>
+            <w:r>
+              <w:rPr>
+                <w:rFonts w:ascii="Calibri" w:hAnsi="Calibri" w:cs="Calibri" w:eastAsia="Calibri"/>
+                <w:b w:val="0"/>
+                <w:i w:val="0"/>
+                <w:color w:val="000000"/>
+                <w:sz w:val="19"/>
+              </w:rPr>
+              <w:t>ở nguyên chỗ</w:t>
+            </w:r>
+          </w:p>
+        </w:tc>
+        <w:tc>
+          <w:tcPr>
+            <w:tcW w:type="dxa" w:w="3061"/>
+          </w:tcPr>
+          <w:p>
+            <w:pPr>
+              <w:spacing w:after="20"/>
+            </w:pPr>
+            <w:r>
+              <w:rPr>
+                <w:rFonts w:ascii="Calibri" w:hAnsi="Calibri" w:cs="Calibri" w:eastAsia="Calibri"/>
+                <w:b w:val="0"/>
+                <w:i w:val="0"/>
+                <w:color w:val="000000"/>
+                <w:sz w:val="19"/>
+              </w:rPr>
+              <w:t>zip rồi tải về, giải nén ở gốc dự án</w:t>
+            </w:r>
+          </w:p>
+        </w:tc>
+        <w:tc>
+          <w:tcPr>
+            <w:tcW w:type="dxa" w:w="2721"/>
+          </w:tcPr>
+          <w:p>
+            <w:pPr>
+              <w:spacing w:after="20"/>
+            </w:pPr>
+            <w:r>
+              <w:rPr>
+                <w:rFonts w:ascii="Calibri" w:hAnsi="Calibri" w:cs="Calibri" w:eastAsia="Calibri"/>
+                <w:b w:val="0"/>
+                <w:i w:val="0"/>
+                <w:color w:val="000000"/>
+                <w:sz w:val="19"/>
+              </w:rPr>
+              <w:t>ở nguyên chỗ</w:t>
+            </w:r>
+          </w:p>
+        </w:tc>
+      </w:tr>
+    </w:tbl>
+    <w:p>
+      <w:pPr>
+        <w:spacing w:before="0" w:after="40"/>
+      </w:pPr>
+    </w:p>
+    <w:p>
+      <w:pPr>
+        <w:spacing w:before="160" w:after="40"/>
+      </w:pPr>
+      <w:r>
+        <w:rPr>
+          <w:rFonts w:ascii="Calibri" w:hAnsi="Calibri" w:cs="Calibri" w:eastAsia="Calibri"/>
+          <w:b/>
+          <w:i w:val="0"/>
+          <w:color w:val="000000"/>
+          <w:sz w:val="21"/>
+        </w:rPr>
+        <w:t>Sinh ra cái gì, mất bao lâu</w:t>
       </w:r>
     </w:p>
     <w:tbl>
@@ -5999,7 +10896,7 @@
                 <w:color w:val="000000"/>
                 <w:sz w:val="19"/>
               </w:rPr>
-              <w:t>~1–2 phút (đo: 74 s)</w:t>
+              <w:t>~1–2 phút (đo: 74 s ở mức 20%)</w:t>
             </w:r>
           </w:p>
         </w:tc>
@@ -6103,7 +11000,7 @@
                 <w:color w:val="000000"/>
                 <w:sz w:val="19"/>
               </w:rPr>
-              <w:t>outputs/models/sentiment_pipeline/</w:t>
+              <w:t>outputs/models/sentiment_pipeline/ (44 file, 904 KB)</w:t>
             </w:r>
           </w:p>
         </w:tc>
@@ -6401,6 +11298,36 @@
           <w:sz w:val="17"/>
         </w:rPr>
         <w:t>pdffonts /tmp/pdfcheck/huong_dan_huan_luyen.pdf   # phải thấy Carlito</w:t>
+      </w:r>
+    </w:p>
+    <w:p>
+      <w:pPr>
+        <w:spacing w:before="160" w:after="40"/>
+      </w:pPr>
+      <w:r>
+        <w:rPr>
+          <w:rFonts w:ascii="Calibri" w:hAnsi="Calibri" w:cs="Calibri" w:eastAsia="Calibri"/>
+          <w:b/>
+          <w:i w:val="0"/>
+          <w:color w:val="000000"/>
+          <w:sz w:val="21"/>
+        </w:rPr>
+        <w:t>Nguồn thông số Colab trong tài liệu này</w:t>
+      </w:r>
+    </w:p>
+    <w:p>
+      <w:pPr>
+        <w:spacing w:before="0" w:after="80"/>
+      </w:pPr>
+      <w:r>
+        <w:rPr>
+          <w:rFonts w:ascii="Calibri" w:hAnsi="Calibri" w:cs="Calibri" w:eastAsia="Calibri"/>
+          <w:b w:val="0"/>
+          <w:i w:val="0"/>
+          <w:color w:val="000000"/>
+          <w:sz w:val="21"/>
+        </w:rPr>
+        <w:t>Google KHÔNG công bố cố định cấu hình của bản miễn phí — các mức RAM, số nhân và giới hạn thời gian đều thay đổi theo tải hệ thống. Các số ở Mục 2 là mức cộng đồng đo được và Google ghi rõ là "có thể thay đổi". Vì vậy Ô 1 của notebook kiểm lại bằng lệnh thay vì tin vào tài liệu này.</w:t>
       </w:r>
     </w:p>
     <w:sectPr>
